--- a/Documentação Livros.docx
+++ b/Documentação Livros.docx
@@ -2234,6 +2234,68 @@
       </w:pPr>
       <w:r>
         <w:rPr>
+          <w:noProof/>
+          <w:sz w:val="28"/>
+          <w:szCs w:val="28"/>
+        </w:rPr>
+        <w:drawing>
+          <wp:anchor distT="0" distB="0" distL="114300" distR="114300" simplePos="0" relativeHeight="251660288" behindDoc="0" locked="0" layoutInCell="1" allowOverlap="1" wp14:anchorId="525D10B7" wp14:editId="3898C12C">
+            <wp:simplePos x="0" y="0"/>
+            <wp:positionH relativeFrom="margin">
+              <wp:align>right</wp:align>
+            </wp:positionH>
+            <wp:positionV relativeFrom="paragraph">
+              <wp:posOffset>886460</wp:posOffset>
+            </wp:positionV>
+            <wp:extent cx="5391150" cy="6140788"/>
+            <wp:effectExtent l="0" t="0" r="0" b="0"/>
+            <wp:wrapTopAndBottom/>
+            <wp:docPr id="654760077" name="Imagem 2"/>
+            <wp:cNvGraphicFramePr>
+              <a:graphicFrameLocks xmlns:a="http://schemas.openxmlformats.org/drawingml/2006/main" noChangeAspect="1"/>
+            </wp:cNvGraphicFramePr>
+            <a:graphic xmlns:a="http://schemas.openxmlformats.org/drawingml/2006/main">
+              <a:graphicData uri="http://schemas.openxmlformats.org/drawingml/2006/picture">
+                <pic:pic xmlns:pic="http://schemas.openxmlformats.org/drawingml/2006/picture">
+                  <pic:nvPicPr>
+                    <pic:cNvPr id="654760077" name="Imagem 654760077"/>
+                    <pic:cNvPicPr/>
+                  </pic:nvPicPr>
+                  <pic:blipFill>
+                    <a:blip r:embed="rId6">
+                      <a:extLst>
+                        <a:ext uri="{28A0092B-C50C-407E-A947-70E740481C1C}">
+                          <a14:useLocalDpi xmlns:a14="http://schemas.microsoft.com/office/drawing/2010/main" val="0"/>
+                        </a:ext>
+                      </a:extLst>
+                    </a:blip>
+                    <a:stretch>
+                      <a:fillRect/>
+                    </a:stretch>
+                  </pic:blipFill>
+                  <pic:spPr>
+                    <a:xfrm>
+                      <a:off x="0" y="0"/>
+                      <a:ext cx="5391150" cy="6140788"/>
+                    </a:xfrm>
+                    <a:prstGeom prst="rect">
+                      <a:avLst/>
+                    </a:prstGeom>
+                  </pic:spPr>
+                </pic:pic>
+              </a:graphicData>
+            </a:graphic>
+            <wp14:sizeRelH relativeFrom="margin">
+              <wp14:pctWidth>0</wp14:pctWidth>
+            </wp14:sizeRelH>
+            <wp14:sizeRelV relativeFrom="margin">
+              <wp14:pctHeight>0</wp14:pctHeight>
+            </wp14:sizeRelV>
+          </wp:anchor>
+        </w:drawing>
+      </w:r>
+      <w:r>
+        <w:rPr>
           <w:sz w:val="28"/>
           <w:szCs w:val="28"/>
         </w:rPr>
@@ -2343,86 +2405,6 @@
           <w:szCs w:val="28"/>
         </w:rPr>
         <w:t xml:space="preserve">) </w:t>
-      </w:r>
-    </w:p>
-    <w:p>
-      <w:pPr>
-        <w:rPr>
-          <w:sz w:val="32"/>
-          <w:szCs w:val="32"/>
-        </w:rPr>
-      </w:pPr>
-      <w:hyperlink r:id="rId6" w:history="1">
-        <w:r>
-          <w:rPr>
-            <w:rStyle w:val="Hyperlink"/>
-            <w:sz w:val="32"/>
-            <w:szCs w:val="32"/>
-          </w:rPr>
-          <w:t>https://trello.com/b/6oArYACB/biblioteca-senai</w:t>
-        </w:r>
-      </w:hyperlink>
-    </w:p>
-    <w:p>
-      <w:pPr>
-        <w:rPr>
-          <w:sz w:val="32"/>
-          <w:szCs w:val="32"/>
-        </w:rPr>
-      </w:pPr>
-    </w:p>
-    <w:p>
-      <w:pPr>
-        <w:rPr>
-          <w:sz w:val="32"/>
-          <w:szCs w:val="32"/>
-        </w:rPr>
-      </w:pPr>
-    </w:p>
-    <w:p>
-      <w:pPr>
-        <w:pStyle w:val="PargrafodaLista"/>
-        <w:numPr>
-          <w:ilvl w:val="0"/>
-          <w:numId w:val="7"/>
-        </w:numPr>
-        <w:rPr>
-          <w:b/>
-          <w:bCs/>
-          <w:sz w:val="32"/>
-          <w:szCs w:val="32"/>
-        </w:rPr>
-      </w:pPr>
-      <w:r>
-        <w:rPr>
-          <w:b/>
-          <w:bCs/>
-          <w:sz w:val="32"/>
-          <w:szCs w:val="32"/>
-        </w:rPr>
-        <w:t>Versionamento:</w:t>
-      </w:r>
-    </w:p>
-    <w:p>
-      <w:pPr>
-        <w:rPr>
-          <w:sz w:val="28"/>
-          <w:szCs w:val="28"/>
-        </w:rPr>
-      </w:pPr>
-      <w:r>
-        <w:rPr>
-          <w:sz w:val="28"/>
-          <w:szCs w:val="28"/>
-        </w:rPr>
-        <w:t xml:space="preserve">O </w:t>
-      </w:r>
-      <w:r>
-        <w:rPr>
-          <w:sz w:val="28"/>
-          <w:szCs w:val="28"/>
-        </w:rPr>
-        <w:t>Versionamento (ou Controle de Versão) é o sistema que registra todas as alterações feitas em um código ao longo do tempo. É o "seguro de vida" e a "máquina do tempo" do desenvolvedor.</w:t>
       </w:r>
     </w:p>
     <w:p>
@@ -2446,27 +2428,14 @@
     <w:p>
       <w:pPr>
         <w:rPr>
-          <w:b/>
-          <w:bCs/>
-          <w:sz w:val="32"/>
-          <w:szCs w:val="32"/>
-        </w:rPr>
-      </w:pPr>
-      <w:r>
-        <w:rPr>
-          <w:b/>
-          <w:bCs/>
-          <w:sz w:val="32"/>
-          <w:szCs w:val="32"/>
-        </w:rPr>
-        <w:t>GitHub</w:t>
-      </w:r>
-    </w:p>
-    <w:p>
-      <w:pPr>
-        <w:rPr>
-          <w:b/>
-          <w:bCs/>
+          <w:sz w:val="32"/>
+          <w:szCs w:val="32"/>
+        </w:rPr>
+      </w:pPr>
+    </w:p>
+    <w:p>
+      <w:pPr>
+        <w:rPr>
           <w:sz w:val="32"/>
           <w:szCs w:val="32"/>
         </w:rPr>
@@ -2477,7 +2446,7 @@
         <w:pStyle w:val="PargrafodaLista"/>
         <w:numPr>
           <w:ilvl w:val="0"/>
-          <w:numId w:val="13"/>
+          <w:numId w:val="7"/>
         </w:numPr>
         <w:rPr>
           <w:b/>
@@ -2493,21 +2462,33 @@
           <w:sz w:val="32"/>
           <w:szCs w:val="32"/>
         </w:rPr>
-        <w:t>Documentação</w:t>
+        <w:t>Versionamento:</w:t>
+      </w:r>
+    </w:p>
+    <w:p>
+      <w:pPr>
+        <w:rPr>
+          <w:sz w:val="28"/>
+          <w:szCs w:val="28"/>
+        </w:rPr>
+      </w:pPr>
+      <w:r>
+        <w:rPr>
+          <w:sz w:val="28"/>
+          <w:szCs w:val="28"/>
+        </w:rPr>
+        <w:t xml:space="preserve">O </w:t>
       </w:r>
       <w:r>
         <w:rPr>
-          <w:b/>
-          <w:bCs/>
-          <w:sz w:val="32"/>
-          <w:szCs w:val="32"/>
-        </w:rPr>
-        <w:t>:</w:t>
+          <w:sz w:val="28"/>
+          <w:szCs w:val="28"/>
+        </w:rPr>
+        <w:t>Versionamento (ou Controle de Versão) é o sistema que registra todas as alterações feitas em um código ao longo do tempo. É o "seguro de vida" e a "máquina do tempo" do desenvolvedor.</w:t>
       </w:r>
     </w:p>
     <w:p>
       <w:pPr>
-        <w:pStyle w:val="PargrafodaLista"/>
         <w:rPr>
           <w:sz w:val="32"/>
           <w:szCs w:val="32"/>
@@ -2533,23 +2514,176 @@
           <w:szCs w:val="32"/>
         </w:rPr>
       </w:pPr>
-    </w:p>
-    <w:p>
-      <w:pPr>
-        <w:rPr>
-          <w:b/>
-          <w:bCs/>
-          <w:sz w:val="28"/>
-          <w:szCs w:val="28"/>
-        </w:rPr>
-      </w:pPr>
       <w:r>
         <w:rPr>
           <w:b/>
           <w:bCs/>
-          <w:sz w:val="28"/>
-          <w:szCs w:val="28"/>
-        </w:rPr>
+          <w:sz w:val="32"/>
+          <w:szCs w:val="32"/>
+        </w:rPr>
+        <w:t>GitHub</w:t>
+      </w:r>
+    </w:p>
+    <w:p>
+      <w:pPr>
+        <w:rPr>
+          <w:b/>
+          <w:bCs/>
+          <w:sz w:val="32"/>
+          <w:szCs w:val="32"/>
+        </w:rPr>
+      </w:pPr>
+      <w:hyperlink r:id="rId9" w:history="1">
+        <w:r>
+          <w:rPr>
+            <w:rStyle w:val="Hyperlink"/>
+            <w:b/>
+            <w:bCs/>
+            <w:sz w:val="32"/>
+            <w:szCs w:val="32"/>
+          </w:rPr>
+          <w:t>https://github.com/MariaEduarda-Nepo/ProjetoEstoqueLivros.git</w:t>
+        </w:r>
+      </w:hyperlink>
+      <w:r>
+        <w:rPr>
+          <w:b/>
+          <w:bCs/>
+          <w:sz w:val="32"/>
+          <w:szCs w:val="32"/>
+        </w:rPr>
+        <w:t xml:space="preserve"> </w:t>
+      </w:r>
+    </w:p>
+    <w:p>
+      <w:pPr>
+        <w:rPr>
+          <w:b/>
+          <w:bCs/>
+          <w:sz w:val="32"/>
+          <w:szCs w:val="32"/>
+        </w:rPr>
+      </w:pPr>
+    </w:p>
+    <w:p>
+      <w:pPr>
+        <w:pStyle w:val="PargrafodaLista"/>
+        <w:numPr>
+          <w:ilvl w:val="0"/>
+          <w:numId w:val="13"/>
+        </w:numPr>
+        <w:rPr>
+          <w:b/>
+          <w:bCs/>
+          <w:sz w:val="32"/>
+          <w:szCs w:val="32"/>
+        </w:rPr>
+      </w:pPr>
+      <w:r>
+        <w:rPr>
+          <w:b/>
+          <w:bCs/>
+          <w:sz w:val="32"/>
+          <w:szCs w:val="32"/>
+        </w:rPr>
+        <w:t>Documentação</w:t>
+      </w:r>
+      <w:r>
+        <w:rPr>
+          <w:b/>
+          <w:bCs/>
+          <w:sz w:val="32"/>
+          <w:szCs w:val="32"/>
+        </w:rPr>
+        <w:t>:</w:t>
+      </w:r>
+    </w:p>
+    <w:p>
+      <w:pPr>
+        <w:pStyle w:val="PargrafodaLista"/>
+        <w:rPr>
+          <w:sz w:val="32"/>
+          <w:szCs w:val="32"/>
+        </w:rPr>
+      </w:pPr>
+      <w:hyperlink r:id="rId10" w:history="1">
+        <w:r>
+          <w:rPr>
+            <w:rStyle w:val="Hyperlink"/>
+            <w:sz w:val="32"/>
+            <w:szCs w:val="32"/>
+          </w:rPr>
+          <w:t>https://trello.com/b/6oArYACB/biblioteca-senai</w:t>
+        </w:r>
+      </w:hyperlink>
+    </w:p>
+    <w:p>
+      <w:pPr>
+        <w:rPr>
+          <w:b/>
+          <w:bCs/>
+          <w:sz w:val="32"/>
+          <w:szCs w:val="32"/>
+        </w:rPr>
+      </w:pPr>
+    </w:p>
+    <w:p>
+      <w:pPr>
+        <w:rPr>
+          <w:b/>
+          <w:bCs/>
+          <w:sz w:val="32"/>
+          <w:szCs w:val="32"/>
+        </w:rPr>
+      </w:pPr>
+    </w:p>
+    <w:p>
+      <w:pPr>
+        <w:rPr>
+          <w:b/>
+          <w:bCs/>
+          <w:sz w:val="32"/>
+          <w:szCs w:val="32"/>
+        </w:rPr>
+      </w:pPr>
+    </w:p>
+    <w:p>
+      <w:pPr>
+        <w:rPr>
+          <w:b/>
+          <w:bCs/>
+          <w:sz w:val="32"/>
+          <w:szCs w:val="32"/>
+        </w:rPr>
+      </w:pPr>
+    </w:p>
+    <w:p>
+      <w:pPr>
+        <w:rPr>
+          <w:b/>
+          <w:bCs/>
+          <w:sz w:val="32"/>
+          <w:szCs w:val="32"/>
+        </w:rPr>
+      </w:pPr>
+    </w:p>
+    <w:p>
+      <w:pPr>
+        <w:rPr>
+          <w:b/>
+          <w:bCs/>
+          <w:sz w:val="28"/>
+          <w:szCs w:val="28"/>
+        </w:rPr>
+      </w:pPr>
+      <w:r>
+        <w:rPr>
+          <w:b/>
+          <w:bCs/>
+          <w:sz w:val="28"/>
+          <w:szCs w:val="28"/>
+        </w:rPr>
+        <w:lastRenderedPageBreak/>
         <w:t>SPRINT 2 - 13/03/2026 e 18/03/2026</w:t>
       </w:r>
     </w:p>
@@ -2816,7 +2950,7 @@
                     <pic:cNvPicPr/>
                   </pic:nvPicPr>
                   <pic:blipFill>
-                    <a:blip r:embed="rId9">
+                    <a:blip r:embed="rId11">
                       <a:extLst>
                         <a:ext uri="{28A0092B-C50C-407E-A947-70E740481C1C}">
                           <a14:useLocalDpi xmlns:a14="http://schemas.microsoft.com/office/drawing/2010/main" val="0"/>
@@ -2973,7 +3107,7 @@
                     <pic:cNvPicPr/>
                   </pic:nvPicPr>
                   <pic:blipFill>
-                    <a:blip r:embed="rId10">
+                    <a:blip r:embed="rId12">
                       <a:extLst>
                         <a:ext uri="{28A0092B-C50C-407E-A947-70E740481C1C}">
                           <a14:useLocalDpi xmlns:a14="http://schemas.microsoft.com/office/drawing/2010/main" val="0"/>
@@ -3382,6 +3516,7 @@
     </w:p>
     <w:p>
       <w:pPr>
+        <w:jc w:val="center"/>
         <w:rPr>
           <w:b/>
           <w:bCs/>
@@ -3394,19 +3529,6 @@
     </w:p>
     <w:p>
       <w:pPr>
-        <w:jc w:val="center"/>
-        <w:rPr>
-          <w:b/>
-          <w:bCs/>
-          <w:i/>
-          <w:iCs/>
-          <w:sz w:val="32"/>
-          <w:szCs w:val="32"/>
-        </w:rPr>
-      </w:pPr>
-    </w:p>
-    <w:p>
-      <w:pPr>
         <w:rPr>
           <w:b/>
           <w:bCs/>
@@ -3421,6 +3543,7 @@
           <w:sz w:val="28"/>
           <w:szCs w:val="28"/>
         </w:rPr>
+        <w:lastRenderedPageBreak/>
         <w:t>SPRINT 4 - 29/04/2026 e 08/05/2026</w:t>
       </w:r>
     </w:p>
@@ -3684,16 +3807,6 @@
         <w:rPr>
           <w:b/>
           <w:bCs/>
-          <w:sz w:val="32"/>
-          <w:szCs w:val="32"/>
-        </w:rPr>
-      </w:pPr>
-    </w:p>
-    <w:p>
-      <w:pPr>
-        <w:rPr>
-          <w:b/>
-          <w:bCs/>
           <w:sz w:val="28"/>
           <w:szCs w:val="28"/>
         </w:rPr>
@@ -3705,6 +3818,7 @@
           <w:sz w:val="28"/>
           <w:szCs w:val="28"/>
         </w:rPr>
+        <w:lastRenderedPageBreak/>
         <w:t>SPRINT 5 - 27/05/2026 e 29/05/2026</w:t>
       </w:r>
     </w:p>
@@ -3990,6 +4104,7 @@
           <w:sz w:val="28"/>
           <w:szCs w:val="28"/>
         </w:rPr>
+        <w:lastRenderedPageBreak/>
         <w:t>SPRINT 6 - 12/06/2026 e 17/06/2026</w:t>
       </w:r>
     </w:p>

--- a/Documentação Livros.docx
+++ b/Documentação Livros.docx
@@ -4,54 +4,52 @@
   <w:body>
     <w:p>
       <w:pPr>
-        <w:jc w:val="center"/>
-        <w:rPr>
-          <w:rFonts w:ascii="Calibri" w:hAnsi="Calibri" w:cs="Calibri"/>
+        <w:rPr>
           <w:b/>
           <w:bCs/>
-          <w:i/>
-          <w:iCs/>
-          <w:sz w:val="28"/>
-          <w:szCs w:val="28"/>
-        </w:rPr>
-      </w:pPr>
-      <w:r>
-        <w:rPr>
-          <w:rFonts w:ascii="Calibri" w:hAnsi="Calibri" w:cs="Calibri"/>
+          <w:sz w:val="32"/>
+          <w:szCs w:val="32"/>
+        </w:rPr>
+      </w:pPr>
+    </w:p>
+    <w:p>
+      <w:pPr>
+        <w:jc w:val="center"/>
+        <w:rPr>
+          <w:rFonts w:ascii="Times New Roman" w:hAnsi="Times New Roman" w:cs="Times New Roman"/>
           <w:b/>
-          <w:bCs/>
-          <w:i/>
-          <w:iCs/>
-          <w:sz w:val="28"/>
-          <w:szCs w:val="28"/>
-        </w:rPr>
-        <w:t xml:space="preserve">Luiza Takemi Araujo Dos Santos </w:t>
+          <w:sz w:val="32"/>
+          <w:szCs w:val="32"/>
+        </w:rPr>
+      </w:pPr>
+      <w:r>
+        <w:rPr>
+          <w:rFonts w:ascii="Times New Roman" w:hAnsi="Times New Roman" w:cs="Times New Roman"/>
+          <w:b/>
+          <w:sz w:val="32"/>
+          <w:szCs w:val="32"/>
+        </w:rPr>
+        <w:t>LUIZA TAKEMI ARAUJO DOS SANTOS</w:t>
       </w:r>
     </w:p>
     <w:p>
       <w:pPr>
         <w:jc w:val="center"/>
         <w:rPr>
-          <w:rFonts w:ascii="Calibri" w:hAnsi="Calibri" w:cs="Calibri"/>
+          <w:rFonts w:ascii="Times New Roman" w:hAnsi="Times New Roman" w:cs="Times New Roman"/>
           <w:b/>
-          <w:bCs/>
-          <w:i/>
-          <w:iCs/>
-          <w:sz w:val="28"/>
-          <w:szCs w:val="28"/>
-        </w:rPr>
-      </w:pPr>
-      <w:r>
-        <w:rPr>
-          <w:rFonts w:ascii="Calibri" w:hAnsi="Calibri" w:cs="Calibri"/>
+          <w:sz w:val="32"/>
+          <w:szCs w:val="32"/>
+        </w:rPr>
+      </w:pPr>
+      <w:r>
+        <w:rPr>
+          <w:rFonts w:ascii="Times New Roman" w:hAnsi="Times New Roman" w:cs="Times New Roman"/>
           <w:b/>
-          <w:bCs/>
-          <w:i/>
-          <w:iCs/>
-          <w:sz w:val="28"/>
-          <w:szCs w:val="28"/>
-        </w:rPr>
-        <w:t xml:space="preserve"> Maria Eduarda Nepomuceno Alves</w:t>
+          <w:sz w:val="32"/>
+          <w:szCs w:val="32"/>
+        </w:rPr>
+        <w:t>MARIA EDUARDA NEPOMUCENO ALVES</w:t>
       </w:r>
     </w:p>
     <w:p/>
@@ -66,233 +64,1200 @@
     <w:p/>
     <w:p>
       <w:pPr>
+        <w:rPr>
+          <w:rFonts w:ascii="Times New Roman" w:hAnsi="Times New Roman" w:cs="Times New Roman"/>
+        </w:rPr>
+      </w:pPr>
+    </w:p>
+    <w:p>
+      <w:pPr>
         <w:jc w:val="center"/>
         <w:rPr>
+          <w:rFonts w:ascii="Times New Roman" w:hAnsi="Times New Roman" w:cs="Times New Roman"/>
+          <w:sz w:val="56"/>
+          <w:szCs w:val="56"/>
+        </w:rPr>
+      </w:pPr>
+      <w:r>
+        <w:rPr>
+          <w:rFonts w:ascii="Times New Roman" w:hAnsi="Times New Roman" w:cs="Times New Roman"/>
+          <w:sz w:val="56"/>
+          <w:szCs w:val="56"/>
+        </w:rPr>
+        <w:t>“Controle de Estoque”</w:t>
+      </w:r>
+    </w:p>
+    <w:p>
+      <w:pPr>
+        <w:jc w:val="center"/>
+        <w:rPr>
+          <w:rFonts w:ascii="Times New Roman" w:hAnsi="Times New Roman" w:cs="Times New Roman"/>
+          <w:i/>
+          <w:sz w:val="28"/>
+          <w:szCs w:val="28"/>
+        </w:rPr>
+      </w:pPr>
+    </w:p>
+    <w:p>
+      <w:pPr>
+        <w:jc w:val="center"/>
+        <w:rPr>
+          <w:rFonts w:ascii="Times New Roman" w:hAnsi="Times New Roman" w:cs="Times New Roman"/>
+          <w:i/>
+          <w:sz w:val="28"/>
+          <w:szCs w:val="28"/>
+        </w:rPr>
+      </w:pPr>
+    </w:p>
+    <w:p>
+      <w:pPr>
+        <w:jc w:val="center"/>
+        <w:rPr>
+          <w:rFonts w:ascii="Times New Roman" w:hAnsi="Times New Roman" w:cs="Times New Roman"/>
+          <w:i/>
+          <w:sz w:val="28"/>
+          <w:szCs w:val="28"/>
+        </w:rPr>
+      </w:pPr>
+    </w:p>
+    <w:p>
+      <w:pPr>
+        <w:jc w:val="center"/>
+        <w:rPr>
+          <w:rFonts w:ascii="Times New Roman" w:hAnsi="Times New Roman" w:cs="Times New Roman"/>
+          <w:i/>
+          <w:sz w:val="28"/>
+          <w:szCs w:val="28"/>
+        </w:rPr>
+      </w:pPr>
+    </w:p>
+    <w:p>
+      <w:pPr>
+        <w:jc w:val="center"/>
+        <w:rPr>
+          <w:rFonts w:ascii="Times New Roman" w:hAnsi="Times New Roman" w:cs="Times New Roman"/>
+          <w:i/>
+          <w:sz w:val="28"/>
+          <w:szCs w:val="28"/>
+        </w:rPr>
+      </w:pPr>
+    </w:p>
+    <w:p>
+      <w:pPr>
+        <w:jc w:val="center"/>
+        <w:rPr>
+          <w:rFonts w:ascii="Times New Roman" w:hAnsi="Times New Roman" w:cs="Times New Roman"/>
+          <w:i/>
+          <w:sz w:val="28"/>
+          <w:szCs w:val="28"/>
+        </w:rPr>
+      </w:pPr>
+    </w:p>
+    <w:p>
+      <w:pPr>
+        <w:jc w:val="center"/>
+        <w:rPr>
+          <w:rFonts w:ascii="Times New Roman" w:hAnsi="Times New Roman" w:cs="Times New Roman"/>
+          <w:i/>
+          <w:sz w:val="28"/>
+          <w:szCs w:val="28"/>
+        </w:rPr>
+      </w:pPr>
+    </w:p>
+    <w:p>
+      <w:pPr>
+        <w:jc w:val="center"/>
+        <w:rPr>
+          <w:rFonts w:ascii="Times New Roman" w:hAnsi="Times New Roman" w:cs="Times New Roman"/>
+          <w:i/>
+          <w:sz w:val="28"/>
+          <w:szCs w:val="28"/>
+        </w:rPr>
+      </w:pPr>
+    </w:p>
+    <w:p>
+      <w:pPr>
+        <w:jc w:val="center"/>
+        <w:rPr>
+          <w:rFonts w:ascii="Times New Roman" w:hAnsi="Times New Roman" w:cs="Times New Roman"/>
+          <w:i/>
+          <w:sz w:val="28"/>
+          <w:szCs w:val="28"/>
+        </w:rPr>
+      </w:pPr>
+    </w:p>
+    <w:p>
+      <w:pPr>
+        <w:jc w:val="center"/>
+        <w:rPr>
+          <w:rFonts w:ascii="Times New Roman" w:hAnsi="Times New Roman" w:cs="Times New Roman"/>
+          <w:b/>
+          <w:sz w:val="28"/>
+          <w:szCs w:val="28"/>
+        </w:rPr>
+      </w:pPr>
+      <w:r>
+        <w:rPr>
+          <w:rFonts w:ascii="Times New Roman" w:hAnsi="Times New Roman" w:cs="Times New Roman"/>
+          <w:b/>
+          <w:sz w:val="28"/>
+          <w:szCs w:val="28"/>
+        </w:rPr>
+        <w:t>LIMEIRA-SP</w:t>
+      </w:r>
+      <w:r>
+        <w:rPr>
+          <w:rFonts w:ascii="Times New Roman" w:hAnsi="Times New Roman" w:cs="Times New Roman"/>
+          <w:b/>
+          <w:sz w:val="28"/>
+          <w:szCs w:val="28"/>
+        </w:rPr>
+        <w:br/>
+        <w:t>202</w:t>
+      </w:r>
+      <w:r>
+        <w:rPr>
+          <w:rFonts w:ascii="Times New Roman" w:hAnsi="Times New Roman" w:cs="Times New Roman"/>
+          <w:b/>
+          <w:sz w:val="28"/>
+          <w:szCs w:val="28"/>
+        </w:rPr>
+        <w:t>6</w:t>
+      </w:r>
+    </w:p>
+    <w:sdt>
+      <w:sdtPr>
+        <w:id w:val="1146392257"/>
+        <w:docPartObj>
+          <w:docPartGallery w:val="Table of Contents"/>
+          <w:docPartUnique/>
+        </w:docPartObj>
+      </w:sdtPr>
+      <w:sdtEndPr>
+        <w:rPr>
+          <w:rFonts w:asciiTheme="minorHAnsi" w:eastAsiaTheme="minorHAnsi" w:hAnsiTheme="minorHAnsi" w:cstheme="minorBidi"/>
           <w:b/>
           <w:bCs/>
-          <w:sz w:val="56"/>
-          <w:szCs w:val="56"/>
-        </w:rPr>
-      </w:pPr>
-      <w:r>
-        <w:rPr>
-          <w:b/>
-          <w:bCs/>
-          <w:sz w:val="56"/>
-          <w:szCs w:val="56"/>
-        </w:rPr>
-        <w:t>“Controle de Estoque”</w:t>
-      </w:r>
-    </w:p>
-    <w:p>
-      <w:pPr>
-        <w:jc w:val="center"/>
-        <w:rPr>
-          <w:b/>
-          <w:bCs/>
-          <w:i/>
-          <w:iCs/>
-          <w:sz w:val="32"/>
-          <w:szCs w:val="32"/>
-        </w:rPr>
-      </w:pPr>
-    </w:p>
-    <w:p>
-      <w:pPr>
-        <w:jc w:val="center"/>
-        <w:rPr>
-          <w:b/>
-          <w:bCs/>
-          <w:i/>
-          <w:iCs/>
-          <w:sz w:val="32"/>
-          <w:szCs w:val="32"/>
-        </w:rPr>
-      </w:pPr>
-    </w:p>
-    <w:p>
-      <w:pPr>
-        <w:jc w:val="center"/>
-        <w:rPr>
-          <w:b/>
-          <w:bCs/>
-          <w:i/>
-          <w:iCs/>
-          <w:sz w:val="32"/>
-          <w:szCs w:val="32"/>
-        </w:rPr>
-      </w:pPr>
-    </w:p>
-    <w:p>
-      <w:pPr>
-        <w:jc w:val="center"/>
-        <w:rPr>
-          <w:b/>
-          <w:bCs/>
-          <w:i/>
-          <w:iCs/>
-          <w:sz w:val="32"/>
-          <w:szCs w:val="32"/>
-        </w:rPr>
-      </w:pPr>
-    </w:p>
-    <w:p>
-      <w:pPr>
-        <w:jc w:val="center"/>
-        <w:rPr>
-          <w:b/>
-          <w:bCs/>
-          <w:i/>
-          <w:iCs/>
-          <w:sz w:val="32"/>
-          <w:szCs w:val="32"/>
-        </w:rPr>
-      </w:pPr>
-    </w:p>
-    <w:p>
-      <w:pPr>
-        <w:jc w:val="center"/>
-        <w:rPr>
-          <w:b/>
-          <w:bCs/>
-          <w:i/>
-          <w:iCs/>
-          <w:sz w:val="32"/>
-          <w:szCs w:val="32"/>
-        </w:rPr>
-      </w:pPr>
-    </w:p>
-    <w:p>
-      <w:pPr>
-        <w:jc w:val="center"/>
-        <w:rPr>
-          <w:b/>
-          <w:bCs/>
-          <w:i/>
-          <w:iCs/>
-          <w:sz w:val="32"/>
-          <w:szCs w:val="32"/>
-        </w:rPr>
-      </w:pPr>
-    </w:p>
-    <w:p>
-      <w:pPr>
-        <w:jc w:val="center"/>
-        <w:rPr>
-          <w:b/>
-          <w:bCs/>
-          <w:i/>
-          <w:iCs/>
-          <w:sz w:val="32"/>
-          <w:szCs w:val="32"/>
-        </w:rPr>
-      </w:pPr>
-    </w:p>
-    <w:p>
-      <w:pPr>
-        <w:jc w:val="center"/>
-        <w:rPr>
-          <w:b/>
-          <w:bCs/>
-          <w:i/>
-          <w:iCs/>
-          <w:sz w:val="32"/>
-          <w:szCs w:val="32"/>
-        </w:rPr>
-      </w:pPr>
-    </w:p>
-    <w:p>
-      <w:pPr>
-        <w:jc w:val="center"/>
-        <w:rPr>
-          <w:b/>
-          <w:bCs/>
-          <w:i/>
-          <w:iCs/>
-          <w:sz w:val="32"/>
-          <w:szCs w:val="32"/>
-        </w:rPr>
-      </w:pPr>
-    </w:p>
-    <w:p>
-      <w:pPr>
-        <w:rPr>
-          <w:b/>
-          <w:bCs/>
-          <w:i/>
-          <w:iCs/>
-          <w:sz w:val="32"/>
-          <w:szCs w:val="32"/>
-        </w:rPr>
-      </w:pPr>
-    </w:p>
-    <w:p>
-      <w:pPr>
-        <w:rPr>
-          <w:b/>
-          <w:bCs/>
-          <w:i/>
-          <w:iCs/>
-          <w:sz w:val="28"/>
-          <w:szCs w:val="28"/>
-        </w:rPr>
-      </w:pPr>
-      <w:r>
-        <w:rPr>
-          <w:b/>
-          <w:bCs/>
-          <w:i/>
-          <w:iCs/>
-          <w:sz w:val="28"/>
-          <w:szCs w:val="28"/>
-        </w:rPr>
-        <w:lastRenderedPageBreak/>
-        <w:t>SPRINT 1 - 20/02/2026 e 25/02/2026</w:t>
-      </w:r>
-    </w:p>
-    <w:p>
-      <w:pPr>
-        <w:jc w:val="center"/>
-        <w:rPr>
-          <w:b/>
-          <w:bCs/>
-          <w:sz w:val="32"/>
-          <w:szCs w:val="32"/>
-        </w:rPr>
-      </w:pPr>
-    </w:p>
-    <w:p>
-      <w:pPr>
-        <w:jc w:val="center"/>
-        <w:rPr>
-          <w:b/>
-          <w:bCs/>
-          <w:sz w:val="32"/>
-          <w:szCs w:val="32"/>
-        </w:rPr>
-      </w:pPr>
-    </w:p>
-    <w:p>
-      <w:pPr>
-        <w:jc w:val="center"/>
-        <w:rPr>
-          <w:b/>
-          <w:bCs/>
-          <w:sz w:val="32"/>
-          <w:szCs w:val="32"/>
-        </w:rPr>
-      </w:pPr>
-    </w:p>
-    <w:p>
-      <w:pPr>
-        <w:rPr>
-          <w:b/>
-          <w:bCs/>
-          <w:sz w:val="28"/>
-          <w:szCs w:val="28"/>
-        </w:rPr>
-      </w:pPr>
-      <w:r>
+          <w:color w:val="auto"/>
+          <w:kern w:val="2"/>
+          <w:sz w:val="24"/>
+          <w:szCs w:val="24"/>
+          <w:lang w:eastAsia="en-US"/>
+          <w14:ligatures w14:val="standardContextual"/>
+        </w:rPr>
+      </w:sdtEndPr>
+      <w:sdtContent>
+        <w:p>
+          <w:pPr>
+            <w:pStyle w:val="CabealhodoSumrio"/>
+            <w:jc w:val="center"/>
+          </w:pPr>
+          <w:r>
+            <w:t>Sumário:</w:t>
+          </w:r>
+        </w:p>
+        <w:p>
+          <w:pPr>
+            <w:pStyle w:val="Sumrio1"/>
+            <w:tabs>
+              <w:tab w:val="right" w:leader="dot" w:pos="8494"/>
+            </w:tabs>
+            <w:rPr>
+              <w:rFonts w:eastAsiaTheme="minorEastAsia"/>
+              <w:noProof/>
+              <w:lang w:eastAsia="pt-BR"/>
+            </w:rPr>
+          </w:pPr>
+          <w:r>
+            <w:fldChar w:fldCharType="begin"/>
+          </w:r>
+          <w:r>
+            <w:instrText xml:space="preserve"> TOC \o "1-3" \h \z \u </w:instrText>
+          </w:r>
+          <w:r>
+            <w:fldChar w:fldCharType="separate"/>
+          </w:r>
+          <w:hyperlink w:anchor="_Toc224311039" w:history="1">
+            <w:r>
+              <w:rPr>
+                <w:rStyle w:val="Hyperlink"/>
+                <w:noProof/>
+              </w:rPr>
+              <w:t>Introdução (situação problema + desafio)</w:t>
+            </w:r>
+            <w:r>
+              <w:rPr>
+                <w:noProof/>
+                <w:webHidden/>
+              </w:rPr>
+              <w:tab/>
+            </w:r>
+            <w:r>
+              <w:rPr>
+                <w:noProof/>
+                <w:webHidden/>
+              </w:rPr>
+              <w:fldChar w:fldCharType="begin"/>
+            </w:r>
+            <w:r>
+              <w:rPr>
+                <w:noProof/>
+                <w:webHidden/>
+              </w:rPr>
+              <w:instrText xml:space="preserve"> PAGEREF _Toc224311039 \h </w:instrText>
+            </w:r>
+            <w:r>
+              <w:rPr>
+                <w:noProof/>
+                <w:webHidden/>
+              </w:rPr>
+            </w:r>
+            <w:r>
+              <w:rPr>
+                <w:noProof/>
+                <w:webHidden/>
+              </w:rPr>
+              <w:fldChar w:fldCharType="separate"/>
+            </w:r>
+            <w:r>
+              <w:rPr>
+                <w:noProof/>
+                <w:webHidden/>
+              </w:rPr>
+              <w:t>3</w:t>
+            </w:r>
+            <w:r>
+              <w:rPr>
+                <w:noProof/>
+                <w:webHidden/>
+              </w:rPr>
+              <w:fldChar w:fldCharType="end"/>
+            </w:r>
+          </w:hyperlink>
+        </w:p>
+        <w:p>
+          <w:pPr>
+            <w:pStyle w:val="Sumrio1"/>
+            <w:tabs>
+              <w:tab w:val="right" w:leader="dot" w:pos="8494"/>
+            </w:tabs>
+            <w:rPr>
+              <w:rFonts w:eastAsiaTheme="minorEastAsia"/>
+              <w:noProof/>
+              <w:lang w:eastAsia="pt-BR"/>
+            </w:rPr>
+          </w:pPr>
+          <w:hyperlink w:anchor="_Toc224311040" w:history="1">
+            <w:r>
+              <w:rPr>
+                <w:rStyle w:val="Hyperlink"/>
+                <w:noProof/>
+              </w:rPr>
+              <w:t>1. Requisitos Funcionais (RF):</w:t>
+            </w:r>
+            <w:r>
+              <w:rPr>
+                <w:noProof/>
+                <w:webHidden/>
+              </w:rPr>
+              <w:tab/>
+            </w:r>
+            <w:r>
+              <w:rPr>
+                <w:noProof/>
+                <w:webHidden/>
+              </w:rPr>
+              <w:fldChar w:fldCharType="begin"/>
+            </w:r>
+            <w:r>
+              <w:rPr>
+                <w:noProof/>
+                <w:webHidden/>
+              </w:rPr>
+              <w:instrText xml:space="preserve"> PAGEREF _Toc224311040 \h </w:instrText>
+            </w:r>
+            <w:r>
+              <w:rPr>
+                <w:noProof/>
+                <w:webHidden/>
+              </w:rPr>
+            </w:r>
+            <w:r>
+              <w:rPr>
+                <w:noProof/>
+                <w:webHidden/>
+              </w:rPr>
+              <w:fldChar w:fldCharType="separate"/>
+            </w:r>
+            <w:r>
+              <w:rPr>
+                <w:noProof/>
+                <w:webHidden/>
+              </w:rPr>
+              <w:t>4</w:t>
+            </w:r>
+            <w:r>
+              <w:rPr>
+                <w:noProof/>
+                <w:webHidden/>
+              </w:rPr>
+              <w:fldChar w:fldCharType="end"/>
+            </w:r>
+          </w:hyperlink>
+        </w:p>
+        <w:p>
+          <w:pPr>
+            <w:pStyle w:val="Sumrio1"/>
+            <w:tabs>
+              <w:tab w:val="right" w:leader="dot" w:pos="8494"/>
+            </w:tabs>
+            <w:rPr>
+              <w:rFonts w:eastAsiaTheme="minorEastAsia"/>
+              <w:noProof/>
+              <w:lang w:eastAsia="pt-BR"/>
+            </w:rPr>
+          </w:pPr>
+          <w:hyperlink w:anchor="_Toc224311041" w:history="1">
+            <w:r>
+              <w:rPr>
+                <w:rStyle w:val="Hyperlink"/>
+                <w:noProof/>
+              </w:rPr>
+              <w:t>2. Requisitos Não Funcionais (RNF):</w:t>
+            </w:r>
+            <w:r>
+              <w:rPr>
+                <w:noProof/>
+                <w:webHidden/>
+              </w:rPr>
+              <w:tab/>
+            </w:r>
+            <w:r>
+              <w:rPr>
+                <w:noProof/>
+                <w:webHidden/>
+              </w:rPr>
+              <w:fldChar w:fldCharType="begin"/>
+            </w:r>
+            <w:r>
+              <w:rPr>
+                <w:noProof/>
+                <w:webHidden/>
+              </w:rPr>
+              <w:instrText xml:space="preserve"> PAGEREF _Toc224311041 \h </w:instrText>
+            </w:r>
+            <w:r>
+              <w:rPr>
+                <w:noProof/>
+                <w:webHidden/>
+              </w:rPr>
+            </w:r>
+            <w:r>
+              <w:rPr>
+                <w:noProof/>
+                <w:webHidden/>
+              </w:rPr>
+              <w:fldChar w:fldCharType="separate"/>
+            </w:r>
+            <w:r>
+              <w:rPr>
+                <w:noProof/>
+                <w:webHidden/>
+              </w:rPr>
+              <w:t>5</w:t>
+            </w:r>
+            <w:r>
+              <w:rPr>
+                <w:noProof/>
+                <w:webHidden/>
+              </w:rPr>
+              <w:fldChar w:fldCharType="end"/>
+            </w:r>
+          </w:hyperlink>
+        </w:p>
+        <w:p>
+          <w:pPr>
+            <w:pStyle w:val="Sumrio1"/>
+            <w:tabs>
+              <w:tab w:val="right" w:leader="dot" w:pos="8494"/>
+            </w:tabs>
+            <w:rPr>
+              <w:rFonts w:eastAsiaTheme="minorEastAsia"/>
+              <w:noProof/>
+              <w:lang w:eastAsia="pt-BR"/>
+            </w:rPr>
+          </w:pPr>
+          <w:hyperlink w:anchor="_Toc224311042" w:history="1">
+            <w:r>
+              <w:rPr>
+                <w:rStyle w:val="Hyperlink"/>
+                <w:noProof/>
+              </w:rPr>
+              <w:t>3. Moscow:</w:t>
+            </w:r>
+            <w:r>
+              <w:rPr>
+                <w:noProof/>
+                <w:webHidden/>
+              </w:rPr>
+              <w:tab/>
+            </w:r>
+            <w:r>
+              <w:rPr>
+                <w:noProof/>
+                <w:webHidden/>
+              </w:rPr>
+              <w:fldChar w:fldCharType="begin"/>
+            </w:r>
+            <w:r>
+              <w:rPr>
+                <w:noProof/>
+                <w:webHidden/>
+              </w:rPr>
+              <w:instrText xml:space="preserve"> PAGEREF _Toc224311042 \h </w:instrText>
+            </w:r>
+            <w:r>
+              <w:rPr>
+                <w:noProof/>
+                <w:webHidden/>
+              </w:rPr>
+            </w:r>
+            <w:r>
+              <w:rPr>
+                <w:noProof/>
+                <w:webHidden/>
+              </w:rPr>
+              <w:fldChar w:fldCharType="separate"/>
+            </w:r>
+            <w:r>
+              <w:rPr>
+                <w:noProof/>
+                <w:webHidden/>
+              </w:rPr>
+              <w:t>6</w:t>
+            </w:r>
+            <w:r>
+              <w:rPr>
+                <w:noProof/>
+                <w:webHidden/>
+              </w:rPr>
+              <w:fldChar w:fldCharType="end"/>
+            </w:r>
+          </w:hyperlink>
+        </w:p>
+        <w:p>
+          <w:pPr>
+            <w:pStyle w:val="Sumrio1"/>
+            <w:tabs>
+              <w:tab w:val="right" w:leader="dot" w:pos="8494"/>
+            </w:tabs>
+            <w:rPr>
+              <w:rFonts w:eastAsiaTheme="minorEastAsia"/>
+              <w:noProof/>
+              <w:lang w:eastAsia="pt-BR"/>
+            </w:rPr>
+          </w:pPr>
+          <w:hyperlink w:anchor="_Toc224311043" w:history="1">
+            <w:r>
+              <w:rPr>
+                <w:rStyle w:val="Hyperlink"/>
+                <w:noProof/>
+              </w:rPr>
+              <w:t>4. Prototipagem:</w:t>
+            </w:r>
+            <w:r>
+              <w:rPr>
+                <w:noProof/>
+                <w:webHidden/>
+              </w:rPr>
+              <w:tab/>
+            </w:r>
+            <w:r>
+              <w:rPr>
+                <w:noProof/>
+                <w:webHidden/>
+              </w:rPr>
+              <w:fldChar w:fldCharType="begin"/>
+            </w:r>
+            <w:r>
+              <w:rPr>
+                <w:noProof/>
+                <w:webHidden/>
+              </w:rPr>
+              <w:instrText xml:space="preserve"> PAGEREF _Toc224311043 \h </w:instrText>
+            </w:r>
+            <w:r>
+              <w:rPr>
+                <w:noProof/>
+                <w:webHidden/>
+              </w:rPr>
+            </w:r>
+            <w:r>
+              <w:rPr>
+                <w:noProof/>
+                <w:webHidden/>
+              </w:rPr>
+              <w:fldChar w:fldCharType="separate"/>
+            </w:r>
+            <w:r>
+              <w:rPr>
+                <w:noProof/>
+                <w:webHidden/>
+              </w:rPr>
+              <w:t>7</w:t>
+            </w:r>
+            <w:r>
+              <w:rPr>
+                <w:noProof/>
+                <w:webHidden/>
+              </w:rPr>
+              <w:fldChar w:fldCharType="end"/>
+            </w:r>
+          </w:hyperlink>
+        </w:p>
+        <w:p>
+          <w:pPr>
+            <w:pStyle w:val="Sumrio1"/>
+            <w:tabs>
+              <w:tab w:val="right" w:leader="dot" w:pos="8494"/>
+            </w:tabs>
+            <w:rPr>
+              <w:rFonts w:eastAsiaTheme="minorEastAsia"/>
+              <w:noProof/>
+              <w:lang w:eastAsia="pt-BR"/>
+            </w:rPr>
+          </w:pPr>
+          <w:hyperlink w:anchor="_Toc224311044" w:history="1">
+            <w:r>
+              <w:rPr>
+                <w:rStyle w:val="Hyperlink"/>
+                <w:noProof/>
+              </w:rPr>
+              <w:t>5. Metodologias Ágeis:</w:t>
+            </w:r>
+            <w:r>
+              <w:rPr>
+                <w:noProof/>
+                <w:webHidden/>
+              </w:rPr>
+              <w:tab/>
+            </w:r>
+            <w:r>
+              <w:rPr>
+                <w:noProof/>
+                <w:webHidden/>
+              </w:rPr>
+              <w:fldChar w:fldCharType="begin"/>
+            </w:r>
+            <w:r>
+              <w:rPr>
+                <w:noProof/>
+                <w:webHidden/>
+              </w:rPr>
+              <w:instrText xml:space="preserve"> PAGEREF _Toc224311044 \h </w:instrText>
+            </w:r>
+            <w:r>
+              <w:rPr>
+                <w:noProof/>
+                <w:webHidden/>
+              </w:rPr>
+            </w:r>
+            <w:r>
+              <w:rPr>
+                <w:noProof/>
+                <w:webHidden/>
+              </w:rPr>
+              <w:fldChar w:fldCharType="separate"/>
+            </w:r>
+            <w:r>
+              <w:rPr>
+                <w:noProof/>
+                <w:webHidden/>
+              </w:rPr>
+              <w:t>8</w:t>
+            </w:r>
+            <w:r>
+              <w:rPr>
+                <w:noProof/>
+                <w:webHidden/>
+              </w:rPr>
+              <w:fldChar w:fldCharType="end"/>
+            </w:r>
+          </w:hyperlink>
+        </w:p>
+        <w:p>
+          <w:pPr>
+            <w:pStyle w:val="Sumrio1"/>
+            <w:tabs>
+              <w:tab w:val="right" w:leader="dot" w:pos="8494"/>
+            </w:tabs>
+            <w:rPr>
+              <w:rFonts w:eastAsiaTheme="minorEastAsia"/>
+              <w:noProof/>
+              <w:lang w:eastAsia="pt-BR"/>
+            </w:rPr>
+          </w:pPr>
+          <w:hyperlink w:anchor="_Toc224311045" w:history="1">
+            <w:r>
+              <w:rPr>
+                <w:rStyle w:val="Hyperlink"/>
+                <w:noProof/>
+              </w:rPr>
+              <w:t>6. Kanbam:</w:t>
+            </w:r>
+            <w:r>
+              <w:rPr>
+                <w:noProof/>
+                <w:webHidden/>
+              </w:rPr>
+              <w:tab/>
+            </w:r>
+            <w:r>
+              <w:rPr>
+                <w:noProof/>
+                <w:webHidden/>
+              </w:rPr>
+              <w:fldChar w:fldCharType="begin"/>
+            </w:r>
+            <w:r>
+              <w:rPr>
+                <w:noProof/>
+                <w:webHidden/>
+              </w:rPr>
+              <w:instrText xml:space="preserve"> PAGEREF _Toc224311045 \h </w:instrText>
+            </w:r>
+            <w:r>
+              <w:rPr>
+                <w:noProof/>
+                <w:webHidden/>
+              </w:rPr>
+            </w:r>
+            <w:r>
+              <w:rPr>
+                <w:noProof/>
+                <w:webHidden/>
+              </w:rPr>
+              <w:fldChar w:fldCharType="separate"/>
+            </w:r>
+            <w:r>
+              <w:rPr>
+                <w:noProof/>
+                <w:webHidden/>
+              </w:rPr>
+              <w:t>8</w:t>
+            </w:r>
+            <w:r>
+              <w:rPr>
+                <w:noProof/>
+                <w:webHidden/>
+              </w:rPr>
+              <w:fldChar w:fldCharType="end"/>
+            </w:r>
+          </w:hyperlink>
+        </w:p>
+        <w:p>
+          <w:pPr>
+            <w:pStyle w:val="Sumrio1"/>
+            <w:tabs>
+              <w:tab w:val="right" w:leader="dot" w:pos="8494"/>
+            </w:tabs>
+            <w:rPr>
+              <w:rFonts w:eastAsiaTheme="minorEastAsia"/>
+              <w:noProof/>
+              <w:lang w:eastAsia="pt-BR"/>
+            </w:rPr>
+          </w:pPr>
+          <w:hyperlink w:anchor="_Toc224311046" w:history="1">
+            <w:r>
+              <w:rPr>
+                <w:rStyle w:val="Hyperlink"/>
+                <w:noProof/>
+              </w:rPr>
+              <w:t>7. Versionamento:</w:t>
+            </w:r>
+            <w:r>
+              <w:rPr>
+                <w:noProof/>
+                <w:webHidden/>
+              </w:rPr>
+              <w:tab/>
+            </w:r>
+            <w:r>
+              <w:rPr>
+                <w:noProof/>
+                <w:webHidden/>
+              </w:rPr>
+              <w:fldChar w:fldCharType="begin"/>
+            </w:r>
+            <w:r>
+              <w:rPr>
+                <w:noProof/>
+                <w:webHidden/>
+              </w:rPr>
+              <w:instrText xml:space="preserve"> PAGEREF _Toc224311046 \h </w:instrText>
+            </w:r>
+            <w:r>
+              <w:rPr>
+                <w:noProof/>
+                <w:webHidden/>
+              </w:rPr>
+            </w:r>
+            <w:r>
+              <w:rPr>
+                <w:noProof/>
+                <w:webHidden/>
+              </w:rPr>
+              <w:fldChar w:fldCharType="separate"/>
+            </w:r>
+            <w:r>
+              <w:rPr>
+                <w:noProof/>
+                <w:webHidden/>
+              </w:rPr>
+              <w:t>8</w:t>
+            </w:r>
+            <w:r>
+              <w:rPr>
+                <w:noProof/>
+                <w:webHidden/>
+              </w:rPr>
+              <w:fldChar w:fldCharType="end"/>
+            </w:r>
+          </w:hyperlink>
+        </w:p>
+        <w:p>
+          <w:pPr>
+            <w:pStyle w:val="Sumrio1"/>
+            <w:tabs>
+              <w:tab w:val="right" w:leader="dot" w:pos="8494"/>
+            </w:tabs>
+            <w:rPr>
+              <w:rFonts w:eastAsiaTheme="minorEastAsia"/>
+              <w:noProof/>
+              <w:lang w:eastAsia="pt-BR"/>
+            </w:rPr>
+          </w:pPr>
+          <w:hyperlink w:anchor="_Toc224311047" w:history="1">
+            <w:r>
+              <w:rPr>
+                <w:rStyle w:val="Hyperlink"/>
+                <w:noProof/>
+              </w:rPr>
+              <w:t>8. GitHub:</w:t>
+            </w:r>
+            <w:r>
+              <w:rPr>
+                <w:noProof/>
+                <w:webHidden/>
+              </w:rPr>
+              <w:tab/>
+            </w:r>
+            <w:r>
+              <w:rPr>
+                <w:noProof/>
+                <w:webHidden/>
+              </w:rPr>
+              <w:fldChar w:fldCharType="begin"/>
+            </w:r>
+            <w:r>
+              <w:rPr>
+                <w:noProof/>
+                <w:webHidden/>
+              </w:rPr>
+              <w:instrText xml:space="preserve"> PAGEREF _Toc224311047 \h </w:instrText>
+            </w:r>
+            <w:r>
+              <w:rPr>
+                <w:noProof/>
+                <w:webHidden/>
+              </w:rPr>
+            </w:r>
+            <w:r>
+              <w:rPr>
+                <w:noProof/>
+                <w:webHidden/>
+              </w:rPr>
+              <w:fldChar w:fldCharType="separate"/>
+            </w:r>
+            <w:r>
+              <w:rPr>
+                <w:noProof/>
+                <w:webHidden/>
+              </w:rPr>
+              <w:t>8</w:t>
+            </w:r>
+            <w:r>
+              <w:rPr>
+                <w:noProof/>
+                <w:webHidden/>
+              </w:rPr>
+              <w:fldChar w:fldCharType="end"/>
+            </w:r>
+          </w:hyperlink>
+        </w:p>
+        <w:p>
+          <w:pPr>
+            <w:pStyle w:val="Sumrio1"/>
+            <w:tabs>
+              <w:tab w:val="right" w:leader="dot" w:pos="8494"/>
+            </w:tabs>
+            <w:rPr>
+              <w:rFonts w:eastAsiaTheme="minorEastAsia"/>
+              <w:noProof/>
+              <w:lang w:eastAsia="pt-BR"/>
+            </w:rPr>
+          </w:pPr>
+          <w:hyperlink w:anchor="_Toc224311048" w:history="1">
+            <w:r>
+              <w:rPr>
+                <w:rStyle w:val="Hyperlink"/>
+                <w:noProof/>
+              </w:rPr>
+              <w:t>9. Documentação:</w:t>
+            </w:r>
+            <w:r>
+              <w:rPr>
+                <w:noProof/>
+                <w:webHidden/>
+              </w:rPr>
+              <w:tab/>
+            </w:r>
+            <w:r>
+              <w:rPr>
+                <w:noProof/>
+                <w:webHidden/>
+              </w:rPr>
+              <w:fldChar w:fldCharType="begin"/>
+            </w:r>
+            <w:r>
+              <w:rPr>
+                <w:noProof/>
+                <w:webHidden/>
+              </w:rPr>
+              <w:instrText xml:space="preserve"> PAGEREF _Toc224311048 \h </w:instrText>
+            </w:r>
+            <w:r>
+              <w:rPr>
+                <w:noProof/>
+                <w:webHidden/>
+              </w:rPr>
+            </w:r>
+            <w:r>
+              <w:rPr>
+                <w:noProof/>
+                <w:webHidden/>
+              </w:rPr>
+              <w:fldChar w:fldCharType="separate"/>
+            </w:r>
+            <w:r>
+              <w:rPr>
+                <w:noProof/>
+                <w:webHidden/>
+              </w:rPr>
+              <w:t>9</w:t>
+            </w:r>
+            <w:r>
+              <w:rPr>
+                <w:noProof/>
+                <w:webHidden/>
+              </w:rPr>
+              <w:fldChar w:fldCharType="end"/>
+            </w:r>
+          </w:hyperlink>
+        </w:p>
+        <w:p>
+          <w:pPr>
+            <w:pStyle w:val="Sumrio1"/>
+            <w:tabs>
+              <w:tab w:val="right" w:leader="dot" w:pos="8494"/>
+            </w:tabs>
+            <w:rPr>
+              <w:rFonts w:eastAsiaTheme="minorEastAsia"/>
+              <w:noProof/>
+              <w:lang w:eastAsia="pt-BR"/>
+            </w:rPr>
+          </w:pPr>
+          <w:hyperlink w:anchor="_Toc224311049" w:history="1">
+            <w:r>
+              <w:rPr>
+                <w:rStyle w:val="Hyperlink"/>
+                <w:noProof/>
+              </w:rPr>
+              <w:t>10. DIAGRAMA DE CLASSES</w:t>
+            </w:r>
+            <w:r>
+              <w:rPr>
+                <w:noProof/>
+                <w:webHidden/>
+              </w:rPr>
+              <w:tab/>
+            </w:r>
+            <w:r>
+              <w:rPr>
+                <w:noProof/>
+                <w:webHidden/>
+              </w:rPr>
+              <w:fldChar w:fldCharType="begin"/>
+            </w:r>
+            <w:r>
+              <w:rPr>
+                <w:noProof/>
+                <w:webHidden/>
+              </w:rPr>
+              <w:instrText xml:space="preserve"> PAGEREF _Toc224311049 \h </w:instrText>
+            </w:r>
+            <w:r>
+              <w:rPr>
+                <w:noProof/>
+                <w:webHidden/>
+              </w:rPr>
+            </w:r>
+            <w:r>
+              <w:rPr>
+                <w:noProof/>
+                <w:webHidden/>
+              </w:rPr>
+              <w:fldChar w:fldCharType="separate"/>
+            </w:r>
+            <w:r>
+              <w:rPr>
+                <w:noProof/>
+                <w:webHidden/>
+              </w:rPr>
+              <w:t>9</w:t>
+            </w:r>
+            <w:r>
+              <w:rPr>
+                <w:noProof/>
+                <w:webHidden/>
+              </w:rPr>
+              <w:fldChar w:fldCharType="end"/>
+            </w:r>
+          </w:hyperlink>
+        </w:p>
+        <w:p>
+          <w:pPr>
+            <w:pStyle w:val="Sumrio1"/>
+            <w:tabs>
+              <w:tab w:val="right" w:leader="dot" w:pos="8494"/>
+            </w:tabs>
+            <w:rPr>
+              <w:rFonts w:eastAsiaTheme="minorEastAsia"/>
+              <w:noProof/>
+              <w:lang w:eastAsia="pt-BR"/>
+            </w:rPr>
+          </w:pPr>
+          <w:hyperlink w:anchor="_Toc224311050" w:history="1">
+            <w:r>
+              <w:rPr>
+                <w:rStyle w:val="Hyperlink"/>
+                <w:noProof/>
+              </w:rPr>
+              <w:t>11. DIAGRAMA DE SEQUÊNCIA</w:t>
+            </w:r>
+            <w:r>
+              <w:rPr>
+                <w:noProof/>
+                <w:webHidden/>
+              </w:rPr>
+              <w:tab/>
+            </w:r>
+            <w:r>
+              <w:rPr>
+                <w:noProof/>
+                <w:webHidden/>
+              </w:rPr>
+              <w:fldChar w:fldCharType="begin"/>
+            </w:r>
+            <w:r>
+              <w:rPr>
+                <w:noProof/>
+                <w:webHidden/>
+              </w:rPr>
+              <w:instrText xml:space="preserve"> PAGEREF _Toc224311050 \h </w:instrText>
+            </w:r>
+            <w:r>
+              <w:rPr>
+                <w:noProof/>
+                <w:webHidden/>
+              </w:rPr>
+            </w:r>
+            <w:r>
+              <w:rPr>
+                <w:noProof/>
+                <w:webHidden/>
+              </w:rPr>
+              <w:fldChar w:fldCharType="separate"/>
+            </w:r>
+            <w:r>
+              <w:rPr>
+                <w:noProof/>
+                <w:webHidden/>
+              </w:rPr>
+              <w:t>11</w:t>
+            </w:r>
+            <w:r>
+              <w:rPr>
+                <w:noProof/>
+                <w:webHidden/>
+              </w:rPr>
+              <w:fldChar w:fldCharType="end"/>
+            </w:r>
+          </w:hyperlink>
+        </w:p>
+        <w:p>
+          <w:pPr>
+            <w:pStyle w:val="Sumrio1"/>
+            <w:tabs>
+              <w:tab w:val="right" w:leader="dot" w:pos="8494"/>
+            </w:tabs>
+            <w:rPr>
+              <w:rFonts w:eastAsiaTheme="minorEastAsia"/>
+              <w:noProof/>
+              <w:lang w:eastAsia="pt-BR"/>
+            </w:rPr>
+          </w:pPr>
+          <w:hyperlink w:anchor="_Toc224311051" w:history="1">
+            <w:r>
+              <w:rPr>
+                <w:rStyle w:val="Hyperlink"/>
+                <w:noProof/>
+              </w:rPr>
+              <w:t>CONCLUSÃO</w:t>
+            </w:r>
+            <w:r>
+              <w:rPr>
+                <w:noProof/>
+                <w:webHidden/>
+              </w:rPr>
+              <w:tab/>
+            </w:r>
+            <w:r>
+              <w:rPr>
+                <w:noProof/>
+                <w:webHidden/>
+              </w:rPr>
+              <w:fldChar w:fldCharType="begin"/>
+            </w:r>
+            <w:r>
+              <w:rPr>
+                <w:noProof/>
+                <w:webHidden/>
+              </w:rPr>
+              <w:instrText xml:space="preserve"> PAGEREF _Toc224311051 \h </w:instrText>
+            </w:r>
+            <w:r>
+              <w:rPr>
+                <w:noProof/>
+                <w:webHidden/>
+              </w:rPr>
+            </w:r>
+            <w:r>
+              <w:rPr>
+                <w:noProof/>
+                <w:webHidden/>
+              </w:rPr>
+              <w:fldChar w:fldCharType="separate"/>
+            </w:r>
+            <w:r>
+              <w:rPr>
+                <w:noProof/>
+                <w:webHidden/>
+              </w:rPr>
+              <w:t>13</w:t>
+            </w:r>
+            <w:r>
+              <w:rPr>
+                <w:noProof/>
+                <w:webHidden/>
+              </w:rPr>
+              <w:fldChar w:fldCharType="end"/>
+            </w:r>
+          </w:hyperlink>
+        </w:p>
+        <w:p>
+          <w:pPr>
+            <w:pStyle w:val="Sumrio1"/>
+            <w:tabs>
+              <w:tab w:val="right" w:leader="dot" w:pos="8494"/>
+            </w:tabs>
+            <w:rPr>
+              <w:rFonts w:eastAsiaTheme="minorEastAsia"/>
+              <w:noProof/>
+              <w:lang w:eastAsia="pt-BR"/>
+            </w:rPr>
+          </w:pPr>
+          <w:hyperlink w:anchor="_Toc224311052" w:history="1">
+            <w:r>
+              <w:rPr>
+                <w:rStyle w:val="Hyperlink"/>
+                <w:noProof/>
+              </w:rPr>
+              <w:t>BIBLIOGRAFIA</w:t>
+            </w:r>
+            <w:r>
+              <w:rPr>
+                <w:noProof/>
+                <w:webHidden/>
+              </w:rPr>
+              <w:tab/>
+            </w:r>
+            <w:r>
+              <w:rPr>
+                <w:noProof/>
+                <w:webHidden/>
+              </w:rPr>
+              <w:fldChar w:fldCharType="begin"/>
+            </w:r>
+            <w:r>
+              <w:rPr>
+                <w:noProof/>
+                <w:webHidden/>
+              </w:rPr>
+              <w:instrText xml:space="preserve"> PAGEREF _Toc224311052 \h </w:instrText>
+            </w:r>
+            <w:r>
+              <w:rPr>
+                <w:noProof/>
+                <w:webHidden/>
+              </w:rPr>
+            </w:r>
+            <w:r>
+              <w:rPr>
+                <w:noProof/>
+                <w:webHidden/>
+              </w:rPr>
+              <w:fldChar w:fldCharType="separate"/>
+            </w:r>
+            <w:r>
+              <w:rPr>
+                <w:noProof/>
+                <w:webHidden/>
+              </w:rPr>
+              <w:t>14</w:t>
+            </w:r>
+            <w:r>
+              <w:rPr>
+                <w:noProof/>
+                <w:webHidden/>
+              </w:rPr>
+              <w:fldChar w:fldCharType="end"/>
+            </w:r>
+          </w:hyperlink>
+        </w:p>
+        <w:p>
+          <w:r>
+            <w:rPr>
+              <w:b/>
+              <w:bCs/>
+            </w:rPr>
+            <w:fldChar w:fldCharType="end"/>
+          </w:r>
+        </w:p>
+      </w:sdtContent>
+    </w:sdt>
+    <w:p>
+      <w:pPr>
         <w:rPr>
           <w:rFonts w:ascii="Segoe UI Emoji" w:hAnsi="Segoe UI Emoji" w:cs="Segoe UI Emoji"/>
           <w:b/>
@@ -300,27 +1265,454 @@
           <w:sz w:val="28"/>
           <w:szCs w:val="28"/>
         </w:rPr>
-        <w:t>📋</w:t>
-      </w:r>
-      <w:r>
-        <w:rPr>
+      </w:pPr>
+    </w:p>
+    <w:p>
+      <w:pPr>
+        <w:rPr>
+          <w:rFonts w:ascii="Segoe UI Emoji" w:hAnsi="Segoe UI Emoji" w:cs="Segoe UI Emoji"/>
           <w:b/>
           <w:bCs/>
           <w:sz w:val="28"/>
           <w:szCs w:val="28"/>
         </w:rPr>
-        <w:t xml:space="preserve"> 1. Requisitos Funcionais (RF):</w:t>
-      </w:r>
-    </w:p>
-    <w:p>
-      <w:pPr>
-        <w:rPr>
-          <w:sz w:val="28"/>
-          <w:szCs w:val="28"/>
-        </w:rPr>
-      </w:pPr>
-      <w:r>
-        <w:rPr>
+      </w:pPr>
+    </w:p>
+    <w:p>
+      <w:pPr>
+        <w:rPr>
+          <w:rFonts w:ascii="Segoe UI Emoji" w:hAnsi="Segoe UI Emoji" w:cs="Segoe UI Emoji"/>
+          <w:b/>
+          <w:bCs/>
+          <w:sz w:val="28"/>
+          <w:szCs w:val="28"/>
+        </w:rPr>
+      </w:pPr>
+    </w:p>
+    <w:p>
+      <w:pPr>
+        <w:rPr>
+          <w:rFonts w:ascii="Segoe UI Emoji" w:hAnsi="Segoe UI Emoji" w:cs="Segoe UI Emoji"/>
+          <w:b/>
+          <w:bCs/>
+          <w:sz w:val="28"/>
+          <w:szCs w:val="28"/>
+        </w:rPr>
+      </w:pPr>
+    </w:p>
+    <w:p>
+      <w:pPr>
+        <w:rPr>
+          <w:rFonts w:ascii="Segoe UI Emoji" w:hAnsi="Segoe UI Emoji" w:cs="Segoe UI Emoji"/>
+          <w:b/>
+          <w:bCs/>
+          <w:sz w:val="28"/>
+          <w:szCs w:val="28"/>
+        </w:rPr>
+      </w:pPr>
+    </w:p>
+    <w:p>
+      <w:pPr>
+        <w:rPr>
+          <w:rFonts w:ascii="Segoe UI Emoji" w:hAnsi="Segoe UI Emoji" w:cs="Segoe UI Emoji"/>
+          <w:b/>
+          <w:bCs/>
+          <w:sz w:val="28"/>
+          <w:szCs w:val="28"/>
+        </w:rPr>
+      </w:pPr>
+    </w:p>
+    <w:p>
+      <w:pPr>
+        <w:rPr>
+          <w:rFonts w:ascii="Segoe UI Emoji" w:hAnsi="Segoe UI Emoji" w:cs="Segoe UI Emoji"/>
+          <w:b/>
+          <w:bCs/>
+          <w:sz w:val="28"/>
+          <w:szCs w:val="28"/>
+        </w:rPr>
+      </w:pPr>
+    </w:p>
+    <w:p>
+      <w:pPr>
+        <w:rPr>
+          <w:rFonts w:ascii="Segoe UI Emoji" w:hAnsi="Segoe UI Emoji" w:cs="Segoe UI Emoji"/>
+          <w:b/>
+          <w:bCs/>
+          <w:sz w:val="28"/>
+          <w:szCs w:val="28"/>
+        </w:rPr>
+      </w:pPr>
+    </w:p>
+    <w:p>
+      <w:pPr>
+        <w:rPr>
+          <w:rFonts w:ascii="Segoe UI Emoji" w:hAnsi="Segoe UI Emoji" w:cs="Segoe UI Emoji"/>
+          <w:b/>
+          <w:bCs/>
+          <w:sz w:val="28"/>
+          <w:szCs w:val="28"/>
+        </w:rPr>
+      </w:pPr>
+    </w:p>
+    <w:p>
+      <w:pPr>
+        <w:rPr>
+          <w:rFonts w:ascii="Segoe UI Emoji" w:hAnsi="Segoe UI Emoji" w:cs="Segoe UI Emoji"/>
+          <w:b/>
+          <w:bCs/>
+          <w:sz w:val="28"/>
+          <w:szCs w:val="28"/>
+        </w:rPr>
+      </w:pPr>
+    </w:p>
+    <w:p>
+      <w:pPr>
+        <w:rPr>
+          <w:rFonts w:ascii="Segoe UI Emoji" w:hAnsi="Segoe UI Emoji" w:cs="Segoe UI Emoji"/>
+          <w:b/>
+          <w:bCs/>
+          <w:sz w:val="28"/>
+          <w:szCs w:val="28"/>
+        </w:rPr>
+      </w:pPr>
+    </w:p>
+    <w:p>
+      <w:pPr>
+        <w:pStyle w:val="Ttulo1"/>
+      </w:pPr>
+      <w:bookmarkStart w:id="0" w:name="_Toc224311039"/>
+      <w:r>
+        <w:lastRenderedPageBreak/>
+        <w:t>Introdução (situação problema + desafio)</w:t>
+      </w:r>
+      <w:bookmarkEnd w:id="0"/>
+    </w:p>
+    <w:p>
+      <w:pPr>
+        <w:pStyle w:val="Subttulo"/>
+      </w:pPr>
+      <w:r>
+        <w:t>Controle de Estoque de Livros Didáticos (Senai)</w:t>
+      </w:r>
+    </w:p>
+    <w:p>
+      <w:pPr>
+        <w:rPr>
+          <w:rFonts w:ascii="Times New Roman" w:hAnsi="Times New Roman" w:cs="Times New Roman"/>
+          <w:b/>
+          <w:bCs/>
+          <w:sz w:val="28"/>
+          <w:szCs w:val="28"/>
+        </w:rPr>
+      </w:pPr>
+    </w:p>
+    <w:p>
+      <w:pPr>
+        <w:rPr>
+          <w:rFonts w:ascii="Times New Roman" w:hAnsi="Times New Roman" w:cs="Times New Roman"/>
+          <w:sz w:val="28"/>
+          <w:szCs w:val="28"/>
+        </w:rPr>
+      </w:pPr>
+      <w:r>
+        <w:rPr>
+          <w:rFonts w:ascii="Times New Roman" w:hAnsi="Times New Roman" w:cs="Times New Roman"/>
+          <w:b/>
+          <w:bCs/>
+          <w:sz w:val="28"/>
+          <w:szCs w:val="28"/>
+        </w:rPr>
+        <w:t xml:space="preserve">SITUAÇÃO PROBLEMA: </w:t>
+      </w:r>
+      <w:r>
+        <w:rPr>
+          <w:rFonts w:ascii="Times New Roman" w:hAnsi="Times New Roman" w:cs="Times New Roman"/>
+          <w:sz w:val="28"/>
+          <w:szCs w:val="28"/>
+        </w:rPr>
+        <w:t>O Senai envia periodicamente grandes remessas de livros para as unidades</w:t>
+      </w:r>
+    </w:p>
+    <w:p>
+      <w:pPr>
+        <w:rPr>
+          <w:rFonts w:ascii="Times New Roman" w:hAnsi="Times New Roman" w:cs="Times New Roman"/>
+          <w:sz w:val="28"/>
+          <w:szCs w:val="28"/>
+        </w:rPr>
+      </w:pPr>
+      <w:r>
+        <w:rPr>
+          <w:rFonts w:ascii="Times New Roman" w:hAnsi="Times New Roman" w:cs="Times New Roman"/>
+          <w:sz w:val="28"/>
+          <w:szCs w:val="28"/>
+        </w:rPr>
+        <w:t>de ensino. Esses livros ficam armazenados no almoxarifado e são retirados pelos instrutores para</w:t>
+      </w:r>
+    </w:p>
+    <w:p>
+      <w:pPr>
+        <w:rPr>
+          <w:rFonts w:ascii="Times New Roman" w:hAnsi="Times New Roman" w:cs="Times New Roman"/>
+          <w:sz w:val="28"/>
+          <w:szCs w:val="28"/>
+        </w:rPr>
+      </w:pPr>
+      <w:r>
+        <w:rPr>
+          <w:rFonts w:ascii="Times New Roman" w:hAnsi="Times New Roman" w:cs="Times New Roman"/>
+          <w:sz w:val="28"/>
+          <w:szCs w:val="28"/>
+        </w:rPr>
+        <w:t>serem distribuídos em sala de aula conforme a necessidade. O problema atual é a falta de</w:t>
+      </w:r>
+    </w:p>
+    <w:p>
+      <w:pPr>
+        <w:rPr>
+          <w:rFonts w:ascii="Times New Roman" w:hAnsi="Times New Roman" w:cs="Times New Roman"/>
+          <w:sz w:val="28"/>
+          <w:szCs w:val="28"/>
+        </w:rPr>
+      </w:pPr>
+      <w:r>
+        <w:rPr>
+          <w:rFonts w:ascii="Times New Roman" w:hAnsi="Times New Roman" w:cs="Times New Roman"/>
+          <w:sz w:val="28"/>
+          <w:szCs w:val="28"/>
+        </w:rPr>
+        <w:t>controle sobre o saldo remanescente. O almoxarifado sabe quantos livros chegaram, mas perde</w:t>
+      </w:r>
+    </w:p>
+    <w:p>
+      <w:pPr>
+        <w:rPr>
+          <w:rFonts w:ascii="Times New Roman" w:hAnsi="Times New Roman" w:cs="Times New Roman"/>
+          <w:sz w:val="28"/>
+          <w:szCs w:val="28"/>
+        </w:rPr>
+      </w:pPr>
+      <w:r>
+        <w:rPr>
+          <w:rFonts w:ascii="Times New Roman" w:hAnsi="Times New Roman" w:cs="Times New Roman"/>
+          <w:sz w:val="28"/>
+          <w:szCs w:val="28"/>
+        </w:rPr>
+        <w:t>o controle de quantos saíram. Frequentemente, descobre-se que o estoque de um título</w:t>
+      </w:r>
+    </w:p>
+    <w:p>
+      <w:pPr>
+        <w:rPr>
+          <w:rFonts w:ascii="Times New Roman" w:hAnsi="Times New Roman" w:cs="Times New Roman"/>
+          <w:sz w:val="28"/>
+          <w:szCs w:val="28"/>
+        </w:rPr>
+      </w:pPr>
+      <w:r>
+        <w:rPr>
+          <w:rFonts w:ascii="Times New Roman" w:hAnsi="Times New Roman" w:cs="Times New Roman"/>
+          <w:sz w:val="28"/>
+          <w:szCs w:val="28"/>
+        </w:rPr>
+        <w:t>importante zerou apenas no momento em que uma turma precisa dele, gerando atrasos no</w:t>
+      </w:r>
+    </w:p>
+    <w:p>
+      <w:pPr>
+        <w:rPr>
+          <w:rFonts w:ascii="Times New Roman" w:hAnsi="Times New Roman" w:cs="Times New Roman"/>
+          <w:sz w:val="28"/>
+          <w:szCs w:val="28"/>
+        </w:rPr>
+      </w:pPr>
+      <w:r>
+        <w:rPr>
+          <w:rFonts w:ascii="Times New Roman" w:hAnsi="Times New Roman" w:cs="Times New Roman"/>
+          <w:sz w:val="28"/>
+          <w:szCs w:val="28"/>
+        </w:rPr>
+        <w:t>aprendizado."</w:t>
+      </w:r>
+    </w:p>
+    <w:p>
+      <w:pPr>
+        <w:rPr>
+          <w:rFonts w:ascii="Times New Roman" w:hAnsi="Times New Roman" w:cs="Times New Roman"/>
+          <w:b/>
+          <w:bCs/>
+          <w:sz w:val="28"/>
+          <w:szCs w:val="28"/>
+        </w:rPr>
+      </w:pPr>
+    </w:p>
+    <w:p>
+      <w:pPr>
+        <w:rPr>
+          <w:rFonts w:ascii="Times New Roman" w:hAnsi="Times New Roman" w:cs="Times New Roman"/>
+          <w:sz w:val="28"/>
+          <w:szCs w:val="28"/>
+        </w:rPr>
+      </w:pPr>
+      <w:r>
+        <w:rPr>
+          <w:rFonts w:ascii="Times New Roman" w:hAnsi="Times New Roman" w:cs="Times New Roman"/>
+          <w:b/>
+          <w:bCs/>
+          <w:sz w:val="28"/>
+          <w:szCs w:val="28"/>
+        </w:rPr>
+        <w:t xml:space="preserve">DESAFIO: </w:t>
+      </w:r>
+      <w:r>
+        <w:rPr>
+          <w:rFonts w:ascii="Times New Roman" w:hAnsi="Times New Roman" w:cs="Times New Roman"/>
+          <w:sz w:val="28"/>
+          <w:szCs w:val="28"/>
+        </w:rPr>
+        <w:t>"Sua equipe deve desenvolver o Back-</w:t>
+      </w:r>
+      <w:r>
+        <w:rPr>
+          <w:rFonts w:ascii="Times New Roman" w:hAnsi="Times New Roman" w:cs="Times New Roman"/>
+          <w:sz w:val="28"/>
+          <w:szCs w:val="28"/>
+        </w:rPr>
+        <w:t>End.</w:t>
+      </w:r>
+      <w:r>
+        <w:rPr>
+          <w:rFonts w:ascii="Times New Roman" w:hAnsi="Times New Roman" w:cs="Times New Roman"/>
+          <w:sz w:val="28"/>
+          <w:szCs w:val="28"/>
+        </w:rPr>
+        <w:t xml:space="preserve"> do sistema 'SenaiStock', uma API para</w:t>
+      </w:r>
+    </w:p>
+    <w:p>
+      <w:pPr>
+        <w:rPr>
+          <w:rFonts w:ascii="Times New Roman" w:hAnsi="Times New Roman" w:cs="Times New Roman"/>
+          <w:sz w:val="28"/>
+          <w:szCs w:val="28"/>
+        </w:rPr>
+      </w:pPr>
+      <w:r>
+        <w:rPr>
+          <w:rFonts w:ascii="Times New Roman" w:hAnsi="Times New Roman" w:cs="Times New Roman"/>
+          <w:sz w:val="28"/>
+          <w:szCs w:val="28"/>
+        </w:rPr>
+        <w:t>controle quantitativo de livros. O objetivo é simples e direto: manter o saldo do estoque sempre</w:t>
+      </w:r>
+    </w:p>
+    <w:p>
+      <w:pPr>
+        <w:rPr>
+          <w:rFonts w:ascii="Times New Roman" w:hAnsi="Times New Roman" w:cs="Times New Roman"/>
+          <w:sz w:val="28"/>
+          <w:szCs w:val="28"/>
+        </w:rPr>
+      </w:pPr>
+      <w:r>
+        <w:rPr>
+          <w:rFonts w:ascii="Times New Roman" w:hAnsi="Times New Roman" w:cs="Times New Roman"/>
+          <w:sz w:val="28"/>
+          <w:szCs w:val="28"/>
+        </w:rPr>
+        <w:t>atualizado. O sistema deve permitir somar livros quando chegam da editora e subtrair (dar baixa)</w:t>
+      </w:r>
+    </w:p>
+    <w:p>
+      <w:pPr>
+        <w:rPr>
+          <w:rFonts w:ascii="Times New Roman" w:hAnsi="Times New Roman" w:cs="Times New Roman"/>
+          <w:sz w:val="28"/>
+          <w:szCs w:val="28"/>
+        </w:rPr>
+      </w:pPr>
+      <w:r>
+        <w:rPr>
+          <w:rFonts w:ascii="Times New Roman" w:hAnsi="Times New Roman" w:cs="Times New Roman"/>
+          <w:sz w:val="28"/>
+          <w:szCs w:val="28"/>
+        </w:rPr>
+        <w:t>quando são retirados para as turmas."</w:t>
+      </w:r>
+    </w:p>
+    <w:p>
+      <w:pPr>
+        <w:rPr>
+          <w:rFonts w:ascii="Segoe UI Emoji" w:hAnsi="Segoe UI Emoji" w:cs="Segoe UI Emoji"/>
+          <w:b/>
+          <w:bCs/>
+          <w:sz w:val="28"/>
+          <w:szCs w:val="28"/>
+        </w:rPr>
+      </w:pPr>
+    </w:p>
+    <w:p>
+      <w:pPr>
+        <w:rPr>
+          <w:rFonts w:ascii="Segoe UI Emoji" w:hAnsi="Segoe UI Emoji" w:cs="Segoe UI Emoji"/>
+          <w:b/>
+          <w:bCs/>
+          <w:sz w:val="28"/>
+          <w:szCs w:val="28"/>
+        </w:rPr>
+      </w:pPr>
+    </w:p>
+    <w:p>
+      <w:pPr>
+        <w:rPr>
+          <w:rFonts w:ascii="Segoe UI Emoji" w:hAnsi="Segoe UI Emoji" w:cs="Segoe UI Emoji"/>
+          <w:b/>
+          <w:bCs/>
+          <w:sz w:val="28"/>
+          <w:szCs w:val="28"/>
+        </w:rPr>
+      </w:pPr>
+    </w:p>
+    <w:p>
+      <w:pPr>
+        <w:rPr>
+          <w:rFonts w:ascii="Segoe UI Emoji" w:hAnsi="Segoe UI Emoji" w:cs="Segoe UI Emoji"/>
+          <w:b/>
+          <w:bCs/>
+          <w:sz w:val="28"/>
+          <w:szCs w:val="28"/>
+        </w:rPr>
+      </w:pPr>
+    </w:p>
+    <w:p>
+      <w:pPr>
+        <w:pStyle w:val="Ttulo1"/>
+      </w:pPr>
+      <w:r>
+        <w:lastRenderedPageBreak/>
+        <w:t xml:space="preserve"> </w:t>
+      </w:r>
+      <w:bookmarkStart w:id="1" w:name="_Toc224311040"/>
+      <w:r>
+        <w:t xml:space="preserve">1. </w:t>
+      </w:r>
+      <w:r>
+        <w:t>Requisitos Funcionais (RF):</w:t>
+      </w:r>
+      <w:bookmarkEnd w:id="1"/>
+    </w:p>
+    <w:p>
+      <w:pPr>
+        <w:rPr>
+          <w:rFonts w:ascii="Times New Roman" w:hAnsi="Times New Roman" w:cs="Times New Roman"/>
+          <w:sz w:val="28"/>
+          <w:szCs w:val="28"/>
+        </w:rPr>
+      </w:pPr>
+      <w:r>
+        <w:rPr>
+          <w:rFonts w:ascii="Times New Roman" w:hAnsi="Times New Roman" w:cs="Times New Roman"/>
           <w:sz w:val="28"/>
           <w:szCs w:val="28"/>
         </w:rPr>
@@ -1345,6 +2737,10 @@
     <w:p/>
     <w:p/>
     <w:p/>
+    <w:p/>
+    <w:p/>
+    <w:p/>
+    <w:p/>
     <w:p>
       <w:pPr>
         <w:rPr>
@@ -1357,51 +2753,35 @@
     </w:p>
     <w:p>
       <w:pPr>
-        <w:rPr>
-          <w:b/>
-          <w:bCs/>
-          <w:sz w:val="28"/>
-          <w:szCs w:val="28"/>
-        </w:rPr>
-      </w:pPr>
-      <w:r>
-        <w:rPr>
-          <w:rFonts w:ascii="Segoe UI Emoji" w:hAnsi="Segoe UI Emoji" w:cs="Segoe UI Emoji"/>
-          <w:b/>
-          <w:bCs/>
-          <w:sz w:val="28"/>
-          <w:szCs w:val="28"/>
-        </w:rPr>
-        <w:t>⚙️</w:t>
-      </w:r>
-      <w:r>
-        <w:rPr>
-          <w:b/>
-          <w:bCs/>
-          <w:sz w:val="28"/>
-          <w:szCs w:val="28"/>
-        </w:rPr>
-        <w:t xml:space="preserve"> 2. Requisitos Não Funcionais (RNF)</w:t>
-      </w:r>
-      <w:r>
-        <w:rPr>
-          <w:b/>
-          <w:bCs/>
-          <w:sz w:val="28"/>
-          <w:szCs w:val="28"/>
-        </w:rPr>
+        <w:pStyle w:val="Ttulo1"/>
+      </w:pPr>
+      <w:r>
+        <w:lastRenderedPageBreak/>
+        <w:t xml:space="preserve"> </w:t>
+      </w:r>
+      <w:bookmarkStart w:id="2" w:name="_Toc224311041"/>
+      <w:r>
+        <w:t xml:space="preserve">2. </w:t>
+      </w:r>
+      <w:r>
+        <w:t>Requisitos Não Funcionais (RNF)</w:t>
+      </w:r>
+      <w:r>
         <w:t>:</w:t>
       </w:r>
-    </w:p>
-    <w:p>
-      <w:pPr>
-        <w:rPr>
-          <w:sz w:val="28"/>
-          <w:szCs w:val="28"/>
-        </w:rPr>
-      </w:pPr>
-      <w:r>
-        <w:rPr>
+      <w:bookmarkEnd w:id="2"/>
+    </w:p>
+    <w:p>
+      <w:pPr>
+        <w:rPr>
+          <w:rFonts w:ascii="Times New Roman" w:hAnsi="Times New Roman" w:cs="Times New Roman"/>
+          <w:sz w:val="28"/>
+          <w:szCs w:val="28"/>
+        </w:rPr>
+      </w:pPr>
+      <w:r>
+        <w:rPr>
+          <w:rFonts w:ascii="Times New Roman" w:hAnsi="Times New Roman" w:cs="Times New Roman"/>
           <w:sz w:val="28"/>
           <w:szCs w:val="28"/>
         </w:rPr>
@@ -2031,13 +3411,14 @@
           <w:szCs w:val="22"/>
         </w:rPr>
       </w:pPr>
-      <w:r>
+    </w:p>
+    <w:p>
+      <w:pPr>
         <w:rPr>
           <w:sz w:val="22"/>
           <w:szCs w:val="22"/>
         </w:rPr>
-        <w:t>● Back-End. desenvolvido em Laravel (PHP).</w:t>
-      </w:r>
+      </w:pPr>
     </w:p>
     <w:p>
       <w:pPr>
@@ -2046,13 +3427,14 @@
           <w:szCs w:val="22"/>
         </w:rPr>
       </w:pPr>
-      <w:r>
+    </w:p>
+    <w:p>
+      <w:pPr>
         <w:rPr>
           <w:sz w:val="22"/>
           <w:szCs w:val="22"/>
         </w:rPr>
-        <w:t>● Banco de dados relacional MySQL.</w:t>
-      </w:r>
+      </w:pPr>
     </w:p>
     <w:p>
       <w:pPr>
@@ -2061,13 +3443,14 @@
           <w:szCs w:val="22"/>
         </w:rPr>
       </w:pPr>
-      <w:r>
+    </w:p>
+    <w:p>
+      <w:pPr>
         <w:rPr>
           <w:sz w:val="22"/>
           <w:szCs w:val="22"/>
         </w:rPr>
-        <w:t>● Utilizar o Eloquent ORM para modelar as tabelas e relações (ex: Uma Máquina tem muitas</w:t>
-      </w:r>
+      </w:pPr>
     </w:p>
     <w:p>
       <w:pPr>
@@ -2076,13 +3459,25 @@
           <w:szCs w:val="22"/>
         </w:rPr>
       </w:pPr>
-      <w:r>
+    </w:p>
+    <w:p>
+      <w:pPr>
         <w:rPr>
           <w:sz w:val="22"/>
           <w:szCs w:val="22"/>
         </w:rPr>
-        <w:t>Ordens de Serviço).</w:t>
-      </w:r>
+      </w:pPr>
+    </w:p>
+    <w:p>
+      <w:pPr>
+        <w:pStyle w:val="Ttulo1"/>
+      </w:pPr>
+      <w:bookmarkStart w:id="3" w:name="_Toc224311042"/>
+      <w:r>
+        <w:lastRenderedPageBreak/>
+        <w:t>3. Moscow:</w:t>
+      </w:r>
+      <w:bookmarkEnd w:id="3"/>
     </w:p>
     <w:p>
       <w:pPr>
@@ -2091,164 +3486,1815 @@
           <w:szCs w:val="22"/>
         </w:rPr>
       </w:pPr>
-      <w:r>
+    </w:p>
+    <w:p>
+      <w:pPr>
         <w:rPr>
           <w:sz w:val="22"/>
           <w:szCs w:val="22"/>
         </w:rPr>
-        <w:t>● API RESTful retornando JSON.</w:t>
-      </w:r>
-    </w:p>
-    <w:p>
-      <w:pPr>
-        <w:rPr>
-          <w:sz w:val="22"/>
-          <w:szCs w:val="22"/>
-        </w:rPr>
-      </w:pPr>
-      <w:r>
-        <w:rPr>
-          <w:sz w:val="22"/>
-          <w:szCs w:val="22"/>
-        </w:rPr>
-        <w:t>● Código seguindo padrões PSR e Clean Code.</w:t>
-      </w:r>
-    </w:p>
-    <w:p>
-      <w:pPr>
-        <w:rPr>
-          <w:sz w:val="22"/>
-          <w:szCs w:val="22"/>
-        </w:rPr>
-      </w:pPr>
-      <w:r>
-        <w:rPr>
-          <w:sz w:val="22"/>
-          <w:szCs w:val="22"/>
-        </w:rPr>
-        <w:t>● Publicação no GitHub e testes via Insomnia/Postman.</w:t>
-      </w:r>
-    </w:p>
-    <w:p>
-      <w:pPr>
-        <w:pStyle w:val="PargrafodaLista"/>
-        <w:numPr>
-          <w:ilvl w:val="0"/>
-          <w:numId w:val="5"/>
-        </w:numPr>
-        <w:rPr>
+      </w:pPr>
+    </w:p>
+    <w:tbl>
+      <w:tblPr>
+        <w:tblW w:w="9036" w:type="dxa"/>
+        <w:tblCellSpacing w:w="15" w:type="dxa"/>
+        <w:shd w:val="clear" w:color="auto" w:fill="FFFFFF"/>
+        <w:tblCellMar>
+          <w:top w:w="15" w:type="dxa"/>
+          <w:left w:w="15" w:type="dxa"/>
+          <w:bottom w:w="15" w:type="dxa"/>
+          <w:right w:w="15" w:type="dxa"/>
+        </w:tblCellMar>
+        <w:tblLook w:val="04A0" w:firstRow="1" w:lastRow="0" w:firstColumn="1" w:lastColumn="0" w:noHBand="0" w:noVBand="1"/>
+      </w:tblPr>
+      <w:tblGrid>
+        <w:gridCol w:w="2341"/>
+        <w:gridCol w:w="731"/>
+        <w:gridCol w:w="2077"/>
+        <w:gridCol w:w="3887"/>
+      </w:tblGrid>
+      <w:tr>
+        <w:trPr>
+          <w:trHeight w:val="808"/>
+          <w:tblHeader/>
+          <w:tblCellSpacing w:w="15" w:type="dxa"/>
+        </w:trPr>
+        <w:tc>
+          <w:tcPr>
+            <w:tcW w:w="0" w:type="auto"/>
+            <w:tcBorders>
+              <w:top w:val="single" w:sz="6" w:space="0" w:color="auto"/>
+              <w:left w:val="single" w:sz="6" w:space="0" w:color="auto"/>
+              <w:bottom w:val="single" w:sz="6" w:space="0" w:color="auto"/>
+              <w:right w:val="single" w:sz="6" w:space="0" w:color="auto"/>
+            </w:tcBorders>
+            <w:shd w:val="clear" w:color="auto" w:fill="FFFFFF"/>
+            <w:vAlign w:val="center"/>
+            <w:hideMark/>
+          </w:tcPr>
+          <w:p>
+            <w:pPr>
+              <w:jc w:val="center"/>
+              <w:rPr>
+                <w:sz w:val="22"/>
+                <w:szCs w:val="22"/>
+              </w:rPr>
+            </w:pPr>
+            <w:r>
+              <w:rPr>
+                <w:b/>
+                <w:bCs/>
+                <w:sz w:val="22"/>
+                <w:szCs w:val="22"/>
+              </w:rPr>
+              <w:t>Categoria</w:t>
+            </w:r>
+            <w:r>
+              <w:rPr>
+                <w:b/>
+                <w:bCs/>
+                <w:sz w:val="22"/>
+                <w:szCs w:val="22"/>
+              </w:rPr>
+              <w:t>:</w:t>
+            </w:r>
+          </w:p>
+        </w:tc>
+        <w:tc>
+          <w:tcPr>
+            <w:tcW w:w="701" w:type="dxa"/>
+            <w:tcBorders>
+              <w:top w:val="single" w:sz="6" w:space="0" w:color="auto"/>
+              <w:left w:val="single" w:sz="6" w:space="0" w:color="auto"/>
+              <w:bottom w:val="single" w:sz="6" w:space="0" w:color="auto"/>
+              <w:right w:val="single" w:sz="6" w:space="0" w:color="auto"/>
+            </w:tcBorders>
+            <w:shd w:val="clear" w:color="auto" w:fill="FFFFFF"/>
+            <w:vAlign w:val="center"/>
+            <w:hideMark/>
+          </w:tcPr>
+          <w:p>
+            <w:pPr>
+              <w:jc w:val="center"/>
+              <w:rPr>
+                <w:sz w:val="22"/>
+                <w:szCs w:val="22"/>
+              </w:rPr>
+            </w:pPr>
+            <w:r>
+              <w:rPr>
+                <w:b/>
+                <w:bCs/>
+                <w:sz w:val="22"/>
+                <w:szCs w:val="22"/>
+              </w:rPr>
+              <w:t>ID</w:t>
+            </w:r>
+          </w:p>
+        </w:tc>
+        <w:tc>
+          <w:tcPr>
+            <w:tcW w:w="2047" w:type="dxa"/>
+            <w:tcBorders>
+              <w:top w:val="single" w:sz="6" w:space="0" w:color="auto"/>
+              <w:left w:val="single" w:sz="6" w:space="0" w:color="auto"/>
+              <w:bottom w:val="single" w:sz="6" w:space="0" w:color="auto"/>
+              <w:right w:val="single" w:sz="6" w:space="0" w:color="auto"/>
+            </w:tcBorders>
+            <w:shd w:val="clear" w:color="auto" w:fill="FFFFFF"/>
+            <w:vAlign w:val="center"/>
+            <w:hideMark/>
+          </w:tcPr>
+          <w:p>
+            <w:pPr>
+              <w:jc w:val="center"/>
+              <w:rPr>
+                <w:sz w:val="22"/>
+                <w:szCs w:val="22"/>
+              </w:rPr>
+            </w:pPr>
+            <w:r>
+              <w:rPr>
+                <w:b/>
+                <w:bCs/>
+                <w:sz w:val="22"/>
+                <w:szCs w:val="22"/>
+              </w:rPr>
+              <w:t>Requisito / Propriedade</w:t>
+            </w:r>
+            <w:r>
+              <w:rPr>
+                <w:b/>
+                <w:bCs/>
+                <w:sz w:val="22"/>
+                <w:szCs w:val="22"/>
+              </w:rPr>
+              <w:t>:</w:t>
+            </w:r>
+          </w:p>
+        </w:tc>
+        <w:tc>
+          <w:tcPr>
+            <w:tcW w:w="0" w:type="auto"/>
+            <w:tcBorders>
+              <w:top w:val="single" w:sz="6" w:space="0" w:color="auto"/>
+              <w:left w:val="single" w:sz="6" w:space="0" w:color="auto"/>
+              <w:bottom w:val="single" w:sz="6" w:space="0" w:color="auto"/>
+              <w:right w:val="single" w:sz="6" w:space="0" w:color="auto"/>
+            </w:tcBorders>
+            <w:shd w:val="clear" w:color="auto" w:fill="FFFFFF"/>
+            <w:vAlign w:val="center"/>
+            <w:hideMark/>
+          </w:tcPr>
+          <w:p>
+            <w:pPr>
+              <w:jc w:val="center"/>
+              <w:rPr>
+                <w:sz w:val="22"/>
+                <w:szCs w:val="22"/>
+              </w:rPr>
+            </w:pPr>
+            <w:r>
+              <w:rPr>
+                <w:b/>
+                <w:bCs/>
+                <w:sz w:val="22"/>
+                <w:szCs w:val="22"/>
+              </w:rPr>
+              <w:t>Descrição Resumida</w:t>
+            </w:r>
+            <w:r>
+              <w:rPr>
+                <w:b/>
+                <w:bCs/>
+                <w:sz w:val="22"/>
+                <w:szCs w:val="22"/>
+              </w:rPr>
+              <w:t>:</w:t>
+            </w:r>
+          </w:p>
+        </w:tc>
+      </w:tr>
+      <w:tr>
+        <w:trPr>
+          <w:trHeight w:val="795"/>
+          <w:tblCellSpacing w:w="15" w:type="dxa"/>
+        </w:trPr>
+        <w:tc>
+          <w:tcPr>
+            <w:tcW w:w="0" w:type="auto"/>
+            <w:tcBorders>
+              <w:top w:val="single" w:sz="6" w:space="0" w:color="auto"/>
+              <w:left w:val="single" w:sz="6" w:space="0" w:color="auto"/>
+              <w:bottom w:val="single" w:sz="6" w:space="0" w:color="auto"/>
+              <w:right w:val="single" w:sz="6" w:space="0" w:color="auto"/>
+            </w:tcBorders>
+            <w:shd w:val="clear" w:color="auto" w:fill="FFFFFF"/>
+            <w:vAlign w:val="center"/>
+            <w:hideMark/>
+          </w:tcPr>
+          <w:p>
+            <w:pPr>
+              <w:jc w:val="center"/>
+              <w:rPr>
+                <w:sz w:val="22"/>
+                <w:szCs w:val="22"/>
+              </w:rPr>
+            </w:pPr>
+            <w:r>
+              <w:rPr>
+                <w:sz w:val="22"/>
+                <w:szCs w:val="22"/>
+              </w:rPr>
+              <w:t>Must Have (Críticos)</w:t>
+            </w:r>
+          </w:p>
+        </w:tc>
+        <w:tc>
+          <w:tcPr>
+            <w:tcW w:w="701" w:type="dxa"/>
+            <w:tcBorders>
+              <w:top w:val="single" w:sz="6" w:space="0" w:color="auto"/>
+              <w:left w:val="single" w:sz="6" w:space="0" w:color="auto"/>
+              <w:bottom w:val="single" w:sz="6" w:space="0" w:color="auto"/>
+              <w:right w:val="single" w:sz="6" w:space="0" w:color="auto"/>
+            </w:tcBorders>
+            <w:shd w:val="clear" w:color="auto" w:fill="FFFFFF"/>
+            <w:vAlign w:val="center"/>
+            <w:hideMark/>
+          </w:tcPr>
+          <w:p>
+            <w:pPr>
+              <w:jc w:val="center"/>
+              <w:rPr>
+                <w:sz w:val="22"/>
+                <w:szCs w:val="22"/>
+              </w:rPr>
+            </w:pPr>
+            <w:r>
+              <w:rPr>
+                <w:sz w:val="22"/>
+                <w:szCs w:val="22"/>
+              </w:rPr>
+              <w:t>RF4</w:t>
+            </w:r>
+          </w:p>
+        </w:tc>
+        <w:tc>
+          <w:tcPr>
+            <w:tcW w:w="2047" w:type="dxa"/>
+            <w:tcBorders>
+              <w:top w:val="single" w:sz="6" w:space="0" w:color="auto"/>
+              <w:left w:val="single" w:sz="6" w:space="0" w:color="auto"/>
+              <w:bottom w:val="single" w:sz="6" w:space="0" w:color="auto"/>
+              <w:right w:val="single" w:sz="6" w:space="0" w:color="auto"/>
+            </w:tcBorders>
+            <w:shd w:val="clear" w:color="auto" w:fill="FFFFFF"/>
+            <w:vAlign w:val="center"/>
+            <w:hideMark/>
+          </w:tcPr>
+          <w:p>
+            <w:pPr>
+              <w:jc w:val="center"/>
+              <w:rPr>
+                <w:sz w:val="22"/>
+                <w:szCs w:val="22"/>
+              </w:rPr>
+            </w:pPr>
+            <w:r>
+              <w:rPr>
+                <w:sz w:val="22"/>
+                <w:szCs w:val="22"/>
+              </w:rPr>
+              <w:t>Saída de Estoque</w:t>
+            </w:r>
+          </w:p>
+        </w:tc>
+        <w:tc>
+          <w:tcPr>
+            <w:tcW w:w="0" w:type="auto"/>
+            <w:tcBorders>
+              <w:top w:val="single" w:sz="6" w:space="0" w:color="auto"/>
+              <w:left w:val="single" w:sz="6" w:space="0" w:color="auto"/>
+              <w:bottom w:val="single" w:sz="6" w:space="0" w:color="auto"/>
+              <w:right w:val="single" w:sz="6" w:space="0" w:color="auto"/>
+            </w:tcBorders>
+            <w:shd w:val="clear" w:color="auto" w:fill="FFFFFF"/>
+            <w:vAlign w:val="center"/>
+            <w:hideMark/>
+          </w:tcPr>
+          <w:p>
+            <w:pPr>
+              <w:jc w:val="center"/>
+              <w:rPr>
+                <w:sz w:val="22"/>
+                <w:szCs w:val="22"/>
+              </w:rPr>
+            </w:pPr>
+            <w:r>
+              <w:rPr>
+                <w:sz w:val="22"/>
+                <w:szCs w:val="22"/>
+              </w:rPr>
+              <w:t>Baixa manual de livros (Subtrair saldo para turmas).</w:t>
+            </w:r>
+          </w:p>
+        </w:tc>
+      </w:tr>
+      <w:tr>
+        <w:trPr>
+          <w:trHeight w:val="808"/>
+          <w:tblCellSpacing w:w="15" w:type="dxa"/>
+        </w:trPr>
+        <w:tc>
+          <w:tcPr>
+            <w:tcW w:w="0" w:type="auto"/>
+            <w:tcBorders>
+              <w:top w:val="single" w:sz="6" w:space="0" w:color="auto"/>
+              <w:left w:val="single" w:sz="6" w:space="0" w:color="auto"/>
+              <w:bottom w:val="single" w:sz="6" w:space="0" w:color="auto"/>
+              <w:right w:val="single" w:sz="6" w:space="0" w:color="auto"/>
+            </w:tcBorders>
+            <w:shd w:val="clear" w:color="auto" w:fill="FFFFFF"/>
+            <w:vAlign w:val="center"/>
+            <w:hideMark/>
+          </w:tcPr>
+          <w:p>
+            <w:pPr>
+              <w:jc w:val="center"/>
+              <w:rPr>
+                <w:sz w:val="22"/>
+                <w:szCs w:val="22"/>
+              </w:rPr>
+            </w:pPr>
+          </w:p>
+        </w:tc>
+        <w:tc>
+          <w:tcPr>
+            <w:tcW w:w="701" w:type="dxa"/>
+            <w:tcBorders>
+              <w:top w:val="single" w:sz="6" w:space="0" w:color="auto"/>
+              <w:left w:val="single" w:sz="6" w:space="0" w:color="auto"/>
+              <w:bottom w:val="single" w:sz="6" w:space="0" w:color="auto"/>
+              <w:right w:val="single" w:sz="6" w:space="0" w:color="auto"/>
+            </w:tcBorders>
+            <w:shd w:val="clear" w:color="auto" w:fill="FFFFFF"/>
+            <w:vAlign w:val="center"/>
+            <w:hideMark/>
+          </w:tcPr>
+          <w:p>
+            <w:pPr>
+              <w:jc w:val="center"/>
+              <w:rPr>
+                <w:sz w:val="22"/>
+                <w:szCs w:val="22"/>
+              </w:rPr>
+            </w:pPr>
+            <w:r>
+              <w:rPr>
+                <w:sz w:val="22"/>
+                <w:szCs w:val="22"/>
+              </w:rPr>
+              <w:t>RF1</w:t>
+            </w:r>
+          </w:p>
+        </w:tc>
+        <w:tc>
+          <w:tcPr>
+            <w:tcW w:w="2047" w:type="dxa"/>
+            <w:tcBorders>
+              <w:top w:val="single" w:sz="6" w:space="0" w:color="auto"/>
+              <w:left w:val="single" w:sz="6" w:space="0" w:color="auto"/>
+              <w:bottom w:val="single" w:sz="6" w:space="0" w:color="auto"/>
+              <w:right w:val="single" w:sz="6" w:space="0" w:color="auto"/>
+            </w:tcBorders>
+            <w:shd w:val="clear" w:color="auto" w:fill="FFFFFF"/>
+            <w:vAlign w:val="center"/>
+            <w:hideMark/>
+          </w:tcPr>
+          <w:p>
+            <w:pPr>
+              <w:jc w:val="center"/>
+              <w:rPr>
+                <w:sz w:val="22"/>
+                <w:szCs w:val="22"/>
+              </w:rPr>
+            </w:pPr>
+            <w:r>
+              <w:rPr>
+                <w:sz w:val="22"/>
+                <w:szCs w:val="22"/>
+              </w:rPr>
+              <w:t>Autenticação</w:t>
+            </w:r>
+          </w:p>
+        </w:tc>
+        <w:tc>
+          <w:tcPr>
+            <w:tcW w:w="0" w:type="auto"/>
+            <w:tcBorders>
+              <w:top w:val="single" w:sz="6" w:space="0" w:color="auto"/>
+              <w:left w:val="single" w:sz="6" w:space="0" w:color="auto"/>
+              <w:bottom w:val="single" w:sz="6" w:space="0" w:color="auto"/>
+              <w:right w:val="single" w:sz="6" w:space="0" w:color="auto"/>
+            </w:tcBorders>
+            <w:shd w:val="clear" w:color="auto" w:fill="FFFFFF"/>
+            <w:vAlign w:val="center"/>
+            <w:hideMark/>
+          </w:tcPr>
+          <w:p>
+            <w:pPr>
+              <w:jc w:val="center"/>
+              <w:rPr>
+                <w:sz w:val="22"/>
+                <w:szCs w:val="22"/>
+              </w:rPr>
+            </w:pPr>
+            <w:r>
+              <w:rPr>
+                <w:sz w:val="22"/>
+                <w:szCs w:val="22"/>
+              </w:rPr>
+              <w:t>Login via JWT para Almoxarifes e Coordenadores.</w:t>
+            </w:r>
+          </w:p>
+        </w:tc>
+      </w:tr>
+      <w:tr>
+        <w:trPr>
+          <w:trHeight w:val="808"/>
+          <w:tblCellSpacing w:w="15" w:type="dxa"/>
+        </w:trPr>
+        <w:tc>
+          <w:tcPr>
+            <w:tcW w:w="0" w:type="auto"/>
+            <w:tcBorders>
+              <w:top w:val="single" w:sz="6" w:space="0" w:color="auto"/>
+              <w:left w:val="single" w:sz="6" w:space="0" w:color="auto"/>
+              <w:bottom w:val="single" w:sz="6" w:space="0" w:color="auto"/>
+              <w:right w:val="single" w:sz="6" w:space="0" w:color="auto"/>
+            </w:tcBorders>
+            <w:shd w:val="clear" w:color="auto" w:fill="FFFFFF"/>
+            <w:vAlign w:val="center"/>
+            <w:hideMark/>
+          </w:tcPr>
+          <w:p>
+            <w:pPr>
+              <w:jc w:val="center"/>
+              <w:rPr>
+                <w:sz w:val="22"/>
+                <w:szCs w:val="22"/>
+              </w:rPr>
+            </w:pPr>
+          </w:p>
+        </w:tc>
+        <w:tc>
+          <w:tcPr>
+            <w:tcW w:w="701" w:type="dxa"/>
+            <w:tcBorders>
+              <w:top w:val="single" w:sz="6" w:space="0" w:color="auto"/>
+              <w:left w:val="single" w:sz="6" w:space="0" w:color="auto"/>
+              <w:bottom w:val="single" w:sz="6" w:space="0" w:color="auto"/>
+              <w:right w:val="single" w:sz="6" w:space="0" w:color="auto"/>
+            </w:tcBorders>
+            <w:shd w:val="clear" w:color="auto" w:fill="FFFFFF"/>
+            <w:vAlign w:val="center"/>
+            <w:hideMark/>
+          </w:tcPr>
+          <w:p>
+            <w:pPr>
+              <w:jc w:val="center"/>
+              <w:rPr>
+                <w:sz w:val="22"/>
+                <w:szCs w:val="22"/>
+              </w:rPr>
+            </w:pPr>
+            <w:r>
+              <w:rPr>
+                <w:sz w:val="22"/>
+                <w:szCs w:val="22"/>
+              </w:rPr>
+              <w:t>RF2</w:t>
+            </w:r>
+          </w:p>
+        </w:tc>
+        <w:tc>
+          <w:tcPr>
+            <w:tcW w:w="2047" w:type="dxa"/>
+            <w:tcBorders>
+              <w:top w:val="single" w:sz="6" w:space="0" w:color="auto"/>
+              <w:left w:val="single" w:sz="6" w:space="0" w:color="auto"/>
+              <w:bottom w:val="single" w:sz="6" w:space="0" w:color="auto"/>
+              <w:right w:val="single" w:sz="6" w:space="0" w:color="auto"/>
+            </w:tcBorders>
+            <w:shd w:val="clear" w:color="auto" w:fill="FFFFFF"/>
+            <w:vAlign w:val="center"/>
+            <w:hideMark/>
+          </w:tcPr>
+          <w:p>
+            <w:pPr>
+              <w:jc w:val="center"/>
+              <w:rPr>
+                <w:sz w:val="22"/>
+                <w:szCs w:val="22"/>
+              </w:rPr>
+            </w:pPr>
+            <w:r>
+              <w:rPr>
+                <w:sz w:val="22"/>
+                <w:szCs w:val="22"/>
+              </w:rPr>
+              <w:t>Cadastro de Livros</w:t>
+            </w:r>
+          </w:p>
+        </w:tc>
+        <w:tc>
+          <w:tcPr>
+            <w:tcW w:w="0" w:type="auto"/>
+            <w:tcBorders>
+              <w:top w:val="single" w:sz="6" w:space="0" w:color="auto"/>
+              <w:left w:val="single" w:sz="6" w:space="0" w:color="auto"/>
+              <w:bottom w:val="single" w:sz="6" w:space="0" w:color="auto"/>
+              <w:right w:val="single" w:sz="6" w:space="0" w:color="auto"/>
+            </w:tcBorders>
+            <w:shd w:val="clear" w:color="auto" w:fill="FFFFFF"/>
+            <w:vAlign w:val="center"/>
+            <w:hideMark/>
+          </w:tcPr>
+          <w:p>
+            <w:pPr>
+              <w:jc w:val="center"/>
+              <w:rPr>
+                <w:sz w:val="22"/>
+                <w:szCs w:val="22"/>
+              </w:rPr>
+            </w:pPr>
+            <w:r>
+              <w:rPr>
+                <w:sz w:val="22"/>
+                <w:szCs w:val="22"/>
+              </w:rPr>
+              <w:t>CRUD completo de títulos (Título, ISBN, Matéria).</w:t>
+            </w:r>
+          </w:p>
+        </w:tc>
+      </w:tr>
+      <w:tr>
+        <w:trPr>
+          <w:trHeight w:val="795"/>
+          <w:tblCellSpacing w:w="15" w:type="dxa"/>
+        </w:trPr>
+        <w:tc>
+          <w:tcPr>
+            <w:tcW w:w="0" w:type="auto"/>
+            <w:tcBorders>
+              <w:top w:val="single" w:sz="6" w:space="0" w:color="auto"/>
+              <w:left w:val="single" w:sz="6" w:space="0" w:color="auto"/>
+              <w:bottom w:val="single" w:sz="6" w:space="0" w:color="auto"/>
+              <w:right w:val="single" w:sz="6" w:space="0" w:color="auto"/>
+            </w:tcBorders>
+            <w:shd w:val="clear" w:color="auto" w:fill="FFFFFF"/>
+            <w:vAlign w:val="center"/>
+            <w:hideMark/>
+          </w:tcPr>
+          <w:p>
+            <w:pPr>
+              <w:jc w:val="center"/>
+              <w:rPr>
+                <w:sz w:val="22"/>
+                <w:szCs w:val="22"/>
+              </w:rPr>
+            </w:pPr>
+          </w:p>
+        </w:tc>
+        <w:tc>
+          <w:tcPr>
+            <w:tcW w:w="701" w:type="dxa"/>
+            <w:tcBorders>
+              <w:top w:val="single" w:sz="6" w:space="0" w:color="auto"/>
+              <w:left w:val="single" w:sz="6" w:space="0" w:color="auto"/>
+              <w:bottom w:val="single" w:sz="6" w:space="0" w:color="auto"/>
+              <w:right w:val="single" w:sz="6" w:space="0" w:color="auto"/>
+            </w:tcBorders>
+            <w:shd w:val="clear" w:color="auto" w:fill="FFFFFF"/>
+            <w:vAlign w:val="center"/>
+            <w:hideMark/>
+          </w:tcPr>
+          <w:p>
+            <w:pPr>
+              <w:jc w:val="center"/>
+              <w:rPr>
+                <w:sz w:val="22"/>
+                <w:szCs w:val="22"/>
+              </w:rPr>
+            </w:pPr>
+            <w:r>
+              <w:rPr>
+                <w:sz w:val="22"/>
+                <w:szCs w:val="22"/>
+              </w:rPr>
+              <w:t>RF3</w:t>
+            </w:r>
+          </w:p>
+        </w:tc>
+        <w:tc>
+          <w:tcPr>
+            <w:tcW w:w="2047" w:type="dxa"/>
+            <w:tcBorders>
+              <w:top w:val="single" w:sz="6" w:space="0" w:color="auto"/>
+              <w:left w:val="single" w:sz="6" w:space="0" w:color="auto"/>
+              <w:bottom w:val="single" w:sz="6" w:space="0" w:color="auto"/>
+              <w:right w:val="single" w:sz="6" w:space="0" w:color="auto"/>
+            </w:tcBorders>
+            <w:shd w:val="clear" w:color="auto" w:fill="FFFFFF"/>
+            <w:vAlign w:val="center"/>
+            <w:hideMark/>
+          </w:tcPr>
+          <w:p>
+            <w:pPr>
+              <w:jc w:val="center"/>
+              <w:rPr>
+                <w:sz w:val="22"/>
+                <w:szCs w:val="22"/>
+              </w:rPr>
+            </w:pPr>
+            <w:r>
+              <w:rPr>
+                <w:sz w:val="22"/>
+                <w:szCs w:val="22"/>
+              </w:rPr>
+              <w:t>Entrada de Estoque</w:t>
+            </w:r>
+          </w:p>
+        </w:tc>
+        <w:tc>
+          <w:tcPr>
+            <w:tcW w:w="0" w:type="auto"/>
+            <w:tcBorders>
+              <w:top w:val="single" w:sz="6" w:space="0" w:color="auto"/>
+              <w:left w:val="single" w:sz="6" w:space="0" w:color="auto"/>
+              <w:bottom w:val="single" w:sz="6" w:space="0" w:color="auto"/>
+              <w:right w:val="single" w:sz="6" w:space="0" w:color="auto"/>
+            </w:tcBorders>
+            <w:shd w:val="clear" w:color="auto" w:fill="FFFFFF"/>
+            <w:vAlign w:val="center"/>
+            <w:hideMark/>
+          </w:tcPr>
+          <w:p>
+            <w:pPr>
+              <w:jc w:val="center"/>
+              <w:rPr>
+                <w:sz w:val="22"/>
+                <w:szCs w:val="22"/>
+              </w:rPr>
+            </w:pPr>
+            <w:r>
+              <w:rPr>
+                <w:sz w:val="22"/>
+                <w:szCs w:val="22"/>
+              </w:rPr>
+              <w:t>Registrar chegada de livros e somar ao saldo.</w:t>
+            </w:r>
+          </w:p>
+        </w:tc>
+      </w:tr>
+      <w:tr>
+        <w:trPr>
+          <w:trHeight w:val="808"/>
+          <w:tblCellSpacing w:w="15" w:type="dxa"/>
+        </w:trPr>
+        <w:tc>
+          <w:tcPr>
+            <w:tcW w:w="0" w:type="auto"/>
+            <w:tcBorders>
+              <w:top w:val="single" w:sz="6" w:space="0" w:color="auto"/>
+              <w:left w:val="single" w:sz="6" w:space="0" w:color="auto"/>
+              <w:bottom w:val="single" w:sz="6" w:space="0" w:color="auto"/>
+              <w:right w:val="single" w:sz="6" w:space="0" w:color="auto"/>
+            </w:tcBorders>
+            <w:shd w:val="clear" w:color="auto" w:fill="FFFFFF"/>
+            <w:vAlign w:val="center"/>
+            <w:hideMark/>
+          </w:tcPr>
+          <w:p>
+            <w:pPr>
+              <w:jc w:val="center"/>
+              <w:rPr>
+                <w:sz w:val="22"/>
+                <w:szCs w:val="22"/>
+              </w:rPr>
+            </w:pPr>
+          </w:p>
+        </w:tc>
+        <w:tc>
+          <w:tcPr>
+            <w:tcW w:w="701" w:type="dxa"/>
+            <w:tcBorders>
+              <w:top w:val="single" w:sz="6" w:space="0" w:color="auto"/>
+              <w:left w:val="single" w:sz="6" w:space="0" w:color="auto"/>
+              <w:bottom w:val="single" w:sz="6" w:space="0" w:color="auto"/>
+              <w:right w:val="single" w:sz="6" w:space="0" w:color="auto"/>
+            </w:tcBorders>
+            <w:shd w:val="clear" w:color="auto" w:fill="FFFFFF"/>
+            <w:vAlign w:val="center"/>
+            <w:hideMark/>
+          </w:tcPr>
+          <w:p>
+            <w:pPr>
+              <w:jc w:val="center"/>
+              <w:rPr>
+                <w:sz w:val="22"/>
+                <w:szCs w:val="22"/>
+              </w:rPr>
+            </w:pPr>
+            <w:r>
+              <w:rPr>
+                <w:sz w:val="22"/>
+                <w:szCs w:val="22"/>
+              </w:rPr>
+              <w:t>RNF1</w:t>
+            </w:r>
+          </w:p>
+        </w:tc>
+        <w:tc>
+          <w:tcPr>
+            <w:tcW w:w="2047" w:type="dxa"/>
+            <w:tcBorders>
+              <w:top w:val="single" w:sz="6" w:space="0" w:color="auto"/>
+              <w:left w:val="single" w:sz="6" w:space="0" w:color="auto"/>
+              <w:bottom w:val="single" w:sz="6" w:space="0" w:color="auto"/>
+              <w:right w:val="single" w:sz="6" w:space="0" w:color="auto"/>
+            </w:tcBorders>
+            <w:shd w:val="clear" w:color="auto" w:fill="FFFFFF"/>
+            <w:vAlign w:val="center"/>
+            <w:hideMark/>
+          </w:tcPr>
+          <w:p>
+            <w:pPr>
+              <w:jc w:val="center"/>
+              <w:rPr>
+                <w:sz w:val="22"/>
+                <w:szCs w:val="22"/>
+              </w:rPr>
+            </w:pPr>
+            <w:r>
+              <w:rPr>
+                <w:sz w:val="22"/>
+                <w:szCs w:val="22"/>
+              </w:rPr>
+              <w:t>Segurança</w:t>
+            </w:r>
+          </w:p>
+        </w:tc>
+        <w:tc>
+          <w:tcPr>
+            <w:tcW w:w="0" w:type="auto"/>
+            <w:tcBorders>
+              <w:top w:val="single" w:sz="6" w:space="0" w:color="auto"/>
+              <w:left w:val="single" w:sz="6" w:space="0" w:color="auto"/>
+              <w:bottom w:val="single" w:sz="6" w:space="0" w:color="auto"/>
+              <w:right w:val="single" w:sz="6" w:space="0" w:color="auto"/>
+            </w:tcBorders>
+            <w:shd w:val="clear" w:color="auto" w:fill="FFFFFF"/>
+            <w:vAlign w:val="center"/>
+            <w:hideMark/>
+          </w:tcPr>
+          <w:p>
+            <w:pPr>
+              <w:jc w:val="center"/>
+              <w:rPr>
+                <w:sz w:val="22"/>
+                <w:szCs w:val="22"/>
+              </w:rPr>
+            </w:pPr>
+            <w:r>
+              <w:rPr>
+                <w:sz w:val="22"/>
+                <w:szCs w:val="22"/>
+              </w:rPr>
+              <w:t>Senhas criptografadas (BCrypt) e rotas protegidas.</w:t>
+            </w:r>
+          </w:p>
+        </w:tc>
+      </w:tr>
+      <w:tr>
+        <w:trPr>
+          <w:trHeight w:val="808"/>
+          <w:tblCellSpacing w:w="15" w:type="dxa"/>
+        </w:trPr>
+        <w:tc>
+          <w:tcPr>
+            <w:tcW w:w="0" w:type="auto"/>
+            <w:tcBorders>
+              <w:top w:val="single" w:sz="6" w:space="0" w:color="auto"/>
+              <w:left w:val="single" w:sz="6" w:space="0" w:color="auto"/>
+              <w:bottom w:val="single" w:sz="6" w:space="0" w:color="auto"/>
+              <w:right w:val="single" w:sz="6" w:space="0" w:color="auto"/>
+            </w:tcBorders>
+            <w:shd w:val="clear" w:color="auto" w:fill="FFFFFF"/>
+            <w:vAlign w:val="center"/>
+            <w:hideMark/>
+          </w:tcPr>
+          <w:p>
+            <w:pPr>
+              <w:jc w:val="center"/>
+              <w:rPr>
+                <w:sz w:val="22"/>
+                <w:szCs w:val="22"/>
+              </w:rPr>
+            </w:pPr>
+          </w:p>
+        </w:tc>
+        <w:tc>
+          <w:tcPr>
+            <w:tcW w:w="701" w:type="dxa"/>
+            <w:tcBorders>
+              <w:top w:val="single" w:sz="6" w:space="0" w:color="auto"/>
+              <w:left w:val="single" w:sz="6" w:space="0" w:color="auto"/>
+              <w:bottom w:val="single" w:sz="6" w:space="0" w:color="auto"/>
+              <w:right w:val="single" w:sz="6" w:space="0" w:color="auto"/>
+            </w:tcBorders>
+            <w:shd w:val="clear" w:color="auto" w:fill="FFFFFF"/>
+            <w:vAlign w:val="center"/>
+            <w:hideMark/>
+          </w:tcPr>
+          <w:p>
+            <w:pPr>
+              <w:jc w:val="center"/>
+              <w:rPr>
+                <w:sz w:val="22"/>
+                <w:szCs w:val="22"/>
+              </w:rPr>
+            </w:pPr>
+            <w:r>
+              <w:rPr>
+                <w:sz w:val="22"/>
+                <w:szCs w:val="22"/>
+              </w:rPr>
+              <w:t>RNF2</w:t>
+            </w:r>
+          </w:p>
+        </w:tc>
+        <w:tc>
+          <w:tcPr>
+            <w:tcW w:w="2047" w:type="dxa"/>
+            <w:tcBorders>
+              <w:top w:val="single" w:sz="6" w:space="0" w:color="auto"/>
+              <w:left w:val="single" w:sz="6" w:space="0" w:color="auto"/>
+              <w:bottom w:val="single" w:sz="6" w:space="0" w:color="auto"/>
+              <w:right w:val="single" w:sz="6" w:space="0" w:color="auto"/>
+            </w:tcBorders>
+            <w:shd w:val="clear" w:color="auto" w:fill="FFFFFF"/>
+            <w:vAlign w:val="center"/>
+            <w:hideMark/>
+          </w:tcPr>
+          <w:p>
+            <w:pPr>
+              <w:jc w:val="center"/>
+              <w:rPr>
+                <w:sz w:val="22"/>
+                <w:szCs w:val="22"/>
+              </w:rPr>
+            </w:pPr>
+            <w:r>
+              <w:rPr>
+                <w:sz w:val="22"/>
+                <w:szCs w:val="22"/>
+              </w:rPr>
+              <w:t>Integridade</w:t>
+            </w:r>
+          </w:p>
+        </w:tc>
+        <w:tc>
+          <w:tcPr>
+            <w:tcW w:w="0" w:type="auto"/>
+            <w:tcBorders>
+              <w:top w:val="single" w:sz="6" w:space="0" w:color="auto"/>
+              <w:left w:val="single" w:sz="6" w:space="0" w:color="auto"/>
+              <w:bottom w:val="single" w:sz="6" w:space="0" w:color="auto"/>
+              <w:right w:val="single" w:sz="6" w:space="0" w:color="auto"/>
+            </w:tcBorders>
+            <w:shd w:val="clear" w:color="auto" w:fill="FFFFFF"/>
+            <w:vAlign w:val="center"/>
+            <w:hideMark/>
+          </w:tcPr>
+          <w:p>
+            <w:pPr>
+              <w:jc w:val="center"/>
+              <w:rPr>
+                <w:sz w:val="22"/>
+                <w:szCs w:val="22"/>
+              </w:rPr>
+            </w:pPr>
+            <w:r>
+              <w:rPr>
+                <w:sz w:val="22"/>
+                <w:szCs w:val="22"/>
+              </w:rPr>
+              <w:t>Uso de transações (ACID) para evitar erros de cálculo.</w:t>
+            </w:r>
+          </w:p>
+        </w:tc>
+      </w:tr>
+      <w:tr>
+        <w:trPr>
+          <w:trHeight w:val="795"/>
+          <w:tblCellSpacing w:w="15" w:type="dxa"/>
+        </w:trPr>
+        <w:tc>
+          <w:tcPr>
+            <w:tcW w:w="0" w:type="auto"/>
+            <w:tcBorders>
+              <w:top w:val="single" w:sz="6" w:space="0" w:color="auto"/>
+              <w:left w:val="single" w:sz="6" w:space="0" w:color="auto"/>
+              <w:bottom w:val="single" w:sz="6" w:space="0" w:color="auto"/>
+              <w:right w:val="single" w:sz="6" w:space="0" w:color="auto"/>
+            </w:tcBorders>
+            <w:shd w:val="clear" w:color="auto" w:fill="FFFFFF"/>
+            <w:vAlign w:val="center"/>
+            <w:hideMark/>
+          </w:tcPr>
+          <w:p>
+            <w:pPr>
+              <w:jc w:val="center"/>
+              <w:rPr>
+                <w:sz w:val="22"/>
+                <w:szCs w:val="22"/>
+              </w:rPr>
+            </w:pPr>
+          </w:p>
+        </w:tc>
+        <w:tc>
+          <w:tcPr>
+            <w:tcW w:w="701" w:type="dxa"/>
+            <w:tcBorders>
+              <w:top w:val="single" w:sz="6" w:space="0" w:color="auto"/>
+              <w:left w:val="single" w:sz="6" w:space="0" w:color="auto"/>
+              <w:bottom w:val="single" w:sz="6" w:space="0" w:color="auto"/>
+              <w:right w:val="single" w:sz="6" w:space="0" w:color="auto"/>
+            </w:tcBorders>
+            <w:shd w:val="clear" w:color="auto" w:fill="FFFFFF"/>
+            <w:vAlign w:val="center"/>
+            <w:hideMark/>
+          </w:tcPr>
+          <w:p>
+            <w:pPr>
+              <w:jc w:val="center"/>
+              <w:rPr>
+                <w:sz w:val="22"/>
+                <w:szCs w:val="22"/>
+              </w:rPr>
+            </w:pPr>
+            <w:r>
+              <w:rPr>
+                <w:sz w:val="22"/>
+                <w:szCs w:val="22"/>
+              </w:rPr>
+              <w:t>RNF5</w:t>
+            </w:r>
+          </w:p>
+        </w:tc>
+        <w:tc>
+          <w:tcPr>
+            <w:tcW w:w="2047" w:type="dxa"/>
+            <w:tcBorders>
+              <w:top w:val="single" w:sz="6" w:space="0" w:color="auto"/>
+              <w:left w:val="single" w:sz="6" w:space="0" w:color="auto"/>
+              <w:bottom w:val="single" w:sz="6" w:space="0" w:color="auto"/>
+              <w:right w:val="single" w:sz="6" w:space="0" w:color="auto"/>
+            </w:tcBorders>
+            <w:shd w:val="clear" w:color="auto" w:fill="FFFFFF"/>
+            <w:vAlign w:val="center"/>
+            <w:hideMark/>
+          </w:tcPr>
+          <w:p>
+            <w:pPr>
+              <w:jc w:val="center"/>
+              <w:rPr>
+                <w:sz w:val="22"/>
+                <w:szCs w:val="22"/>
+              </w:rPr>
+            </w:pPr>
+            <w:r>
+              <w:rPr>
+                <w:sz w:val="22"/>
+                <w:szCs w:val="22"/>
+              </w:rPr>
+              <w:t>Padrão</w:t>
+            </w:r>
+          </w:p>
+        </w:tc>
+        <w:tc>
+          <w:tcPr>
+            <w:tcW w:w="0" w:type="auto"/>
+            <w:tcBorders>
+              <w:top w:val="single" w:sz="6" w:space="0" w:color="auto"/>
+              <w:left w:val="single" w:sz="6" w:space="0" w:color="auto"/>
+              <w:bottom w:val="single" w:sz="6" w:space="0" w:color="auto"/>
+              <w:right w:val="single" w:sz="6" w:space="0" w:color="auto"/>
+            </w:tcBorders>
+            <w:shd w:val="clear" w:color="auto" w:fill="FFFFFF"/>
+            <w:vAlign w:val="center"/>
+            <w:hideMark/>
+          </w:tcPr>
+          <w:p>
+            <w:pPr>
+              <w:jc w:val="center"/>
+              <w:rPr>
+                <w:sz w:val="22"/>
+                <w:szCs w:val="22"/>
+              </w:rPr>
+            </w:pPr>
+            <w:r>
+              <w:rPr>
+                <w:sz w:val="22"/>
+                <w:szCs w:val="22"/>
+              </w:rPr>
+              <w:t>Arquitetura REST com respostas JSON via HTTP.</w:t>
+            </w:r>
+          </w:p>
+        </w:tc>
+      </w:tr>
+      <w:tr>
+        <w:trPr>
+          <w:trHeight w:val="808"/>
+          <w:tblCellSpacing w:w="15" w:type="dxa"/>
+        </w:trPr>
+        <w:tc>
+          <w:tcPr>
+            <w:tcW w:w="0" w:type="auto"/>
+            <w:tcBorders>
+              <w:top w:val="single" w:sz="6" w:space="0" w:color="auto"/>
+              <w:left w:val="single" w:sz="6" w:space="0" w:color="auto"/>
+              <w:bottom w:val="single" w:sz="6" w:space="0" w:color="auto"/>
+              <w:right w:val="single" w:sz="6" w:space="0" w:color="auto"/>
+            </w:tcBorders>
+            <w:shd w:val="clear" w:color="auto" w:fill="FFFFFF"/>
+            <w:vAlign w:val="center"/>
+            <w:hideMark/>
+          </w:tcPr>
+          <w:p>
+            <w:pPr>
+              <w:jc w:val="center"/>
+              <w:rPr>
+                <w:sz w:val="22"/>
+                <w:szCs w:val="22"/>
+              </w:rPr>
+            </w:pPr>
+            <w:r>
+              <w:rPr>
+                <w:sz w:val="22"/>
+                <w:szCs w:val="22"/>
+              </w:rPr>
+              <w:t>Should Have (Importantes)</w:t>
+            </w:r>
+          </w:p>
+        </w:tc>
+        <w:tc>
+          <w:tcPr>
+            <w:tcW w:w="701" w:type="dxa"/>
+            <w:tcBorders>
+              <w:top w:val="single" w:sz="6" w:space="0" w:color="auto"/>
+              <w:left w:val="single" w:sz="6" w:space="0" w:color="auto"/>
+              <w:bottom w:val="single" w:sz="6" w:space="0" w:color="auto"/>
+              <w:right w:val="single" w:sz="6" w:space="0" w:color="auto"/>
+            </w:tcBorders>
+            <w:shd w:val="clear" w:color="auto" w:fill="FFFFFF"/>
+            <w:vAlign w:val="center"/>
+            <w:hideMark/>
+          </w:tcPr>
+          <w:p>
+            <w:pPr>
+              <w:jc w:val="center"/>
+              <w:rPr>
+                <w:sz w:val="22"/>
+                <w:szCs w:val="22"/>
+              </w:rPr>
+            </w:pPr>
+            <w:r>
+              <w:rPr>
+                <w:sz w:val="22"/>
+                <w:szCs w:val="22"/>
+              </w:rPr>
+              <w:t>RF5</w:t>
+            </w:r>
+          </w:p>
+        </w:tc>
+        <w:tc>
+          <w:tcPr>
+            <w:tcW w:w="2047" w:type="dxa"/>
+            <w:tcBorders>
+              <w:top w:val="single" w:sz="6" w:space="0" w:color="auto"/>
+              <w:left w:val="single" w:sz="6" w:space="0" w:color="auto"/>
+              <w:bottom w:val="single" w:sz="6" w:space="0" w:color="auto"/>
+              <w:right w:val="single" w:sz="6" w:space="0" w:color="auto"/>
+            </w:tcBorders>
+            <w:shd w:val="clear" w:color="auto" w:fill="FFFFFF"/>
+            <w:vAlign w:val="center"/>
+            <w:hideMark/>
+          </w:tcPr>
+          <w:p>
+            <w:pPr>
+              <w:jc w:val="center"/>
+              <w:rPr>
+                <w:sz w:val="22"/>
+                <w:szCs w:val="22"/>
+              </w:rPr>
+            </w:pPr>
+            <w:r>
+              <w:rPr>
+                <w:sz w:val="22"/>
+                <w:szCs w:val="22"/>
+              </w:rPr>
+              <w:t>Consulta de Saldo</w:t>
+            </w:r>
+          </w:p>
+        </w:tc>
+        <w:tc>
+          <w:tcPr>
+            <w:tcW w:w="0" w:type="auto"/>
+            <w:tcBorders>
+              <w:top w:val="single" w:sz="6" w:space="0" w:color="auto"/>
+              <w:left w:val="single" w:sz="6" w:space="0" w:color="auto"/>
+              <w:bottom w:val="single" w:sz="6" w:space="0" w:color="auto"/>
+              <w:right w:val="single" w:sz="6" w:space="0" w:color="auto"/>
+            </w:tcBorders>
+            <w:shd w:val="clear" w:color="auto" w:fill="FFFFFF"/>
+            <w:vAlign w:val="center"/>
+            <w:hideMark/>
+          </w:tcPr>
+          <w:p>
+            <w:pPr>
+              <w:jc w:val="center"/>
+              <w:rPr>
+                <w:sz w:val="22"/>
+                <w:szCs w:val="22"/>
+              </w:rPr>
+            </w:pPr>
+            <w:r>
+              <w:rPr>
+                <w:sz w:val="22"/>
+                <w:szCs w:val="22"/>
+              </w:rPr>
+              <w:t>Listagem em tempo real da quantidade de cada livro.</w:t>
+            </w:r>
+          </w:p>
+        </w:tc>
+      </w:tr>
+      <w:tr>
+        <w:trPr>
+          <w:trHeight w:val="808"/>
+          <w:tblCellSpacing w:w="15" w:type="dxa"/>
+        </w:trPr>
+        <w:tc>
+          <w:tcPr>
+            <w:tcW w:w="0" w:type="auto"/>
+            <w:tcBorders>
+              <w:top w:val="single" w:sz="6" w:space="0" w:color="auto"/>
+              <w:left w:val="single" w:sz="6" w:space="0" w:color="auto"/>
+              <w:bottom w:val="single" w:sz="6" w:space="0" w:color="auto"/>
+              <w:right w:val="single" w:sz="6" w:space="0" w:color="auto"/>
+            </w:tcBorders>
+            <w:shd w:val="clear" w:color="auto" w:fill="FFFFFF"/>
+            <w:vAlign w:val="center"/>
+            <w:hideMark/>
+          </w:tcPr>
+          <w:p>
+            <w:pPr>
+              <w:jc w:val="center"/>
+              <w:rPr>
+                <w:sz w:val="22"/>
+                <w:szCs w:val="22"/>
+              </w:rPr>
+            </w:pPr>
+          </w:p>
+        </w:tc>
+        <w:tc>
+          <w:tcPr>
+            <w:tcW w:w="701" w:type="dxa"/>
+            <w:tcBorders>
+              <w:top w:val="single" w:sz="6" w:space="0" w:color="auto"/>
+              <w:left w:val="single" w:sz="6" w:space="0" w:color="auto"/>
+              <w:bottom w:val="single" w:sz="6" w:space="0" w:color="auto"/>
+              <w:right w:val="single" w:sz="6" w:space="0" w:color="auto"/>
+            </w:tcBorders>
+            <w:shd w:val="clear" w:color="auto" w:fill="FFFFFF"/>
+            <w:vAlign w:val="center"/>
+            <w:hideMark/>
+          </w:tcPr>
+          <w:p>
+            <w:pPr>
+              <w:jc w:val="center"/>
+              <w:rPr>
+                <w:sz w:val="22"/>
+                <w:szCs w:val="22"/>
+              </w:rPr>
+            </w:pPr>
+            <w:r>
+              <w:rPr>
+                <w:sz w:val="22"/>
+                <w:szCs w:val="22"/>
+              </w:rPr>
+              <w:t>RNF3</w:t>
+            </w:r>
+          </w:p>
+        </w:tc>
+        <w:tc>
+          <w:tcPr>
+            <w:tcW w:w="2047" w:type="dxa"/>
+            <w:tcBorders>
+              <w:top w:val="single" w:sz="6" w:space="0" w:color="auto"/>
+              <w:left w:val="single" w:sz="6" w:space="0" w:color="auto"/>
+              <w:bottom w:val="single" w:sz="6" w:space="0" w:color="auto"/>
+              <w:right w:val="single" w:sz="6" w:space="0" w:color="auto"/>
+            </w:tcBorders>
+            <w:shd w:val="clear" w:color="auto" w:fill="FFFFFF"/>
+            <w:vAlign w:val="center"/>
+            <w:hideMark/>
+          </w:tcPr>
+          <w:p>
+            <w:pPr>
+              <w:jc w:val="center"/>
+              <w:rPr>
+                <w:sz w:val="22"/>
+                <w:szCs w:val="22"/>
+              </w:rPr>
+            </w:pPr>
+            <w:r>
+              <w:rPr>
+                <w:sz w:val="22"/>
+                <w:szCs w:val="22"/>
+              </w:rPr>
+              <w:t>Performance</w:t>
+            </w:r>
+          </w:p>
+        </w:tc>
+        <w:tc>
+          <w:tcPr>
+            <w:tcW w:w="0" w:type="auto"/>
+            <w:tcBorders>
+              <w:top w:val="single" w:sz="6" w:space="0" w:color="auto"/>
+              <w:left w:val="single" w:sz="6" w:space="0" w:color="auto"/>
+              <w:bottom w:val="single" w:sz="6" w:space="0" w:color="auto"/>
+              <w:right w:val="single" w:sz="6" w:space="0" w:color="auto"/>
+            </w:tcBorders>
+            <w:shd w:val="clear" w:color="auto" w:fill="FFFFFF"/>
+            <w:vAlign w:val="center"/>
+            <w:hideMark/>
+          </w:tcPr>
+          <w:p>
+            <w:pPr>
+              <w:jc w:val="center"/>
+              <w:rPr>
+                <w:sz w:val="22"/>
+                <w:szCs w:val="22"/>
+              </w:rPr>
+            </w:pPr>
+            <w:r>
+              <w:rPr>
+                <w:sz w:val="22"/>
+                <w:szCs w:val="22"/>
+              </w:rPr>
+              <w:t>Respostas da API em menos de 200ms.</w:t>
+            </w:r>
+          </w:p>
+        </w:tc>
+      </w:tr>
+      <w:tr>
+        <w:trPr>
+          <w:trHeight w:val="795"/>
+          <w:tblCellSpacing w:w="15" w:type="dxa"/>
+        </w:trPr>
+        <w:tc>
+          <w:tcPr>
+            <w:tcW w:w="0" w:type="auto"/>
+            <w:tcBorders>
+              <w:top w:val="single" w:sz="6" w:space="0" w:color="auto"/>
+              <w:left w:val="single" w:sz="6" w:space="0" w:color="auto"/>
+              <w:bottom w:val="single" w:sz="6" w:space="0" w:color="auto"/>
+              <w:right w:val="single" w:sz="6" w:space="0" w:color="auto"/>
+            </w:tcBorders>
+            <w:shd w:val="clear" w:color="auto" w:fill="FFFFFF"/>
+            <w:vAlign w:val="center"/>
+            <w:hideMark/>
+          </w:tcPr>
+          <w:p>
+            <w:pPr>
+              <w:jc w:val="center"/>
+              <w:rPr>
+                <w:sz w:val="22"/>
+                <w:szCs w:val="22"/>
+              </w:rPr>
+            </w:pPr>
+          </w:p>
+        </w:tc>
+        <w:tc>
+          <w:tcPr>
+            <w:tcW w:w="701" w:type="dxa"/>
+            <w:tcBorders>
+              <w:top w:val="single" w:sz="6" w:space="0" w:color="auto"/>
+              <w:left w:val="single" w:sz="6" w:space="0" w:color="auto"/>
+              <w:bottom w:val="single" w:sz="6" w:space="0" w:color="auto"/>
+              <w:right w:val="single" w:sz="6" w:space="0" w:color="auto"/>
+            </w:tcBorders>
+            <w:shd w:val="clear" w:color="auto" w:fill="FFFFFF"/>
+            <w:vAlign w:val="center"/>
+            <w:hideMark/>
+          </w:tcPr>
+          <w:p>
+            <w:pPr>
+              <w:jc w:val="center"/>
+              <w:rPr>
+                <w:sz w:val="22"/>
+                <w:szCs w:val="22"/>
+              </w:rPr>
+            </w:pPr>
+            <w:r>
+              <w:rPr>
+                <w:sz w:val="22"/>
+                <w:szCs w:val="22"/>
+              </w:rPr>
+              <w:t>RNF4</w:t>
+            </w:r>
+          </w:p>
+        </w:tc>
+        <w:tc>
+          <w:tcPr>
+            <w:tcW w:w="2047" w:type="dxa"/>
+            <w:tcBorders>
+              <w:top w:val="single" w:sz="6" w:space="0" w:color="auto"/>
+              <w:left w:val="single" w:sz="6" w:space="0" w:color="auto"/>
+              <w:bottom w:val="single" w:sz="6" w:space="0" w:color="auto"/>
+              <w:right w:val="single" w:sz="6" w:space="0" w:color="auto"/>
+            </w:tcBorders>
+            <w:shd w:val="clear" w:color="auto" w:fill="FFFFFF"/>
+            <w:vAlign w:val="center"/>
+            <w:hideMark/>
+          </w:tcPr>
+          <w:p>
+            <w:pPr>
+              <w:jc w:val="center"/>
+              <w:rPr>
+                <w:sz w:val="22"/>
+                <w:szCs w:val="22"/>
+              </w:rPr>
+            </w:pPr>
+            <w:r>
+              <w:rPr>
+                <w:sz w:val="22"/>
+                <w:szCs w:val="22"/>
+              </w:rPr>
+              <w:t>Usabilidade</w:t>
+            </w:r>
+          </w:p>
+        </w:tc>
+        <w:tc>
+          <w:tcPr>
+            <w:tcW w:w="0" w:type="auto"/>
+            <w:tcBorders>
+              <w:top w:val="single" w:sz="6" w:space="0" w:color="auto"/>
+              <w:left w:val="single" w:sz="6" w:space="0" w:color="auto"/>
+              <w:bottom w:val="single" w:sz="6" w:space="0" w:color="auto"/>
+              <w:right w:val="single" w:sz="6" w:space="0" w:color="auto"/>
+            </w:tcBorders>
+            <w:shd w:val="clear" w:color="auto" w:fill="FFFFFF"/>
+            <w:vAlign w:val="center"/>
+            <w:hideMark/>
+          </w:tcPr>
+          <w:p>
+            <w:pPr>
+              <w:jc w:val="center"/>
+              <w:rPr>
+                <w:sz w:val="22"/>
+                <w:szCs w:val="22"/>
+              </w:rPr>
+            </w:pPr>
+            <w:r>
+              <w:rPr>
+                <w:sz w:val="22"/>
+                <w:szCs w:val="22"/>
+              </w:rPr>
+              <w:t>Mensagens de erro claras (Ex: "Estoque insuficiente").</w:t>
+            </w:r>
+          </w:p>
+        </w:tc>
+      </w:tr>
+      <w:tr>
+        <w:trPr>
+          <w:trHeight w:val="808"/>
+          <w:tblCellSpacing w:w="15" w:type="dxa"/>
+        </w:trPr>
+        <w:tc>
+          <w:tcPr>
+            <w:tcW w:w="0" w:type="auto"/>
+            <w:tcBorders>
+              <w:top w:val="single" w:sz="6" w:space="0" w:color="auto"/>
+              <w:left w:val="single" w:sz="6" w:space="0" w:color="auto"/>
+              <w:bottom w:val="single" w:sz="6" w:space="0" w:color="auto"/>
+              <w:right w:val="single" w:sz="6" w:space="0" w:color="auto"/>
+            </w:tcBorders>
+            <w:shd w:val="clear" w:color="auto" w:fill="FFFFFF"/>
+            <w:vAlign w:val="center"/>
+            <w:hideMark/>
+          </w:tcPr>
+          <w:p>
+            <w:pPr>
+              <w:jc w:val="center"/>
+              <w:rPr>
+                <w:sz w:val="22"/>
+                <w:szCs w:val="22"/>
+              </w:rPr>
+            </w:pPr>
+            <w:r>
+              <w:rPr>
+                <w:sz w:val="22"/>
+                <w:szCs w:val="22"/>
+              </w:rPr>
+              <w:t>Could Have (Desejáveis)</w:t>
+            </w:r>
+          </w:p>
+        </w:tc>
+        <w:tc>
+          <w:tcPr>
+            <w:tcW w:w="701" w:type="dxa"/>
+            <w:tcBorders>
+              <w:top w:val="single" w:sz="6" w:space="0" w:color="auto"/>
+              <w:left w:val="single" w:sz="6" w:space="0" w:color="auto"/>
+              <w:bottom w:val="single" w:sz="6" w:space="0" w:color="auto"/>
+              <w:right w:val="single" w:sz="6" w:space="0" w:color="auto"/>
+            </w:tcBorders>
+            <w:shd w:val="clear" w:color="auto" w:fill="FFFFFF"/>
+            <w:vAlign w:val="center"/>
+            <w:hideMark/>
+          </w:tcPr>
+          <w:p>
+            <w:pPr>
+              <w:jc w:val="center"/>
+              <w:rPr>
+                <w:sz w:val="22"/>
+                <w:szCs w:val="22"/>
+              </w:rPr>
+            </w:pPr>
+            <w:r>
+              <w:rPr>
+                <w:sz w:val="22"/>
+                <w:szCs w:val="22"/>
+              </w:rPr>
+              <w:t>RF6</w:t>
+            </w:r>
+          </w:p>
+        </w:tc>
+        <w:tc>
+          <w:tcPr>
+            <w:tcW w:w="2047" w:type="dxa"/>
+            <w:tcBorders>
+              <w:top w:val="single" w:sz="6" w:space="0" w:color="auto"/>
+              <w:left w:val="single" w:sz="6" w:space="0" w:color="auto"/>
+              <w:bottom w:val="single" w:sz="6" w:space="0" w:color="auto"/>
+              <w:right w:val="single" w:sz="6" w:space="0" w:color="auto"/>
+            </w:tcBorders>
+            <w:shd w:val="clear" w:color="auto" w:fill="FFFFFF"/>
+            <w:vAlign w:val="center"/>
+            <w:hideMark/>
+          </w:tcPr>
+          <w:p>
+            <w:pPr>
+              <w:jc w:val="center"/>
+              <w:rPr>
+                <w:sz w:val="22"/>
+                <w:szCs w:val="22"/>
+              </w:rPr>
+            </w:pPr>
+            <w:r>
+              <w:rPr>
+                <w:sz w:val="22"/>
+                <w:szCs w:val="22"/>
+              </w:rPr>
+              <w:t>Alerta de Reposição</w:t>
+            </w:r>
+          </w:p>
+        </w:tc>
+        <w:tc>
+          <w:tcPr>
+            <w:tcW w:w="0" w:type="auto"/>
+            <w:tcBorders>
+              <w:top w:val="single" w:sz="6" w:space="0" w:color="auto"/>
+              <w:left w:val="single" w:sz="6" w:space="0" w:color="auto"/>
+              <w:bottom w:val="single" w:sz="6" w:space="0" w:color="auto"/>
+              <w:right w:val="single" w:sz="6" w:space="0" w:color="auto"/>
+            </w:tcBorders>
+            <w:shd w:val="clear" w:color="auto" w:fill="FFFFFF"/>
+            <w:vAlign w:val="center"/>
+            <w:hideMark/>
+          </w:tcPr>
+          <w:p>
+            <w:pPr>
+              <w:jc w:val="center"/>
+              <w:rPr>
+                <w:sz w:val="22"/>
+                <w:szCs w:val="22"/>
+              </w:rPr>
+            </w:pPr>
+            <w:r>
+              <w:rPr>
+                <w:sz w:val="22"/>
+                <w:szCs w:val="22"/>
+              </w:rPr>
+              <w:t>Listar livros com estoque abaixo de 10 unidades.</w:t>
+            </w:r>
+          </w:p>
+        </w:tc>
+      </w:tr>
+      <w:tr>
+        <w:trPr>
+          <w:trHeight w:val="808"/>
+          <w:tblCellSpacing w:w="15" w:type="dxa"/>
+        </w:trPr>
+        <w:tc>
+          <w:tcPr>
+            <w:tcW w:w="0" w:type="auto"/>
+            <w:tcBorders>
+              <w:top w:val="single" w:sz="6" w:space="0" w:color="auto"/>
+              <w:left w:val="single" w:sz="6" w:space="0" w:color="auto"/>
+              <w:bottom w:val="single" w:sz="6" w:space="0" w:color="auto"/>
+              <w:right w:val="single" w:sz="6" w:space="0" w:color="auto"/>
+            </w:tcBorders>
+            <w:shd w:val="clear" w:color="auto" w:fill="FFFFFF"/>
+            <w:vAlign w:val="center"/>
+            <w:hideMark/>
+          </w:tcPr>
+          <w:p>
+            <w:pPr>
+              <w:jc w:val="center"/>
+              <w:rPr>
+                <w:sz w:val="22"/>
+                <w:szCs w:val="22"/>
+              </w:rPr>
+            </w:pPr>
+            <w:r>
+              <w:rPr>
+                <w:sz w:val="22"/>
+                <w:szCs w:val="22"/>
+              </w:rPr>
+              <w:t>Won't Have (Futuro)</w:t>
+            </w:r>
+          </w:p>
+        </w:tc>
+        <w:tc>
+          <w:tcPr>
+            <w:tcW w:w="701" w:type="dxa"/>
+            <w:tcBorders>
+              <w:top w:val="single" w:sz="6" w:space="0" w:color="auto"/>
+              <w:left w:val="single" w:sz="6" w:space="0" w:color="auto"/>
+              <w:bottom w:val="single" w:sz="6" w:space="0" w:color="auto"/>
+              <w:right w:val="single" w:sz="6" w:space="0" w:color="auto"/>
+            </w:tcBorders>
+            <w:shd w:val="clear" w:color="auto" w:fill="FFFFFF"/>
+            <w:vAlign w:val="center"/>
+            <w:hideMark/>
+          </w:tcPr>
+          <w:p>
+            <w:pPr>
+              <w:jc w:val="center"/>
+              <w:rPr>
+                <w:sz w:val="22"/>
+                <w:szCs w:val="22"/>
+              </w:rPr>
+            </w:pPr>
+            <w:r>
+              <w:rPr>
+                <w:sz w:val="22"/>
+                <w:szCs w:val="22"/>
+              </w:rPr>
+              <w:t>RF7</w:t>
+            </w:r>
+          </w:p>
+        </w:tc>
+        <w:tc>
+          <w:tcPr>
+            <w:tcW w:w="2047" w:type="dxa"/>
+            <w:tcBorders>
+              <w:top w:val="single" w:sz="6" w:space="0" w:color="auto"/>
+              <w:left w:val="single" w:sz="6" w:space="0" w:color="auto"/>
+              <w:bottom w:val="single" w:sz="6" w:space="0" w:color="auto"/>
+              <w:right w:val="single" w:sz="6" w:space="0" w:color="auto"/>
+            </w:tcBorders>
+            <w:shd w:val="clear" w:color="auto" w:fill="FFFFFF"/>
+            <w:vAlign w:val="center"/>
+            <w:hideMark/>
+          </w:tcPr>
+          <w:p>
+            <w:pPr>
+              <w:jc w:val="center"/>
+              <w:rPr>
+                <w:sz w:val="22"/>
+                <w:szCs w:val="22"/>
+              </w:rPr>
+            </w:pPr>
+            <w:r>
+              <w:rPr>
+                <w:sz w:val="22"/>
+                <w:szCs w:val="22"/>
+              </w:rPr>
+              <w:t>Histórico/Login</w:t>
+            </w:r>
+          </w:p>
+        </w:tc>
+        <w:tc>
+          <w:tcPr>
+            <w:tcW w:w="0" w:type="auto"/>
+            <w:tcBorders>
+              <w:top w:val="single" w:sz="6" w:space="0" w:color="auto"/>
+              <w:left w:val="single" w:sz="6" w:space="0" w:color="auto"/>
+              <w:bottom w:val="single" w:sz="6" w:space="0" w:color="auto"/>
+              <w:right w:val="single" w:sz="6" w:space="0" w:color="auto"/>
+            </w:tcBorders>
+            <w:shd w:val="clear" w:color="auto" w:fill="FFFFFF"/>
+            <w:vAlign w:val="center"/>
+            <w:hideMark/>
+          </w:tcPr>
+          <w:p>
+            <w:pPr>
+              <w:jc w:val="center"/>
+              <w:rPr>
+                <w:sz w:val="22"/>
+                <w:szCs w:val="22"/>
+              </w:rPr>
+            </w:pPr>
+            <w:r>
+              <w:rPr>
+                <w:sz w:val="22"/>
+                <w:szCs w:val="22"/>
+              </w:rPr>
+              <w:t>Registrar quem fez a movimentação e quando (Auditoria).</w:t>
+            </w:r>
+          </w:p>
+        </w:tc>
+      </w:tr>
+    </w:tbl>
+    <w:p>
+      <w:pPr>
+        <w:pStyle w:val="Ttulo1"/>
+      </w:pPr>
+      <w:bookmarkStart w:id="4" w:name="_Toc224311043"/>
+      <w:r>
+        <w:lastRenderedPageBreak/>
+        <w:t xml:space="preserve">4. </w:t>
+      </w:r>
+      <w:r>
+        <w:t>Prototipagem</w:t>
+      </w:r>
+      <w:r>
+        <w:t>:</w:t>
+      </w:r>
+      <w:bookmarkEnd w:id="4"/>
+    </w:p>
+    <w:p>
+      <w:pPr>
+        <w:rPr>
+          <w:rFonts w:ascii="Times New Roman" w:hAnsi="Times New Roman" w:cs="Times New Roman"/>
+          <w:sz w:val="28"/>
+          <w:szCs w:val="28"/>
+        </w:rPr>
+      </w:pPr>
+      <w:r>
+        <w:rPr>
+          <w:rFonts w:ascii="Times New Roman" w:hAnsi="Times New Roman" w:cs="Times New Roman"/>
+          <w:sz w:val="28"/>
+          <w:szCs w:val="28"/>
+        </w:rPr>
+        <w:t>Baixa Fidelidade (</w:t>
+      </w:r>
+      <w:r>
+        <w:rPr>
+          <w:rFonts w:ascii="Times New Roman" w:hAnsi="Times New Roman" w:cs="Times New Roman"/>
           <w:b/>
           <w:bCs/>
-          <w:sz w:val="32"/>
-          <w:szCs w:val="32"/>
-        </w:rPr>
-      </w:pPr>
-      <w:r>
-        <w:rPr>
+          <w:sz w:val="28"/>
+          <w:szCs w:val="28"/>
+        </w:rPr>
+        <w:t>Wireframes</w:t>
+      </w:r>
+      <w:r>
+        <w:rPr>
+          <w:rFonts w:ascii="Times New Roman" w:hAnsi="Times New Roman" w:cs="Times New Roman"/>
+          <w:sz w:val="28"/>
+          <w:szCs w:val="28"/>
+        </w:rPr>
+        <w:t>): É o rascunho. Foca na estrutura e no fluxo (onde as coisas ficam), sendo rápido e barato para testar ideias iniciais.</w:t>
+      </w:r>
+    </w:p>
+    <w:p>
+      <w:pPr>
+        <w:rPr>
+          <w:rFonts w:ascii="Times New Roman" w:hAnsi="Times New Roman" w:cs="Times New Roman"/>
+          <w:sz w:val="28"/>
+          <w:szCs w:val="28"/>
+        </w:rPr>
+      </w:pPr>
+      <w:r>
+        <w:rPr>
+          <w:rFonts w:ascii="Times New Roman" w:hAnsi="Times New Roman" w:cs="Times New Roman"/>
+          <w:sz w:val="28"/>
+          <w:szCs w:val="28"/>
+        </w:rPr>
+        <w:t>Média Fidelidade (</w:t>
+      </w:r>
+      <w:r>
+        <w:rPr>
+          <w:rFonts w:ascii="Times New Roman" w:hAnsi="Times New Roman" w:cs="Times New Roman"/>
           <w:b/>
           <w:bCs/>
-          <w:sz w:val="32"/>
-          <w:szCs w:val="32"/>
-        </w:rPr>
-        <w:lastRenderedPageBreak/>
-        <w:t>Prototipagem</w:t>
-      </w:r>
-      <w:r>
-        <w:rPr>
+          <w:sz w:val="28"/>
+          <w:szCs w:val="28"/>
+        </w:rPr>
+        <w:t>Mockups</w:t>
+      </w:r>
+      <w:r>
+        <w:rPr>
+          <w:rFonts w:ascii="Times New Roman" w:hAnsi="Times New Roman" w:cs="Times New Roman"/>
+          <w:sz w:val="28"/>
+          <w:szCs w:val="28"/>
+        </w:rPr>
+        <w:t>): É o visual. Adiciona cores, fontes e estilo gráfico, mas ainda é uma imagem estática (sem cliques</w:t>
+      </w:r>
+      <w:proofErr w:type="gramStart"/>
+      <w:r>
+        <w:rPr>
+          <w:rFonts w:ascii="Times New Roman" w:hAnsi="Times New Roman" w:cs="Times New Roman"/>
+          <w:sz w:val="28"/>
+          <w:szCs w:val="28"/>
+        </w:rPr>
+        <w:t>).Alta</w:t>
+      </w:r>
+      <w:proofErr w:type="gramEnd"/>
+      <w:r>
+        <w:rPr>
+          <w:rFonts w:ascii="Times New Roman" w:hAnsi="Times New Roman" w:cs="Times New Roman"/>
+          <w:sz w:val="28"/>
+          <w:szCs w:val="28"/>
+        </w:rPr>
+        <w:t xml:space="preserve"> Fidelidade (</w:t>
+      </w:r>
+      <w:r>
+        <w:rPr>
+          <w:rFonts w:ascii="Times New Roman" w:hAnsi="Times New Roman" w:cs="Times New Roman"/>
           <w:b/>
           <w:bCs/>
-          <w:sz w:val="32"/>
-          <w:szCs w:val="32"/>
-        </w:rPr>
-        <w:t>:</w:t>
-      </w:r>
-    </w:p>
-    <w:p>
-      <w:pPr>
-        <w:rPr>
-          <w:sz w:val="28"/>
-          <w:szCs w:val="28"/>
-        </w:rPr>
-      </w:pPr>
-      <w:r>
-        <w:rPr>
-          <w:sz w:val="28"/>
-          <w:szCs w:val="28"/>
-        </w:rPr>
-        <w:t>Baixa Fidelidade (</w:t>
-      </w:r>
-      <w:r>
-        <w:rPr>
-          <w:b/>
-          <w:bCs/>
-          <w:sz w:val="28"/>
-          <w:szCs w:val="28"/>
-        </w:rPr>
-        <w:t>Wireframes</w:t>
-      </w:r>
-      <w:r>
-        <w:rPr>
-          <w:sz w:val="28"/>
-          <w:szCs w:val="28"/>
-        </w:rPr>
-        <w:t>): É o rascunho. Foca na estrutura e no fluxo (onde as coisas ficam), sendo rápido e barato para testar ideias iniciais.</w:t>
-      </w:r>
-    </w:p>
-    <w:p>
-      <w:pPr>
-        <w:rPr>
-          <w:sz w:val="28"/>
-          <w:szCs w:val="28"/>
-        </w:rPr>
-      </w:pPr>
-      <w:r>
-        <w:rPr>
-          <w:sz w:val="28"/>
-          <w:szCs w:val="28"/>
-        </w:rPr>
-        <w:t>Média Fidelidade (</w:t>
-      </w:r>
-      <w:r>
-        <w:rPr>
-          <w:b/>
-          <w:bCs/>
-          <w:sz w:val="28"/>
-          <w:szCs w:val="28"/>
-        </w:rPr>
-        <w:t>Mockups</w:t>
-      </w:r>
-      <w:r>
-        <w:rPr>
-          <w:sz w:val="28"/>
-          <w:szCs w:val="28"/>
-        </w:rPr>
-        <w:t>): É o visual. Adiciona cores, fontes e estilo gráfico, mas ainda é uma imagem estática (sem cliques).</w:t>
-      </w:r>
-    </w:p>
-    <w:p>
-      <w:pPr>
-        <w:rPr>
-          <w:sz w:val="28"/>
-          <w:szCs w:val="28"/>
-        </w:rPr>
-      </w:pPr>
-      <w:r>
-        <w:rPr>
+          <w:sz w:val="28"/>
+          <w:szCs w:val="28"/>
+        </w:rPr>
+        <w:t>Funcional</w:t>
+      </w:r>
+      <w:r>
+        <w:rPr>
+          <w:rFonts w:ascii="Times New Roman" w:hAnsi="Times New Roman" w:cs="Times New Roman"/>
+          <w:sz w:val="28"/>
+          <w:szCs w:val="28"/>
+        </w:rPr>
+        <w:t>): É a simulação. Parece e se comporta como o software real, com botões clicáveis e transições, ideal para testes finais com usuários</w:t>
+      </w:r>
+    </w:p>
+    <w:p>
+      <w:pPr>
+        <w:pStyle w:val="Ttulo1"/>
+      </w:pPr>
+      <w:bookmarkStart w:id="5" w:name="_Toc224311044"/>
+      <w:r>
+        <w:t xml:space="preserve">5. </w:t>
+      </w:r>
+      <w:r>
+        <w:t>Metodologias Ágeis:</w:t>
+      </w:r>
+      <w:bookmarkEnd w:id="5"/>
+    </w:p>
+    <w:p>
+      <w:pPr>
+        <w:rPr>
+          <w:rFonts w:ascii="Times New Roman" w:hAnsi="Times New Roman" w:cs="Times New Roman"/>
+          <w:sz w:val="28"/>
+          <w:szCs w:val="28"/>
+        </w:rPr>
+      </w:pPr>
+      <w:r>
+        <w:rPr>
+          <w:rFonts w:ascii="Times New Roman" w:hAnsi="Times New Roman" w:cs="Times New Roman"/>
           <w:noProof/>
           <w:sz w:val="28"/>
           <w:szCs w:val="28"/>
         </w:rPr>
         <w:drawing>
-          <wp:anchor distT="0" distB="0" distL="114300" distR="114300" simplePos="0" relativeHeight="251660288" behindDoc="0" locked="0" layoutInCell="1" allowOverlap="1" wp14:anchorId="525D10B7" wp14:editId="3898C12C">
+          <wp:anchor distT="0" distB="0" distL="114300" distR="114300" simplePos="0" relativeHeight="251660288" behindDoc="0" locked="0" layoutInCell="1" allowOverlap="1" wp14:anchorId="525D10B7" wp14:editId="2C8B069E">
             <wp:simplePos x="0" y="0"/>
             <wp:positionH relativeFrom="margin">
-              <wp:align>right</wp:align>
+              <wp:align>center</wp:align>
             </wp:positionH>
             <wp:positionV relativeFrom="paragraph">
-              <wp:posOffset>886460</wp:posOffset>
+              <wp:posOffset>770890</wp:posOffset>
             </wp:positionV>
-            <wp:extent cx="5391150" cy="6140788"/>
-            <wp:effectExtent l="0" t="0" r="0" b="0"/>
+            <wp:extent cx="4868545" cy="5545455"/>
+            <wp:effectExtent l="0" t="0" r="8255" b="0"/>
             <wp:wrapTopAndBottom/>
             <wp:docPr id="654760077" name="Imagem 2"/>
             <wp:cNvGraphicFramePr>
@@ -2276,7 +5322,7 @@
                   <pic:spPr>
                     <a:xfrm>
                       <a:off x="0" y="0"/>
-                      <a:ext cx="5391150" cy="6140788"/>
+                      <a:ext cx="4868545" cy="5545455"/>
                     </a:xfrm>
                     <a:prstGeom prst="rect">
                       <a:avLst/>
@@ -2296,27 +5342,419 @@
       </w:r>
       <w:r>
         <w:rPr>
-          <w:sz w:val="28"/>
-          <w:szCs w:val="28"/>
-        </w:rPr>
-        <w:t>Alta Fidelidade (</w:t>
-      </w:r>
-      <w:r>
-        <w:rPr>
-          <w:b/>
-          <w:bCs/>
-          <w:sz w:val="28"/>
-          <w:szCs w:val="28"/>
-        </w:rPr>
-        <w:t>Funcional</w:t>
-      </w:r>
-      <w:r>
-        <w:rPr>
-          <w:sz w:val="28"/>
-          <w:szCs w:val="28"/>
-        </w:rPr>
-        <w:t>): É a simulação. Parece e se comporta como o software real, com botões clicáveis e transições, ideal para testes finais com usuários.</w:t>
-      </w:r>
+          <w:rFonts w:ascii="Times New Roman" w:hAnsi="Times New Roman" w:cs="Times New Roman"/>
+          <w:sz w:val="28"/>
+          <w:szCs w:val="28"/>
+        </w:rPr>
+        <w:t>Em vez de um projeto de 1 ano, o trabalho é dividido em ciclos curtos chamados Iterações ou Sprints (geralmente de 2 a 4 semanas).</w:t>
+      </w:r>
+    </w:p>
+    <w:p>
+      <w:pPr>
+        <w:rPr>
+          <w:rFonts w:ascii="Times New Roman" w:hAnsi="Times New Roman" w:cs="Times New Roman"/>
+          <w:sz w:val="28"/>
+          <w:szCs w:val="28"/>
+        </w:rPr>
+      </w:pPr>
+    </w:p>
+    <w:p>
+      <w:pPr>
+        <w:rPr>
+          <w:rFonts w:ascii="Times New Roman" w:hAnsi="Times New Roman" w:cs="Times New Roman"/>
+          <w:sz w:val="28"/>
+          <w:szCs w:val="28"/>
+        </w:rPr>
+      </w:pPr>
+      <w:bookmarkStart w:id="6" w:name="_Toc224311045"/>
+      <w:r>
+        <w:rPr>
+          <w:rStyle w:val="Ttulo1Char"/>
+        </w:rPr>
+        <w:t xml:space="preserve">6. </w:t>
+      </w:r>
+      <w:r>
+        <w:rPr>
+          <w:rStyle w:val="Ttulo1Char"/>
+        </w:rPr>
+        <w:t>K</w:t>
+      </w:r>
+      <w:r>
+        <w:rPr>
+          <w:rStyle w:val="Ttulo1Char"/>
+        </w:rPr>
+        <w:t>anbam</w:t>
+      </w:r>
+      <w:r>
+        <w:rPr>
+          <w:rStyle w:val="Ttulo1Char"/>
+        </w:rPr>
+        <w:t>:</w:t>
+      </w:r>
+      <w:bookmarkEnd w:id="6"/>
+      <w:r>
+        <w:rPr>
+          <w:rFonts w:ascii="Times New Roman" w:hAnsi="Times New Roman" w:cs="Times New Roman"/>
+          <w:sz w:val="28"/>
+          <w:szCs w:val="28"/>
+        </w:rPr>
+        <w:t xml:space="preserve"> Focado na visualização do fluxo de trabalho. Usa cartões </w:t>
+      </w:r>
+      <w:r>
+        <w:rPr>
+          <w:rFonts w:ascii="Times New Roman" w:hAnsi="Times New Roman" w:cs="Times New Roman"/>
+          <w:sz w:val="28"/>
+          <w:szCs w:val="28"/>
+        </w:rPr>
+        <w:t>(Trello)</w:t>
+      </w:r>
+      <w:r>
+        <w:rPr>
+          <w:rFonts w:ascii="Times New Roman" w:hAnsi="Times New Roman" w:cs="Times New Roman"/>
+          <w:sz w:val="28"/>
+          <w:szCs w:val="28"/>
+        </w:rPr>
+        <w:t xml:space="preserve"> </w:t>
+      </w:r>
+    </w:p>
+    <w:p>
+      <w:pPr>
+        <w:rPr>
+          <w:rFonts w:ascii="Times New Roman" w:hAnsi="Times New Roman" w:cs="Times New Roman"/>
+        </w:rPr>
+      </w:pPr>
+      <w:hyperlink r:id="rId7" w:history="1">
+        <w:r>
+          <w:rPr>
+            <w:rStyle w:val="Hyperlink"/>
+            <w:rFonts w:ascii="Times New Roman" w:hAnsi="Times New Roman" w:cs="Times New Roman"/>
+          </w:rPr>
+          <w:t>https://trello.com/b/6oArYACB/biblioteca-senai</w:t>
+        </w:r>
+      </w:hyperlink>
+    </w:p>
+    <w:p>
+      <w:pPr>
+        <w:rPr>
+          <w:sz w:val="32"/>
+          <w:szCs w:val="32"/>
+        </w:rPr>
+      </w:pPr>
+    </w:p>
+    <w:p>
+      <w:pPr>
+        <w:rPr>
+          <w:sz w:val="32"/>
+          <w:szCs w:val="32"/>
+        </w:rPr>
+      </w:pPr>
+    </w:p>
+    <w:p>
+      <w:pPr>
+        <w:pStyle w:val="Ttulo1"/>
+      </w:pPr>
+      <w:bookmarkStart w:id="7" w:name="_Toc224311046"/>
+      <w:r>
+        <w:t xml:space="preserve">7. </w:t>
+      </w:r>
+      <w:r>
+        <w:t>Versionamento:</w:t>
+      </w:r>
+      <w:bookmarkEnd w:id="7"/>
+    </w:p>
+    <w:p>
+      <w:pPr>
+        <w:rPr>
+          <w:rFonts w:ascii="Times New Roman" w:hAnsi="Times New Roman" w:cs="Times New Roman"/>
+          <w:sz w:val="28"/>
+          <w:szCs w:val="28"/>
+        </w:rPr>
+      </w:pPr>
+      <w:r>
+        <w:rPr>
+          <w:rFonts w:ascii="Times New Roman" w:hAnsi="Times New Roman" w:cs="Times New Roman"/>
+          <w:sz w:val="28"/>
+          <w:szCs w:val="28"/>
+        </w:rPr>
+        <w:t xml:space="preserve">O </w:t>
+      </w:r>
+      <w:r>
+        <w:rPr>
+          <w:rFonts w:ascii="Times New Roman" w:hAnsi="Times New Roman" w:cs="Times New Roman"/>
+          <w:sz w:val="28"/>
+          <w:szCs w:val="28"/>
+        </w:rPr>
+        <w:t>Versionamento (ou Controle de Versão) é o sistema que registra todas as alterações feitas em um código ao longo do tempo. É o "seguro de vida" e a "máquina do tempo" do desenvolvedor.</w:t>
+      </w:r>
+    </w:p>
+    <w:p>
+      <w:pPr>
+        <w:rPr>
+          <w:rFonts w:ascii="Times New Roman" w:hAnsi="Times New Roman" w:cs="Times New Roman"/>
+        </w:rPr>
+      </w:pPr>
+      <w:hyperlink r:id="rId8" w:history="1">
+        <w:r>
+          <w:rPr>
+            <w:rStyle w:val="Hyperlink"/>
+            <w:rFonts w:ascii="Times New Roman" w:hAnsi="Times New Roman" w:cs="Times New Roman"/>
+          </w:rPr>
+          <w:t>https://trello.com/b/6oArYACB/biblioteca-senai</w:t>
+        </w:r>
+      </w:hyperlink>
+    </w:p>
+    <w:p>
+      <w:pPr>
+        <w:rPr>
+          <w:rFonts w:ascii="Times New Roman" w:hAnsi="Times New Roman" w:cs="Times New Roman"/>
+        </w:rPr>
+      </w:pPr>
+      <w:hyperlink r:id="rId9" w:tgtFrame="_blank" w:history="1">
+        <w:r>
+          <w:rPr>
+            <w:rStyle w:val="Hyperlink"/>
+            <w:rFonts w:ascii="Times New Roman" w:hAnsi="Times New Roman" w:cs="Times New Roman"/>
+          </w:rPr>
+          <w:t>https://www.figma.com/design/B4amsZzuykN1FUHcynHEbD/Sem-t%C3%ADtulo?node-id=0-1&amp;p=f</w:t>
+        </w:r>
+      </w:hyperlink>
+    </w:p>
+    <w:p/>
+    <w:p/>
+    <w:p>
+      <w:pPr>
+        <w:rPr>
+          <w:rFonts w:ascii="Times New Roman" w:hAnsi="Times New Roman" w:cs="Times New Roman"/>
+          <w:sz w:val="32"/>
+          <w:szCs w:val="32"/>
+        </w:rPr>
+      </w:pPr>
+    </w:p>
+    <w:p>
+      <w:pPr>
+        <w:pStyle w:val="Ttulo1"/>
+      </w:pPr>
+      <w:bookmarkStart w:id="8" w:name="_Toc224311047"/>
+      <w:r>
+        <w:t xml:space="preserve">8. </w:t>
+      </w:r>
+      <w:r>
+        <w:t>GitHub</w:t>
+      </w:r>
+      <w:r>
+        <w:t>:</w:t>
+      </w:r>
+      <w:bookmarkEnd w:id="8"/>
+    </w:p>
+    <w:p>
+      <w:pPr>
+        <w:rPr>
+          <w:rFonts w:ascii="Times New Roman" w:hAnsi="Times New Roman" w:cs="Times New Roman"/>
+        </w:rPr>
+      </w:pPr>
+      <w:hyperlink r:id="rId10" w:history="1">
+        <w:r>
+          <w:rPr>
+            <w:rStyle w:val="Hyperlink"/>
+            <w:rFonts w:ascii="Times New Roman" w:hAnsi="Times New Roman" w:cs="Times New Roman"/>
+          </w:rPr>
+          <w:t>https://github.com/MariaEduarda-Nepo/ProjetoEstoqueLivros.git</w:t>
+        </w:r>
+      </w:hyperlink>
+      <w:r>
+        <w:rPr>
+          <w:rFonts w:ascii="Times New Roman" w:hAnsi="Times New Roman" w:cs="Times New Roman"/>
+        </w:rPr>
+        <w:t xml:space="preserve"> </w:t>
+      </w:r>
+    </w:p>
+    <w:p>
+      <w:pPr>
+        <w:pStyle w:val="PargrafodaLista"/>
+        <w:rPr>
+          <w:sz w:val="32"/>
+          <w:szCs w:val="32"/>
+        </w:rPr>
+      </w:pPr>
+      <w:r>
+        <w:rPr>
+          <w:sz w:val="32"/>
+          <w:szCs w:val="32"/>
+        </w:rPr>
+        <w:t xml:space="preserve"> </w:t>
+      </w:r>
+    </w:p>
+    <w:p>
+      <w:pPr>
+        <w:rPr>
+          <w:rFonts w:ascii="Times New Roman" w:hAnsi="Times New Roman" w:cs="Times New Roman"/>
+          <w:sz w:val="28"/>
+          <w:szCs w:val="28"/>
+        </w:rPr>
+      </w:pPr>
+      <w:r>
+        <w:rPr>
+          <w:rFonts w:ascii="Times New Roman" w:hAnsi="Times New Roman" w:cs="Times New Roman"/>
+          <w:sz w:val="28"/>
+          <w:szCs w:val="28"/>
+        </w:rPr>
+        <w:t>O versionamento no GitHub funciona como uma linha do tempo inteligente para o seu código. Suas principais funções são:</w:t>
+      </w:r>
+    </w:p>
+    <w:p>
+      <w:pPr>
+        <w:rPr>
+          <w:rFonts w:ascii="Times New Roman" w:hAnsi="Times New Roman" w:cs="Times New Roman"/>
+          <w:sz w:val="28"/>
+          <w:szCs w:val="28"/>
+        </w:rPr>
+      </w:pPr>
+      <w:r>
+        <w:rPr>
+          <w:rFonts w:ascii="Times New Roman" w:hAnsi="Times New Roman" w:cs="Times New Roman"/>
+          <w:sz w:val="28"/>
+          <w:szCs w:val="28"/>
+        </w:rPr>
+        <w:t>Rastreabilidade: Registra quem, quando e o que foi alterado, permitindo reverter erros rapidamente.</w:t>
+      </w:r>
+    </w:p>
+    <w:p>
+      <w:pPr>
+        <w:pStyle w:val="PargrafodaLista"/>
+        <w:ind w:left="1080"/>
+        <w:rPr>
+          <w:rFonts w:ascii="Times New Roman" w:hAnsi="Times New Roman" w:cs="Times New Roman"/>
+          <w:sz w:val="28"/>
+          <w:szCs w:val="28"/>
+        </w:rPr>
+      </w:pPr>
+    </w:p>
+    <w:p>
+      <w:pPr>
+        <w:ind w:left="360"/>
+        <w:rPr>
+          <w:rFonts w:ascii="Times New Roman" w:hAnsi="Times New Roman" w:cs="Times New Roman"/>
+          <w:sz w:val="28"/>
+          <w:szCs w:val="28"/>
+        </w:rPr>
+      </w:pPr>
+      <w:r>
+        <w:rPr>
+          <w:rFonts w:ascii="Times New Roman" w:hAnsi="Times New Roman" w:cs="Times New Roman"/>
+          <w:sz w:val="28"/>
+          <w:szCs w:val="28"/>
+        </w:rPr>
+        <w:t>Colaboração: Permite que várias pessoas trabalhem no mesmo projeto sem apagar o progresso umas das outras.</w:t>
+      </w:r>
+    </w:p>
+    <w:p>
+      <w:pPr>
+        <w:ind w:left="360"/>
+        <w:rPr>
+          <w:rFonts w:ascii="Times New Roman" w:hAnsi="Times New Roman" w:cs="Times New Roman"/>
+          <w:sz w:val="28"/>
+          <w:szCs w:val="28"/>
+        </w:rPr>
+      </w:pPr>
+      <w:r>
+        <w:rPr>
+          <w:rFonts w:ascii="Times New Roman" w:hAnsi="Times New Roman" w:cs="Times New Roman"/>
+          <w:sz w:val="28"/>
+          <w:szCs w:val="28"/>
+        </w:rPr>
+        <w:lastRenderedPageBreak/>
+        <w:t>Ramificação (Branches): Possibilita criar "cópias" para testar novas ideias sem estragar a versão principal que já funciona.</w:t>
+      </w:r>
+    </w:p>
+    <w:p>
+      <w:pPr>
+        <w:ind w:left="360"/>
+        <w:rPr>
+          <w:rFonts w:ascii="Times New Roman" w:hAnsi="Times New Roman" w:cs="Times New Roman"/>
+          <w:sz w:val="28"/>
+          <w:szCs w:val="28"/>
+        </w:rPr>
+      </w:pPr>
+      <w:r>
+        <w:rPr>
+          <w:rFonts w:ascii="Times New Roman" w:hAnsi="Times New Roman" w:cs="Times New Roman"/>
+          <w:sz w:val="28"/>
+          <w:szCs w:val="28"/>
+        </w:rPr>
+        <w:t>Segurança: Serve como um backup em nuvem distribuído, garantindo que o histórico do projeto nunca seja perdido.</w:t>
+      </w:r>
+    </w:p>
+    <w:p>
+      <w:pPr>
+        <w:pStyle w:val="PargrafodaLista"/>
+        <w:rPr>
+          <w:rFonts w:ascii="Times New Roman" w:hAnsi="Times New Roman" w:cs="Times New Roman"/>
+          <w:sz w:val="28"/>
+          <w:szCs w:val="28"/>
+        </w:rPr>
+      </w:pPr>
+    </w:p>
+    <w:p>
+      <w:pPr>
+        <w:pStyle w:val="PargrafodaLista"/>
+        <w:ind w:left="1080"/>
+        <w:rPr>
+          <w:rFonts w:ascii="Times New Roman" w:hAnsi="Times New Roman" w:cs="Times New Roman"/>
+          <w:sz w:val="28"/>
+          <w:szCs w:val="28"/>
+        </w:rPr>
+      </w:pPr>
+    </w:p>
+    <w:p>
+      <w:pPr>
+        <w:pStyle w:val="Ttulo1"/>
+      </w:pPr>
+      <w:r>
+        <w:t xml:space="preserve"> </w:t>
+      </w:r>
+      <w:r>
+        <w:t xml:space="preserve"> </w:t>
+      </w:r>
+      <w:bookmarkStart w:id="9" w:name="_Toc224311048"/>
+      <w:r>
+        <w:t xml:space="preserve">9. </w:t>
+      </w:r>
+      <w:r>
+        <w:t>Documentação:</w:t>
+      </w:r>
+      <w:bookmarkEnd w:id="9"/>
+    </w:p>
+    <w:p>
+      <w:pPr>
+        <w:rPr>
+          <w:rFonts w:ascii="Times New Roman" w:hAnsi="Times New Roman" w:cs="Times New Roman"/>
+        </w:rPr>
+      </w:pPr>
+      <w:r>
+        <w:t xml:space="preserve">   (Word)</w:t>
+      </w:r>
+    </w:p>
+    <w:p>
+      <w:pPr>
+        <w:rPr>
+          <w:rFonts w:ascii="Times New Roman" w:hAnsi="Times New Roman" w:cs="Times New Roman"/>
+        </w:rPr>
+      </w:pPr>
+      <w:r>
+        <w:rPr>
+          <w:rFonts w:ascii="Times New Roman" w:hAnsi="Times New Roman" w:cs="Times New Roman"/>
+        </w:rPr>
+        <w:t xml:space="preserve">  </w:t>
+      </w:r>
+      <w:hyperlink r:id="rId11" w:history="1">
+        <w:r>
+          <w:rPr>
+            <w:rStyle w:val="Hyperlink"/>
+            <w:rFonts w:ascii="Times New Roman" w:hAnsi="Times New Roman" w:cs="Times New Roman"/>
+          </w:rPr>
+          <w:t>https://trello.com/b/6oArYACB/biblioteca-senai</w:t>
+        </w:r>
+      </w:hyperlink>
     </w:p>
     <w:p>
       <w:pPr>
@@ -2330,564 +5768,110 @@
     </w:p>
     <w:p>
       <w:pPr>
-        <w:pStyle w:val="PargrafodaLista"/>
-        <w:numPr>
-          <w:ilvl w:val="0"/>
-          <w:numId w:val="6"/>
-        </w:numPr>
-        <w:rPr>
-          <w:b/>
-          <w:bCs/>
-          <w:sz w:val="32"/>
-          <w:szCs w:val="32"/>
-        </w:rPr>
-      </w:pPr>
-      <w:r>
-        <w:rPr>
-          <w:b/>
-          <w:bCs/>
-          <w:sz w:val="32"/>
-          <w:szCs w:val="32"/>
-        </w:rPr>
-        <w:t>Metodologias Ágeis:</w:t>
-      </w:r>
-    </w:p>
-    <w:p>
-      <w:pPr>
-        <w:rPr>
-          <w:sz w:val="28"/>
-          <w:szCs w:val="28"/>
-        </w:rPr>
-      </w:pPr>
-      <w:r>
-        <w:rPr>
-          <w:sz w:val="28"/>
-          <w:szCs w:val="28"/>
-        </w:rPr>
-        <w:t>Em vez de um projeto de 1 ano, o trabalho é dividido em ciclos curtos chamados Iterações ou Sprints (geralmente de 2 a 4 semanas).</w:t>
-      </w:r>
-    </w:p>
-    <w:p>
-      <w:pPr>
-        <w:rPr>
-          <w:sz w:val="28"/>
-          <w:szCs w:val="28"/>
-        </w:rPr>
-      </w:pPr>
-      <w:r>
-        <w:rPr>
-          <w:b/>
-          <w:bCs/>
-          <w:sz w:val="28"/>
-          <w:szCs w:val="28"/>
-        </w:rPr>
-        <w:t>KANBAN:</w:t>
-      </w:r>
-      <w:r>
-        <w:rPr>
-          <w:sz w:val="28"/>
-          <w:szCs w:val="28"/>
-        </w:rPr>
-        <w:t xml:space="preserve"> Focado na visualização do fluxo de trabalho. Usa cartões (</w:t>
-      </w:r>
-      <w:r>
-        <w:rPr>
-          <w:b/>
-          <w:bCs/>
-          <w:sz w:val="28"/>
-          <w:szCs w:val="28"/>
-        </w:rPr>
-        <w:t>Trello</w:t>
-      </w:r>
-      <w:r>
-        <w:rPr>
-          <w:sz w:val="28"/>
-          <w:szCs w:val="28"/>
-        </w:rPr>
-        <w:t xml:space="preserve">) </w:t>
-      </w:r>
-    </w:p>
-    <w:p>
-      <w:pPr>
-        <w:rPr>
-          <w:sz w:val="32"/>
-          <w:szCs w:val="32"/>
-        </w:rPr>
-      </w:pPr>
-      <w:hyperlink r:id="rId7" w:history="1">
-        <w:r>
-          <w:rPr>
-            <w:rStyle w:val="Hyperlink"/>
-            <w:sz w:val="32"/>
-            <w:szCs w:val="32"/>
-          </w:rPr>
-          <w:t>https://trello.com/b/6oArYACB/biblioteca-senai</w:t>
-        </w:r>
-      </w:hyperlink>
-    </w:p>
-    <w:p>
-      <w:pPr>
-        <w:rPr>
-          <w:sz w:val="32"/>
-          <w:szCs w:val="32"/>
-        </w:rPr>
-      </w:pPr>
-    </w:p>
-    <w:p>
-      <w:pPr>
-        <w:rPr>
-          <w:sz w:val="32"/>
-          <w:szCs w:val="32"/>
-        </w:rPr>
-      </w:pPr>
-    </w:p>
-    <w:p>
-      <w:pPr>
-        <w:pStyle w:val="PargrafodaLista"/>
-        <w:numPr>
-          <w:ilvl w:val="0"/>
-          <w:numId w:val="7"/>
-        </w:numPr>
-        <w:rPr>
-          <w:b/>
-          <w:bCs/>
-          <w:sz w:val="32"/>
-          <w:szCs w:val="32"/>
-        </w:rPr>
-      </w:pPr>
-      <w:r>
-        <w:rPr>
-          <w:b/>
-          <w:bCs/>
-          <w:sz w:val="32"/>
-          <w:szCs w:val="32"/>
-        </w:rPr>
-        <w:t>Versionamento:</w:t>
-      </w:r>
-    </w:p>
-    <w:p>
-      <w:pPr>
-        <w:rPr>
-          <w:sz w:val="28"/>
-          <w:szCs w:val="28"/>
-        </w:rPr>
-      </w:pPr>
-      <w:r>
-        <w:rPr>
-          <w:sz w:val="28"/>
-          <w:szCs w:val="28"/>
-        </w:rPr>
-        <w:t xml:space="preserve">O </w:t>
-      </w:r>
-      <w:r>
-        <w:rPr>
-          <w:sz w:val="28"/>
-          <w:szCs w:val="28"/>
-        </w:rPr>
-        <w:t>Versionamento (ou Controle de Versão) é o sistema que registra todas as alterações feitas em um código ao longo do tempo. É o "seguro de vida" e a "máquina do tempo" do desenvolvedor.</w:t>
-      </w:r>
-    </w:p>
-    <w:p>
-      <w:pPr>
-        <w:rPr>
-          <w:sz w:val="32"/>
-          <w:szCs w:val="32"/>
-        </w:rPr>
-      </w:pPr>
-      <w:hyperlink r:id="rId8" w:history="1">
-        <w:r>
-          <w:rPr>
-            <w:rStyle w:val="Hyperlink"/>
-            <w:sz w:val="32"/>
-            <w:szCs w:val="32"/>
-          </w:rPr>
-          <w:t>https://trello.com/b/6oArYACB/biblioteca-senai</w:t>
-        </w:r>
-      </w:hyperlink>
-    </w:p>
-    <w:p>
-      <w:pPr>
-        <w:rPr>
-          <w:b/>
-          <w:bCs/>
-          <w:sz w:val="32"/>
-          <w:szCs w:val="32"/>
-        </w:rPr>
-      </w:pPr>
-      <w:r>
-        <w:rPr>
-          <w:b/>
-          <w:bCs/>
-          <w:sz w:val="32"/>
-          <w:szCs w:val="32"/>
-        </w:rPr>
-        <w:t>GitHub</w:t>
-      </w:r>
-    </w:p>
-    <w:p>
-      <w:pPr>
-        <w:rPr>
-          <w:b/>
-          <w:bCs/>
-          <w:sz w:val="32"/>
-          <w:szCs w:val="32"/>
-        </w:rPr>
-      </w:pPr>
-      <w:hyperlink r:id="rId9" w:history="1">
-        <w:r>
-          <w:rPr>
-            <w:rStyle w:val="Hyperlink"/>
-            <w:b/>
-            <w:bCs/>
-            <w:sz w:val="32"/>
-            <w:szCs w:val="32"/>
-          </w:rPr>
-          <w:t>https://github.com/MariaEduarda-Nepo/ProjetoEstoqueLivros.git</w:t>
-        </w:r>
-      </w:hyperlink>
-      <w:r>
-        <w:rPr>
-          <w:b/>
-          <w:bCs/>
-          <w:sz w:val="32"/>
-          <w:szCs w:val="32"/>
-        </w:rPr>
-        <w:t xml:space="preserve"> </w:t>
-      </w:r>
-    </w:p>
-    <w:p>
-      <w:pPr>
-        <w:rPr>
-          <w:b/>
-          <w:bCs/>
-          <w:sz w:val="32"/>
-          <w:szCs w:val="32"/>
-        </w:rPr>
-      </w:pPr>
-    </w:p>
-    <w:p>
-      <w:pPr>
-        <w:pStyle w:val="PargrafodaLista"/>
-        <w:numPr>
-          <w:ilvl w:val="0"/>
-          <w:numId w:val="13"/>
-        </w:numPr>
-        <w:rPr>
-          <w:b/>
-          <w:bCs/>
-          <w:sz w:val="32"/>
-          <w:szCs w:val="32"/>
-        </w:rPr>
-      </w:pPr>
-      <w:r>
-        <w:rPr>
-          <w:b/>
-          <w:bCs/>
-          <w:sz w:val="32"/>
-          <w:szCs w:val="32"/>
-        </w:rPr>
-        <w:t>Documentação</w:t>
-      </w:r>
-      <w:r>
-        <w:rPr>
-          <w:b/>
-          <w:bCs/>
-          <w:sz w:val="32"/>
-          <w:szCs w:val="32"/>
-        </w:rPr>
-        <w:t>:</w:t>
-      </w:r>
-    </w:p>
-    <w:p>
-      <w:pPr>
-        <w:pStyle w:val="PargrafodaLista"/>
-        <w:rPr>
-          <w:sz w:val="32"/>
-          <w:szCs w:val="32"/>
-        </w:rPr>
-      </w:pPr>
-      <w:hyperlink r:id="rId10" w:history="1">
-        <w:r>
-          <w:rPr>
-            <w:rStyle w:val="Hyperlink"/>
-            <w:sz w:val="32"/>
-            <w:szCs w:val="32"/>
-          </w:rPr>
-          <w:t>https://trello.com/b/6oArYACB/biblioteca-senai</w:t>
-        </w:r>
-      </w:hyperlink>
-    </w:p>
-    <w:p>
-      <w:pPr>
-        <w:rPr>
-          <w:b/>
-          <w:bCs/>
-          <w:sz w:val="32"/>
-          <w:szCs w:val="32"/>
-        </w:rPr>
-      </w:pPr>
-    </w:p>
-    <w:p>
-      <w:pPr>
-        <w:rPr>
-          <w:b/>
-          <w:bCs/>
-          <w:sz w:val="32"/>
-          <w:szCs w:val="32"/>
-        </w:rPr>
-      </w:pPr>
-    </w:p>
-    <w:p>
-      <w:pPr>
-        <w:rPr>
-          <w:b/>
-          <w:bCs/>
-          <w:sz w:val="32"/>
-          <w:szCs w:val="32"/>
-        </w:rPr>
-      </w:pPr>
-    </w:p>
-    <w:p>
-      <w:pPr>
-        <w:rPr>
-          <w:b/>
-          <w:bCs/>
-          <w:sz w:val="32"/>
-          <w:szCs w:val="32"/>
-        </w:rPr>
-      </w:pPr>
-    </w:p>
-    <w:p>
-      <w:pPr>
-        <w:rPr>
-          <w:b/>
-          <w:bCs/>
-          <w:sz w:val="32"/>
-          <w:szCs w:val="32"/>
-        </w:rPr>
-      </w:pPr>
-    </w:p>
-    <w:p>
-      <w:pPr>
-        <w:rPr>
-          <w:b/>
-          <w:bCs/>
-          <w:sz w:val="28"/>
-          <w:szCs w:val="28"/>
-        </w:rPr>
-      </w:pPr>
-      <w:r>
-        <w:rPr>
-          <w:b/>
-          <w:bCs/>
-          <w:sz w:val="28"/>
-          <w:szCs w:val="28"/>
-        </w:rPr>
-        <w:lastRenderedPageBreak/>
-        <w:t>SPRINT 2 - 13/03/2026 e 18/03/2026</w:t>
-      </w:r>
-    </w:p>
-    <w:p>
-      <w:pPr>
-        <w:rPr>
-          <w:b/>
-          <w:bCs/>
-          <w:sz w:val="28"/>
-          <w:szCs w:val="28"/>
-        </w:rPr>
-      </w:pPr>
-    </w:p>
-    <w:p>
-      <w:pPr>
-        <w:numPr>
-          <w:ilvl w:val="0"/>
-          <w:numId w:val="9"/>
-        </w:numPr>
-        <w:rPr>
-          <w:sz w:val="28"/>
-          <w:szCs w:val="28"/>
-        </w:rPr>
-      </w:pPr>
-      <w:r>
-        <w:rPr>
-          <w:sz w:val="28"/>
-          <w:szCs w:val="28"/>
-        </w:rPr>
-        <w:t>Atualizar, Verificar ou Corrigir (Levantamento de Requisitos)</w:t>
-      </w:r>
-    </w:p>
-    <w:p>
-      <w:pPr>
-        <w:numPr>
-          <w:ilvl w:val="0"/>
-          <w:numId w:val="9"/>
-        </w:numPr>
-        <w:rPr>
-          <w:sz w:val="28"/>
-          <w:szCs w:val="28"/>
-        </w:rPr>
-      </w:pPr>
-      <w:r>
-        <w:rPr>
-          <w:sz w:val="28"/>
-          <w:szCs w:val="28"/>
-        </w:rPr>
-        <w:t>Prototipagem</w:t>
-      </w:r>
-    </w:p>
-    <w:p>
-      <w:pPr>
-        <w:numPr>
-          <w:ilvl w:val="0"/>
-          <w:numId w:val="9"/>
-        </w:numPr>
-        <w:rPr>
-          <w:sz w:val="28"/>
-          <w:szCs w:val="28"/>
-        </w:rPr>
-      </w:pPr>
-      <w:r>
-        <w:rPr>
-          <w:sz w:val="28"/>
-          <w:szCs w:val="28"/>
-        </w:rPr>
-        <w:t>Atualizar, Verificar ou Corrigir (Metodologias Ágeis)</w:t>
-      </w:r>
-    </w:p>
-    <w:p>
-      <w:pPr>
-        <w:numPr>
-          <w:ilvl w:val="0"/>
-          <w:numId w:val="9"/>
-        </w:numPr>
-        <w:rPr>
-          <w:sz w:val="28"/>
-          <w:szCs w:val="28"/>
-        </w:rPr>
-      </w:pPr>
-      <w:r>
-        <w:rPr>
-          <w:sz w:val="28"/>
-          <w:szCs w:val="28"/>
-        </w:rPr>
-        <w:t>Versionamento (Apenas comentários breves e específicos)</w:t>
-      </w:r>
-    </w:p>
-    <w:p>
-      <w:pPr>
-        <w:numPr>
-          <w:ilvl w:val="0"/>
-          <w:numId w:val="9"/>
-        </w:numPr>
-        <w:rPr>
-          <w:sz w:val="28"/>
-          <w:szCs w:val="28"/>
-        </w:rPr>
-      </w:pPr>
-      <w:r>
-        <w:rPr>
-          <w:sz w:val="28"/>
-          <w:szCs w:val="28"/>
-        </w:rPr>
-        <w:t>Atualizar, Verificar ou Corrigir (Documentação)</w:t>
-      </w:r>
-    </w:p>
-    <w:p>
-      <w:pPr>
-        <w:numPr>
-          <w:ilvl w:val="0"/>
-          <w:numId w:val="9"/>
-        </w:numPr>
-        <w:rPr>
-          <w:sz w:val="28"/>
-          <w:szCs w:val="28"/>
-        </w:rPr>
-      </w:pPr>
-      <w:r>
-        <w:rPr>
-          <w:sz w:val="28"/>
-          <w:szCs w:val="28"/>
-        </w:rPr>
-        <w:t xml:space="preserve">Diagrama de Classe, </w:t>
-      </w:r>
-      <w:r>
-        <w:rPr>
-          <w:sz w:val="28"/>
-          <w:szCs w:val="28"/>
-        </w:rPr>
-        <w:t>Sequência</w:t>
+        <w:rPr>
+          <w:rFonts w:ascii="Times New Roman" w:hAnsi="Times New Roman" w:cs="Times New Roman"/>
+          <w:sz w:val="28"/>
+          <w:szCs w:val="28"/>
+        </w:rPr>
+      </w:pPr>
+    </w:p>
+    <w:p>
+      <w:pPr>
+        <w:rPr>
+          <w:rFonts w:ascii="Times New Roman" w:hAnsi="Times New Roman" w:cs="Times New Roman"/>
+          <w:sz w:val="28"/>
+          <w:szCs w:val="28"/>
+        </w:rPr>
+      </w:pPr>
+    </w:p>
+    <w:p>
+      <w:pPr>
+        <w:rPr>
+          <w:rFonts w:ascii="Times New Roman" w:hAnsi="Times New Roman" w:cs="Times New Roman"/>
+          <w:sz w:val="28"/>
+          <w:szCs w:val="28"/>
+        </w:rPr>
+      </w:pPr>
+    </w:p>
+    <w:p>
+      <w:pPr>
+        <w:rPr>
+          <w:rFonts w:ascii="Times New Roman" w:hAnsi="Times New Roman" w:cs="Times New Roman"/>
+          <w:sz w:val="28"/>
+          <w:szCs w:val="28"/>
+        </w:rPr>
+      </w:pPr>
+    </w:p>
+    <w:p>
+      <w:pPr>
+        <w:rPr>
+          <w:rFonts w:ascii="Times New Roman" w:hAnsi="Times New Roman" w:cs="Times New Roman"/>
+          <w:sz w:val="28"/>
+          <w:szCs w:val="28"/>
+        </w:rPr>
+      </w:pPr>
+    </w:p>
+    <w:p>
+      <w:pPr>
+        <w:rPr>
+          <w:rFonts w:ascii="Times New Roman" w:hAnsi="Times New Roman" w:cs="Times New Roman"/>
+          <w:sz w:val="28"/>
+          <w:szCs w:val="28"/>
+        </w:rPr>
+      </w:pPr>
+      <w:bookmarkStart w:id="10" w:name="_Toc224311049"/>
+      <w:r>
+        <w:rPr>
+          <w:rStyle w:val="Ttulo1Char"/>
+        </w:rPr>
+        <w:t xml:space="preserve">10. </w:t>
+      </w:r>
+      <w:r>
+        <w:rPr>
+          <w:rStyle w:val="Ttulo1Char"/>
+        </w:rPr>
+        <w:t>DIAGRAMA DE CLASSES</w:t>
+      </w:r>
+      <w:bookmarkEnd w:id="10"/>
+      <w:r>
+        <w:rPr>
+          <w:rFonts w:ascii="Times New Roman" w:hAnsi="Times New Roman" w:cs="Times New Roman"/>
+          <w:sz w:val="28"/>
+          <w:szCs w:val="28"/>
+        </w:rPr>
+        <w:t> — mostra a estrutura completa do back-end com as entidades principais: Livro, Movimentação, Retirada, Turma, e o serviço EstoqueService que orquestra as operações.</w:t>
       </w:r>
     </w:p>
     <w:p>
       <w:pPr>
         <w:ind w:left="720"/>
         <w:rPr>
-          <w:sz w:val="28"/>
-          <w:szCs w:val="28"/>
-        </w:rPr>
-      </w:pPr>
-    </w:p>
-    <w:p>
-      <w:pPr>
-        <w:ind w:left="720"/>
-        <w:rPr>
-          <w:sz w:val="28"/>
-          <w:szCs w:val="28"/>
-        </w:rPr>
-      </w:pPr>
-      <w:r>
-        <w:rPr>
-          <w:b/>
-          <w:bCs/>
-          <w:sz w:val="28"/>
-          <w:szCs w:val="28"/>
-        </w:rPr>
-        <w:t>DIAGRAMA DE CLASSES</w:t>
-      </w:r>
-      <w:r>
-        <w:rPr>
-          <w:sz w:val="28"/>
-          <w:szCs w:val="28"/>
-        </w:rPr>
-        <w:t> — mostra a estrutura completa do back-end com as entidades principais: Livro, Movimentação, Retirada, Turma, e o serviço EstoqueService que orquestra as operações.</w:t>
-      </w:r>
-    </w:p>
-    <w:p>
-      <w:pPr>
-        <w:ind w:left="720"/>
-        <w:rPr>
-          <w:sz w:val="28"/>
-          <w:szCs w:val="28"/>
-        </w:rPr>
-      </w:pPr>
-    </w:p>
-    <w:p>
-      <w:pPr>
-        <w:rPr>
-          <w:sz w:val="28"/>
-          <w:szCs w:val="28"/>
-        </w:rPr>
-      </w:pPr>
-    </w:p>
-    <w:p>
-      <w:pPr>
-        <w:rPr>
-          <w:sz w:val="28"/>
-          <w:szCs w:val="28"/>
-        </w:rPr>
-      </w:pPr>
-    </w:p>
-    <w:p>
-      <w:pPr>
-        <w:rPr>
-          <w:sz w:val="28"/>
-          <w:szCs w:val="28"/>
-        </w:rPr>
-      </w:pPr>
-    </w:p>
-    <w:p>
-      <w:pPr>
-        <w:ind w:left="720"/>
+          <w:rFonts w:ascii="Times New Roman" w:hAnsi="Times New Roman" w:cs="Times New Roman"/>
+          <w:sz w:val="28"/>
+          <w:szCs w:val="28"/>
+        </w:rPr>
+      </w:pPr>
+    </w:p>
+    <w:p>
+      <w:pPr>
+        <w:rPr>
+          <w:rFonts w:ascii="Times New Roman" w:hAnsi="Times New Roman" w:cs="Times New Roman"/>
+          <w:sz w:val="28"/>
+          <w:szCs w:val="28"/>
+        </w:rPr>
+      </w:pPr>
+    </w:p>
+    <w:p>
+      <w:pPr>
+        <w:rPr>
+          <w:rFonts w:ascii="Times New Roman" w:hAnsi="Times New Roman" w:cs="Times New Roman"/>
+          <w:sz w:val="28"/>
+          <w:szCs w:val="28"/>
+        </w:rPr>
+      </w:pPr>
+    </w:p>
+    <w:p>
+      <w:pPr>
         <w:rPr>
           <w:sz w:val="28"/>
           <w:szCs w:val="28"/>
@@ -2927,16 +5911,16 @@
         </w:rPr>
         <w:lastRenderedPageBreak/>
         <w:drawing>
-          <wp:anchor distT="0" distB="0" distL="114300" distR="114300" simplePos="0" relativeHeight="251658240" behindDoc="0" locked="0" layoutInCell="1" allowOverlap="1" wp14:anchorId="6EF1DCCA" wp14:editId="74F1983F">
+          <wp:anchor distT="0" distB="0" distL="114300" distR="114300" simplePos="0" relativeHeight="251658240" behindDoc="0" locked="0" layoutInCell="1" allowOverlap="1" wp14:anchorId="6EF1DCCA" wp14:editId="677D58B4">
             <wp:simplePos x="0" y="0"/>
             <wp:positionH relativeFrom="margin">
               <wp:align>center</wp:align>
             </wp:positionH>
             <wp:positionV relativeFrom="paragraph">
-              <wp:posOffset>547</wp:posOffset>
+              <wp:posOffset>0</wp:posOffset>
             </wp:positionV>
-            <wp:extent cx="7230956" cy="8344229"/>
-            <wp:effectExtent l="0" t="0" r="8255" b="0"/>
+            <wp:extent cx="6547745" cy="7555831"/>
+            <wp:effectExtent l="0" t="0" r="5715" b="7620"/>
             <wp:wrapTopAndBottom/>
             <wp:docPr id="1582918861" name="Imagem 1"/>
             <wp:cNvGraphicFramePr>
@@ -2950,7 +5934,7 @@
                     <pic:cNvPicPr/>
                   </pic:nvPicPr>
                   <pic:blipFill>
-                    <a:blip r:embed="rId11">
+                    <a:blip r:embed="rId12">
                       <a:extLst>
                         <a:ext uri="{28A0092B-C50C-407E-A947-70E740481C1C}">
                           <a14:useLocalDpi xmlns:a14="http://schemas.microsoft.com/office/drawing/2010/main" val="0"/>
@@ -2964,7 +5948,7 @@
                   <pic:spPr>
                     <a:xfrm>
                       <a:off x="0" y="0"/>
-                      <a:ext cx="7230956" cy="8344229"/>
+                      <a:ext cx="6547745" cy="7555831"/>
                     </a:xfrm>
                     <a:prstGeom prst="rect">
                       <a:avLst/>
@@ -2985,24 +5969,37 @@
     </w:p>
     <w:p>
       <w:pPr>
-        <w:ind w:left="720"/>
-        <w:rPr>
-          <w:sz w:val="28"/>
-          <w:szCs w:val="28"/>
-        </w:rPr>
-      </w:pPr>
-      <w:r>
-        <w:rPr>
-          <w:b/>
-          <w:bCs/>
-          <w:sz w:val="28"/>
-          <w:szCs w:val="28"/>
+        <w:rPr>
+          <w:rStyle w:val="Ttulo1Char"/>
+        </w:rPr>
+      </w:pPr>
+    </w:p>
+    <w:p>
+      <w:pPr>
+        <w:rPr>
+          <w:rFonts w:ascii="Times New Roman" w:hAnsi="Times New Roman" w:cs="Times New Roman"/>
+          <w:sz w:val="28"/>
+          <w:szCs w:val="28"/>
+        </w:rPr>
+      </w:pPr>
+      <w:bookmarkStart w:id="11" w:name="_Toc224311050"/>
+      <w:r>
+        <w:rPr>
+          <w:rStyle w:val="Ttulo1Char"/>
         </w:rPr>
         <w:lastRenderedPageBreak/>
+        <w:t xml:space="preserve">11. </w:t>
+      </w:r>
+      <w:r>
+        <w:rPr>
+          <w:rStyle w:val="Ttulo1Char"/>
+        </w:rPr>
         <w:t>DIAGRAMA DE SEQUÊNCIA</w:t>
       </w:r>
-      <w:r>
-        <w:rPr>
+      <w:bookmarkEnd w:id="11"/>
+      <w:r>
+        <w:rPr>
+          <w:rFonts w:ascii="Times New Roman" w:hAnsi="Times New Roman" w:cs="Times New Roman"/>
           <w:sz w:val="28"/>
           <w:szCs w:val="28"/>
         </w:rPr>
@@ -3016,12 +6013,14 @@
           <w:numId w:val="14"/>
         </w:numPr>
         <w:rPr>
-          <w:sz w:val="28"/>
-          <w:szCs w:val="28"/>
-        </w:rPr>
-      </w:pPr>
-      <w:r>
-        <w:rPr>
+          <w:rFonts w:ascii="Times New Roman" w:hAnsi="Times New Roman" w:cs="Times New Roman"/>
+          <w:sz w:val="28"/>
+          <w:szCs w:val="28"/>
+        </w:rPr>
+      </w:pPr>
+      <w:r>
+        <w:rPr>
+          <w:rFonts w:ascii="Times New Roman" w:hAnsi="Times New Roman" w:cs="Times New Roman"/>
           <w:sz w:val="28"/>
           <w:szCs w:val="28"/>
         </w:rPr>
@@ -3035,12 +6034,14 @@
           <w:numId w:val="14"/>
         </w:numPr>
         <w:rPr>
-          <w:sz w:val="28"/>
-          <w:szCs w:val="28"/>
-        </w:rPr>
-      </w:pPr>
-      <w:r>
-        <w:rPr>
+          <w:rFonts w:ascii="Times New Roman" w:hAnsi="Times New Roman" w:cs="Times New Roman"/>
+          <w:sz w:val="28"/>
+          <w:szCs w:val="28"/>
+        </w:rPr>
+      </w:pPr>
+      <w:r>
+        <w:rPr>
+          <w:rFonts w:ascii="Times New Roman" w:hAnsi="Times New Roman" w:cs="Times New Roman"/>
           <w:sz w:val="28"/>
           <w:szCs w:val="28"/>
         </w:rPr>
@@ -3107,7 +6108,7 @@
                     <pic:cNvPicPr/>
                   </pic:nvPicPr>
                   <pic:blipFill>
-                    <a:blip r:embed="rId12">
+                    <a:blip r:embed="rId13">
                       <a:extLst>
                         <a:ext uri="{28A0092B-C50C-407E-A947-70E740481C1C}">
                           <a14:useLocalDpi xmlns:a14="http://schemas.microsoft.com/office/drawing/2010/main" val="0"/>
@@ -3183,15 +6184,6 @@
     <w:p>
       <w:pPr>
         <w:rPr>
-          <w:sz w:val="32"/>
-          <w:szCs w:val="32"/>
-        </w:rPr>
-      </w:pPr>
-    </w:p>
-    <w:p>
-      <w:pPr>
-        <w:jc w:val="center"/>
-        <w:rPr>
           <w:b/>
           <w:bCs/>
           <w:i/>
@@ -3204,26 +6196,7 @@
     <w:p>
       <w:pPr>
         <w:rPr>
-          <w:b/>
-          <w:bCs/>
-          <w:sz w:val="28"/>
-          <w:szCs w:val="28"/>
-        </w:rPr>
-      </w:pPr>
-      <w:r>
-        <w:rPr>
-          <w:b/>
-          <w:bCs/>
-          <w:sz w:val="28"/>
-          <w:szCs w:val="28"/>
-        </w:rPr>
-        <w:lastRenderedPageBreak/>
-        <w:t>SPRINT 3 - 01/04/2026 e 10/04/2026</w:t>
-      </w:r>
-    </w:p>
-    <w:p>
-      <w:pPr>
-        <w:rPr>
+          <w:rFonts w:ascii="Times New Roman" w:hAnsi="Times New Roman" w:cs="Times New Roman"/>
           <w:b/>
           <w:bCs/>
           <w:sz w:val="28"/>
@@ -3238,12 +6211,14 @@
           <w:numId w:val="10"/>
         </w:numPr>
         <w:rPr>
-          <w:sz w:val="28"/>
-          <w:szCs w:val="28"/>
-        </w:rPr>
-      </w:pPr>
-      <w:r>
-        <w:rPr>
+          <w:rFonts w:ascii="Times New Roman" w:hAnsi="Times New Roman" w:cs="Times New Roman"/>
+          <w:sz w:val="28"/>
+          <w:szCs w:val="28"/>
+        </w:rPr>
+      </w:pPr>
+      <w:r>
+        <w:rPr>
+          <w:rFonts w:ascii="Times New Roman" w:hAnsi="Times New Roman" w:cs="Times New Roman"/>
           <w:sz w:val="28"/>
           <w:szCs w:val="28"/>
         </w:rPr>
@@ -3251,6 +6226,7 @@
       </w:r>
       <w:r>
         <w:rPr>
+          <w:rFonts w:ascii="Times New Roman" w:hAnsi="Times New Roman" w:cs="Times New Roman"/>
           <w:sz w:val="28"/>
           <w:szCs w:val="28"/>
         </w:rPr>
@@ -3258,6 +6234,7 @@
       </w:r>
       <w:r>
         <w:rPr>
+          <w:rFonts w:ascii="Times New Roman" w:hAnsi="Times New Roman" w:cs="Times New Roman"/>
           <w:sz w:val="28"/>
           <w:szCs w:val="28"/>
         </w:rPr>
@@ -3271,12 +6248,14 @@
           <w:numId w:val="10"/>
         </w:numPr>
         <w:rPr>
-          <w:sz w:val="28"/>
-          <w:szCs w:val="28"/>
-        </w:rPr>
-      </w:pPr>
-      <w:r>
-        <w:rPr>
+          <w:rFonts w:ascii="Times New Roman" w:hAnsi="Times New Roman" w:cs="Times New Roman"/>
+          <w:sz w:val="28"/>
+          <w:szCs w:val="28"/>
+        </w:rPr>
+      </w:pPr>
+      <w:r>
+        <w:rPr>
+          <w:rFonts w:ascii="Times New Roman" w:hAnsi="Times New Roman" w:cs="Times New Roman"/>
           <w:sz w:val="28"/>
           <w:szCs w:val="28"/>
         </w:rPr>
@@ -3285,17 +6264,6 @@
     </w:p>
     <w:p>
       <w:pPr>
-        <w:rPr>
-          <w:b/>
-          <w:bCs/>
-          <w:sz w:val="28"/>
-          <w:szCs w:val="28"/>
-        </w:rPr>
-      </w:pPr>
-    </w:p>
-    <w:p>
-      <w:pPr>
-        <w:jc w:val="center"/>
         <w:rPr>
           <w:b/>
           <w:bCs/>
@@ -3308,247 +6276,6 @@
     </w:p>
     <w:p>
       <w:pPr>
-        <w:jc w:val="center"/>
-        <w:rPr>
-          <w:b/>
-          <w:bCs/>
-          <w:i/>
-          <w:iCs/>
-          <w:sz w:val="32"/>
-          <w:szCs w:val="32"/>
-        </w:rPr>
-      </w:pPr>
-    </w:p>
-    <w:p>
-      <w:pPr>
-        <w:jc w:val="center"/>
-        <w:rPr>
-          <w:b/>
-          <w:bCs/>
-          <w:i/>
-          <w:iCs/>
-          <w:sz w:val="32"/>
-          <w:szCs w:val="32"/>
-        </w:rPr>
-      </w:pPr>
-    </w:p>
-    <w:p>
-      <w:pPr>
-        <w:jc w:val="center"/>
-        <w:rPr>
-          <w:b/>
-          <w:bCs/>
-          <w:i/>
-          <w:iCs/>
-          <w:sz w:val="32"/>
-          <w:szCs w:val="32"/>
-        </w:rPr>
-      </w:pPr>
-    </w:p>
-    <w:p>
-      <w:pPr>
-        <w:jc w:val="center"/>
-        <w:rPr>
-          <w:b/>
-          <w:bCs/>
-          <w:i/>
-          <w:iCs/>
-          <w:sz w:val="32"/>
-          <w:szCs w:val="32"/>
-        </w:rPr>
-      </w:pPr>
-    </w:p>
-    <w:p>
-      <w:pPr>
-        <w:jc w:val="center"/>
-        <w:rPr>
-          <w:b/>
-          <w:bCs/>
-          <w:i/>
-          <w:iCs/>
-          <w:sz w:val="32"/>
-          <w:szCs w:val="32"/>
-        </w:rPr>
-      </w:pPr>
-    </w:p>
-    <w:p>
-      <w:pPr>
-        <w:jc w:val="center"/>
-        <w:rPr>
-          <w:b/>
-          <w:bCs/>
-          <w:i/>
-          <w:iCs/>
-          <w:sz w:val="32"/>
-          <w:szCs w:val="32"/>
-        </w:rPr>
-      </w:pPr>
-    </w:p>
-    <w:p>
-      <w:pPr>
-        <w:jc w:val="center"/>
-        <w:rPr>
-          <w:b/>
-          <w:bCs/>
-          <w:i/>
-          <w:iCs/>
-          <w:sz w:val="32"/>
-          <w:szCs w:val="32"/>
-        </w:rPr>
-      </w:pPr>
-    </w:p>
-    <w:p>
-      <w:pPr>
-        <w:jc w:val="center"/>
-        <w:rPr>
-          <w:b/>
-          <w:bCs/>
-          <w:i/>
-          <w:iCs/>
-          <w:sz w:val="32"/>
-          <w:szCs w:val="32"/>
-        </w:rPr>
-      </w:pPr>
-    </w:p>
-    <w:p>
-      <w:pPr>
-        <w:jc w:val="center"/>
-        <w:rPr>
-          <w:b/>
-          <w:bCs/>
-          <w:i/>
-          <w:iCs/>
-          <w:sz w:val="32"/>
-          <w:szCs w:val="32"/>
-        </w:rPr>
-      </w:pPr>
-    </w:p>
-    <w:p>
-      <w:pPr>
-        <w:jc w:val="center"/>
-        <w:rPr>
-          <w:b/>
-          <w:bCs/>
-          <w:i/>
-          <w:iCs/>
-          <w:sz w:val="32"/>
-          <w:szCs w:val="32"/>
-        </w:rPr>
-      </w:pPr>
-    </w:p>
-    <w:p>
-      <w:pPr>
-        <w:jc w:val="center"/>
-        <w:rPr>
-          <w:b/>
-          <w:bCs/>
-          <w:i/>
-          <w:iCs/>
-          <w:sz w:val="32"/>
-          <w:szCs w:val="32"/>
-        </w:rPr>
-      </w:pPr>
-    </w:p>
-    <w:p>
-      <w:pPr>
-        <w:jc w:val="center"/>
-        <w:rPr>
-          <w:b/>
-          <w:bCs/>
-          <w:i/>
-          <w:iCs/>
-          <w:sz w:val="32"/>
-          <w:szCs w:val="32"/>
-        </w:rPr>
-      </w:pPr>
-    </w:p>
-    <w:p>
-      <w:pPr>
-        <w:jc w:val="center"/>
-        <w:rPr>
-          <w:b/>
-          <w:bCs/>
-          <w:i/>
-          <w:iCs/>
-          <w:sz w:val="32"/>
-          <w:szCs w:val="32"/>
-        </w:rPr>
-      </w:pPr>
-    </w:p>
-    <w:p>
-      <w:pPr>
-        <w:jc w:val="center"/>
-        <w:rPr>
-          <w:b/>
-          <w:bCs/>
-          <w:i/>
-          <w:iCs/>
-          <w:sz w:val="32"/>
-          <w:szCs w:val="32"/>
-        </w:rPr>
-      </w:pPr>
-    </w:p>
-    <w:p>
-      <w:pPr>
-        <w:jc w:val="center"/>
-        <w:rPr>
-          <w:b/>
-          <w:bCs/>
-          <w:i/>
-          <w:iCs/>
-          <w:sz w:val="32"/>
-          <w:szCs w:val="32"/>
-        </w:rPr>
-      </w:pPr>
-    </w:p>
-    <w:p>
-      <w:pPr>
-        <w:jc w:val="center"/>
-        <w:rPr>
-          <w:b/>
-          <w:bCs/>
-          <w:i/>
-          <w:iCs/>
-          <w:sz w:val="32"/>
-          <w:szCs w:val="32"/>
-        </w:rPr>
-      </w:pPr>
-    </w:p>
-    <w:p>
-      <w:pPr>
-        <w:jc w:val="center"/>
-        <w:rPr>
-          <w:b/>
-          <w:bCs/>
-          <w:i/>
-          <w:iCs/>
-          <w:sz w:val="32"/>
-          <w:szCs w:val="32"/>
-        </w:rPr>
-      </w:pPr>
-    </w:p>
-    <w:p>
-      <w:pPr>
-        <w:rPr>
-          <w:b/>
-          <w:bCs/>
-          <w:sz w:val="28"/>
-          <w:szCs w:val="28"/>
-        </w:rPr>
-      </w:pPr>
-      <w:r>
-        <w:rPr>
-          <w:b/>
-          <w:bCs/>
-          <w:sz w:val="28"/>
-          <w:szCs w:val="28"/>
-        </w:rPr>
-        <w:lastRenderedPageBreak/>
-        <w:t>SPRINT 4 - 29/04/2026 e 08/05/2026</w:t>
-      </w:r>
-    </w:p>
-    <w:p>
-      <w:pPr>
         <w:rPr>
           <w:b/>
           <w:bCs/>
@@ -3564,12 +6291,14 @@
           <w:numId w:val="11"/>
         </w:numPr>
         <w:rPr>
-          <w:sz w:val="28"/>
-          <w:szCs w:val="28"/>
-        </w:rPr>
-      </w:pPr>
-      <w:r>
-        <w:rPr>
+          <w:rFonts w:ascii="Times New Roman" w:hAnsi="Times New Roman" w:cs="Times New Roman"/>
+          <w:sz w:val="28"/>
+          <w:szCs w:val="28"/>
+        </w:rPr>
+      </w:pPr>
+      <w:r>
+        <w:rPr>
+          <w:rFonts w:ascii="Times New Roman" w:hAnsi="Times New Roman" w:cs="Times New Roman"/>
           <w:sz w:val="28"/>
           <w:szCs w:val="28"/>
         </w:rPr>
@@ -3583,27 +6312,19 @@
           <w:numId w:val="11"/>
         </w:numPr>
         <w:rPr>
-          <w:sz w:val="28"/>
-          <w:szCs w:val="28"/>
-        </w:rPr>
-      </w:pPr>
-      <w:r>
-        <w:rPr>
+          <w:rFonts w:ascii="Times New Roman" w:hAnsi="Times New Roman" w:cs="Times New Roman"/>
+          <w:sz w:val="28"/>
+          <w:szCs w:val="28"/>
+        </w:rPr>
+      </w:pPr>
+      <w:r>
+        <w:rPr>
+          <w:rFonts w:ascii="Times New Roman" w:hAnsi="Times New Roman" w:cs="Times New Roman"/>
           <w:sz w:val="28"/>
           <w:szCs w:val="28"/>
         </w:rPr>
         <w:t>Testes de Acessibilidades, funcionalidades e recursos da aplicação</w:t>
       </w:r>
-    </w:p>
-    <w:p>
-      <w:pPr>
-        <w:rPr>
-          <w:b/>
-          <w:bCs/>
-          <w:sz w:val="28"/>
-          <w:szCs w:val="28"/>
-        </w:rPr>
-      </w:pPr>
     </w:p>
     <w:p>
       <w:pPr>
@@ -3618,212 +6339,6 @@
     </w:p>
     <w:p>
       <w:pPr>
-        <w:jc w:val="center"/>
-        <w:rPr>
-          <w:b/>
-          <w:bCs/>
-          <w:sz w:val="32"/>
-          <w:szCs w:val="32"/>
-        </w:rPr>
-      </w:pPr>
-    </w:p>
-    <w:p>
-      <w:pPr>
-        <w:jc w:val="center"/>
-        <w:rPr>
-          <w:b/>
-          <w:bCs/>
-          <w:sz w:val="32"/>
-          <w:szCs w:val="32"/>
-        </w:rPr>
-      </w:pPr>
-    </w:p>
-    <w:p>
-      <w:pPr>
-        <w:jc w:val="center"/>
-        <w:rPr>
-          <w:b/>
-          <w:bCs/>
-          <w:sz w:val="32"/>
-          <w:szCs w:val="32"/>
-        </w:rPr>
-      </w:pPr>
-    </w:p>
-    <w:p>
-      <w:pPr>
-        <w:jc w:val="center"/>
-        <w:rPr>
-          <w:b/>
-          <w:bCs/>
-          <w:sz w:val="32"/>
-          <w:szCs w:val="32"/>
-        </w:rPr>
-      </w:pPr>
-    </w:p>
-    <w:p>
-      <w:pPr>
-        <w:jc w:val="center"/>
-        <w:rPr>
-          <w:b/>
-          <w:bCs/>
-          <w:sz w:val="32"/>
-          <w:szCs w:val="32"/>
-        </w:rPr>
-      </w:pPr>
-    </w:p>
-    <w:p>
-      <w:pPr>
-        <w:jc w:val="center"/>
-        <w:rPr>
-          <w:b/>
-          <w:bCs/>
-          <w:sz w:val="32"/>
-          <w:szCs w:val="32"/>
-        </w:rPr>
-      </w:pPr>
-    </w:p>
-    <w:p>
-      <w:pPr>
-        <w:jc w:val="center"/>
-        <w:rPr>
-          <w:b/>
-          <w:bCs/>
-          <w:sz w:val="32"/>
-          <w:szCs w:val="32"/>
-        </w:rPr>
-      </w:pPr>
-    </w:p>
-    <w:p>
-      <w:pPr>
-        <w:jc w:val="center"/>
-        <w:rPr>
-          <w:b/>
-          <w:bCs/>
-          <w:sz w:val="32"/>
-          <w:szCs w:val="32"/>
-        </w:rPr>
-      </w:pPr>
-    </w:p>
-    <w:p>
-      <w:pPr>
-        <w:jc w:val="center"/>
-        <w:rPr>
-          <w:b/>
-          <w:bCs/>
-          <w:sz w:val="32"/>
-          <w:szCs w:val="32"/>
-        </w:rPr>
-      </w:pPr>
-    </w:p>
-    <w:p>
-      <w:pPr>
-        <w:jc w:val="center"/>
-        <w:rPr>
-          <w:b/>
-          <w:bCs/>
-          <w:sz w:val="32"/>
-          <w:szCs w:val="32"/>
-        </w:rPr>
-      </w:pPr>
-    </w:p>
-    <w:p>
-      <w:pPr>
-        <w:jc w:val="center"/>
-        <w:rPr>
-          <w:b/>
-          <w:bCs/>
-          <w:sz w:val="32"/>
-          <w:szCs w:val="32"/>
-        </w:rPr>
-      </w:pPr>
-    </w:p>
-    <w:p>
-      <w:pPr>
-        <w:jc w:val="center"/>
-        <w:rPr>
-          <w:b/>
-          <w:bCs/>
-          <w:sz w:val="32"/>
-          <w:szCs w:val="32"/>
-        </w:rPr>
-      </w:pPr>
-    </w:p>
-    <w:p>
-      <w:pPr>
-        <w:jc w:val="center"/>
-        <w:rPr>
-          <w:b/>
-          <w:bCs/>
-          <w:sz w:val="32"/>
-          <w:szCs w:val="32"/>
-        </w:rPr>
-      </w:pPr>
-    </w:p>
-    <w:p>
-      <w:pPr>
-        <w:jc w:val="center"/>
-        <w:rPr>
-          <w:b/>
-          <w:bCs/>
-          <w:sz w:val="32"/>
-          <w:szCs w:val="32"/>
-        </w:rPr>
-      </w:pPr>
-    </w:p>
-    <w:p>
-      <w:pPr>
-        <w:jc w:val="center"/>
-        <w:rPr>
-          <w:b/>
-          <w:bCs/>
-          <w:sz w:val="32"/>
-          <w:szCs w:val="32"/>
-        </w:rPr>
-      </w:pPr>
-    </w:p>
-    <w:p>
-      <w:pPr>
-        <w:jc w:val="center"/>
-        <w:rPr>
-          <w:b/>
-          <w:bCs/>
-          <w:sz w:val="32"/>
-          <w:szCs w:val="32"/>
-        </w:rPr>
-      </w:pPr>
-    </w:p>
-    <w:p>
-      <w:pPr>
-        <w:rPr>
-          <w:b/>
-          <w:bCs/>
-          <w:sz w:val="32"/>
-          <w:szCs w:val="32"/>
-        </w:rPr>
-      </w:pPr>
-    </w:p>
-    <w:p>
-      <w:pPr>
-        <w:rPr>
-          <w:b/>
-          <w:bCs/>
-          <w:sz w:val="28"/>
-          <w:szCs w:val="28"/>
-        </w:rPr>
-      </w:pPr>
-      <w:r>
-        <w:rPr>
-          <w:b/>
-          <w:bCs/>
-          <w:sz w:val="28"/>
-          <w:szCs w:val="28"/>
-        </w:rPr>
-        <w:lastRenderedPageBreak/>
-        <w:t>SPRINT 5 - 27/05/2026 e 29/05/2026</w:t>
-      </w:r>
-    </w:p>
-    <w:p>
-      <w:pPr>
         <w:rPr>
           <w:b/>
           <w:bCs/>
@@ -3839,12 +6354,14 @@
           <w:numId w:val="12"/>
         </w:numPr>
         <w:rPr>
-          <w:sz w:val="28"/>
-          <w:szCs w:val="28"/>
-        </w:rPr>
-      </w:pPr>
-      <w:r>
-        <w:rPr>
+          <w:rFonts w:ascii="Times New Roman" w:hAnsi="Times New Roman" w:cs="Times New Roman"/>
+          <w:sz w:val="28"/>
+          <w:szCs w:val="28"/>
+        </w:rPr>
+      </w:pPr>
+      <w:r>
+        <w:rPr>
+          <w:rFonts w:ascii="Times New Roman" w:hAnsi="Times New Roman" w:cs="Times New Roman"/>
           <w:sz w:val="28"/>
           <w:szCs w:val="28"/>
         </w:rPr>
@@ -3858,12 +6375,14 @@
           <w:numId w:val="12"/>
         </w:numPr>
         <w:rPr>
-          <w:sz w:val="28"/>
-          <w:szCs w:val="28"/>
-        </w:rPr>
-      </w:pPr>
-      <w:r>
-        <w:rPr>
+          <w:rFonts w:ascii="Times New Roman" w:hAnsi="Times New Roman" w:cs="Times New Roman"/>
+          <w:sz w:val="28"/>
+          <w:szCs w:val="28"/>
+        </w:rPr>
+      </w:pPr>
+      <w:r>
+        <w:rPr>
+          <w:rFonts w:ascii="Times New Roman" w:hAnsi="Times New Roman" w:cs="Times New Roman"/>
           <w:sz w:val="28"/>
           <w:szCs w:val="28"/>
         </w:rPr>
@@ -3877,12 +6396,14 @@
           <w:numId w:val="12"/>
         </w:numPr>
         <w:rPr>
-          <w:sz w:val="28"/>
-          <w:szCs w:val="28"/>
-        </w:rPr>
-      </w:pPr>
-      <w:r>
-        <w:rPr>
+          <w:rFonts w:ascii="Times New Roman" w:hAnsi="Times New Roman" w:cs="Times New Roman"/>
+          <w:sz w:val="28"/>
+          <w:szCs w:val="28"/>
+        </w:rPr>
+      </w:pPr>
+      <w:r>
+        <w:rPr>
+          <w:rFonts w:ascii="Times New Roman" w:hAnsi="Times New Roman" w:cs="Times New Roman"/>
           <w:sz w:val="28"/>
           <w:szCs w:val="28"/>
         </w:rPr>
@@ -3896,12 +6417,14 @@
           <w:numId w:val="12"/>
         </w:numPr>
         <w:rPr>
-          <w:sz w:val="28"/>
-          <w:szCs w:val="28"/>
-        </w:rPr>
-      </w:pPr>
-      <w:r>
-        <w:rPr>
+          <w:rFonts w:ascii="Times New Roman" w:hAnsi="Times New Roman" w:cs="Times New Roman"/>
+          <w:sz w:val="28"/>
+          <w:szCs w:val="28"/>
+        </w:rPr>
+      </w:pPr>
+      <w:r>
+        <w:rPr>
+          <w:rFonts w:ascii="Times New Roman" w:hAnsi="Times New Roman" w:cs="Times New Roman"/>
           <w:sz w:val="28"/>
           <w:szCs w:val="28"/>
         </w:rPr>
@@ -3921,196 +6444,7 @@
     <w:p>
       <w:pPr>
         <w:rPr>
-          <w:b/>
-          <w:bCs/>
-          <w:sz w:val="28"/>
-          <w:szCs w:val="28"/>
-        </w:rPr>
-      </w:pPr>
-    </w:p>
-    <w:p>
-      <w:pPr>
-        <w:rPr>
-          <w:b/>
-          <w:bCs/>
-          <w:sz w:val="28"/>
-          <w:szCs w:val="28"/>
-        </w:rPr>
-      </w:pPr>
-    </w:p>
-    <w:p>
-      <w:pPr>
-        <w:rPr>
-          <w:b/>
-          <w:bCs/>
-          <w:sz w:val="28"/>
-          <w:szCs w:val="28"/>
-        </w:rPr>
-      </w:pPr>
-    </w:p>
-    <w:p>
-      <w:pPr>
-        <w:rPr>
-          <w:b/>
-          <w:bCs/>
-          <w:sz w:val="28"/>
-          <w:szCs w:val="28"/>
-        </w:rPr>
-      </w:pPr>
-    </w:p>
-    <w:p>
-      <w:pPr>
-        <w:rPr>
-          <w:b/>
-          <w:bCs/>
-          <w:sz w:val="28"/>
-          <w:szCs w:val="28"/>
-        </w:rPr>
-      </w:pPr>
-    </w:p>
-    <w:p>
-      <w:pPr>
-        <w:rPr>
-          <w:b/>
-          <w:bCs/>
-          <w:sz w:val="28"/>
-          <w:szCs w:val="28"/>
-        </w:rPr>
-      </w:pPr>
-    </w:p>
-    <w:p>
-      <w:pPr>
-        <w:rPr>
-          <w:b/>
-          <w:bCs/>
-          <w:sz w:val="28"/>
-          <w:szCs w:val="28"/>
-        </w:rPr>
-      </w:pPr>
-    </w:p>
-    <w:p>
-      <w:pPr>
-        <w:rPr>
-          <w:b/>
-          <w:bCs/>
-          <w:sz w:val="28"/>
-          <w:szCs w:val="28"/>
-        </w:rPr>
-      </w:pPr>
-    </w:p>
-    <w:p>
-      <w:pPr>
-        <w:rPr>
-          <w:b/>
-          <w:bCs/>
-          <w:sz w:val="28"/>
-          <w:szCs w:val="28"/>
-        </w:rPr>
-      </w:pPr>
-    </w:p>
-    <w:p>
-      <w:pPr>
-        <w:rPr>
-          <w:b/>
-          <w:bCs/>
-          <w:sz w:val="28"/>
-          <w:szCs w:val="28"/>
-        </w:rPr>
-      </w:pPr>
-    </w:p>
-    <w:p>
-      <w:pPr>
-        <w:rPr>
-          <w:b/>
-          <w:bCs/>
-          <w:sz w:val="28"/>
-          <w:szCs w:val="28"/>
-        </w:rPr>
-      </w:pPr>
-    </w:p>
-    <w:p>
-      <w:pPr>
-        <w:rPr>
-          <w:b/>
-          <w:bCs/>
-          <w:sz w:val="28"/>
-          <w:szCs w:val="28"/>
-        </w:rPr>
-      </w:pPr>
-    </w:p>
-    <w:p>
-      <w:pPr>
-        <w:rPr>
-          <w:b/>
-          <w:bCs/>
-          <w:sz w:val="28"/>
-          <w:szCs w:val="28"/>
-        </w:rPr>
-      </w:pPr>
-    </w:p>
-    <w:p>
-      <w:pPr>
-        <w:rPr>
-          <w:b/>
-          <w:bCs/>
-          <w:sz w:val="28"/>
-          <w:szCs w:val="28"/>
-        </w:rPr>
-      </w:pPr>
-    </w:p>
-    <w:p>
-      <w:pPr>
-        <w:rPr>
-          <w:b/>
-          <w:bCs/>
-          <w:sz w:val="28"/>
-          <w:szCs w:val="28"/>
-        </w:rPr>
-      </w:pPr>
-    </w:p>
-    <w:p>
-      <w:pPr>
-        <w:rPr>
-          <w:b/>
-          <w:bCs/>
-          <w:sz w:val="28"/>
-          <w:szCs w:val="28"/>
-        </w:rPr>
-      </w:pPr>
-    </w:p>
-    <w:p>
-      <w:pPr>
-        <w:rPr>
-          <w:b/>
-          <w:bCs/>
-          <w:sz w:val="28"/>
-          <w:szCs w:val="28"/>
-        </w:rPr>
-      </w:pPr>
-    </w:p>
-    <w:p>
-      <w:pPr>
-        <w:rPr>
-          <w:b/>
-          <w:bCs/>
-          <w:sz w:val="28"/>
-          <w:szCs w:val="28"/>
-        </w:rPr>
-      </w:pPr>
-      <w:r>
-        <w:rPr>
-          <w:b/>
-          <w:bCs/>
-          <w:sz w:val="28"/>
-          <w:szCs w:val="28"/>
-        </w:rPr>
-        <w:lastRenderedPageBreak/>
-        <w:t>SPRINT 6 - 12/06/2026 e 17/06/2026</w:t>
-      </w:r>
-    </w:p>
-    <w:p>
-      <w:pPr>
-        <w:rPr>
+          <w:rFonts w:ascii="Times New Roman" w:hAnsi="Times New Roman" w:cs="Times New Roman"/>
           <w:b/>
           <w:bCs/>
           <w:sz w:val="28"/>
@@ -4125,14 +6459,16 @@
           <w:numId w:val="4"/>
         </w:numPr>
         <w:rPr>
-          <w:sz w:val="22"/>
-          <w:szCs w:val="22"/>
-        </w:rPr>
-      </w:pPr>
-      <w:r>
-        <w:rPr>
-          <w:sz w:val="22"/>
-          <w:szCs w:val="22"/>
+          <w:rFonts w:ascii="Times New Roman" w:hAnsi="Times New Roman" w:cs="Times New Roman"/>
+          <w:sz w:val="28"/>
+          <w:szCs w:val="28"/>
+        </w:rPr>
+      </w:pPr>
+      <w:r>
+        <w:rPr>
+          <w:rFonts w:ascii="Times New Roman" w:hAnsi="Times New Roman" w:cs="Times New Roman"/>
+          <w:sz w:val="28"/>
+          <w:szCs w:val="28"/>
         </w:rPr>
         <w:t>Aplicação e execução de implantação (Parte II)</w:t>
       </w:r>
@@ -4144,17 +6480,146 @@
           <w:numId w:val="4"/>
         </w:numPr>
         <w:rPr>
-          <w:sz w:val="22"/>
-          <w:szCs w:val="22"/>
-        </w:rPr>
-      </w:pPr>
-      <w:r>
-        <w:rPr>
-          <w:sz w:val="22"/>
-          <w:szCs w:val="22"/>
+          <w:rFonts w:ascii="Times New Roman" w:hAnsi="Times New Roman" w:cs="Times New Roman"/>
+          <w:sz w:val="28"/>
+          <w:szCs w:val="28"/>
+        </w:rPr>
+      </w:pPr>
+      <w:r>
+        <w:rPr>
+          <w:rFonts w:ascii="Times New Roman" w:hAnsi="Times New Roman" w:cs="Times New Roman"/>
+          <w:sz w:val="28"/>
+          <w:szCs w:val="28"/>
         </w:rPr>
         <w:t>Entrega e apresentação dos Projetos</w:t>
       </w:r>
+    </w:p>
+    <w:p>
+      <w:pPr>
+        <w:rPr>
+          <w:b/>
+          <w:bCs/>
+          <w:sz w:val="28"/>
+          <w:szCs w:val="28"/>
+        </w:rPr>
+      </w:pPr>
+    </w:p>
+    <w:p>
+      <w:pPr>
+        <w:rPr>
+          <w:b/>
+          <w:bCs/>
+          <w:sz w:val="28"/>
+          <w:szCs w:val="28"/>
+        </w:rPr>
+      </w:pPr>
+    </w:p>
+    <w:p>
+      <w:pPr>
+        <w:rPr>
+          <w:b/>
+          <w:bCs/>
+          <w:sz w:val="28"/>
+          <w:szCs w:val="28"/>
+        </w:rPr>
+      </w:pPr>
+    </w:p>
+    <w:p>
+      <w:pPr>
+        <w:rPr>
+          <w:b/>
+          <w:bCs/>
+          <w:sz w:val="28"/>
+          <w:szCs w:val="28"/>
+        </w:rPr>
+      </w:pPr>
+    </w:p>
+    <w:p>
+      <w:pPr>
+        <w:rPr>
+          <w:b/>
+          <w:bCs/>
+          <w:sz w:val="28"/>
+          <w:szCs w:val="28"/>
+        </w:rPr>
+      </w:pPr>
+    </w:p>
+    <w:p>
+      <w:pPr>
+        <w:rPr>
+          <w:b/>
+          <w:bCs/>
+          <w:sz w:val="28"/>
+          <w:szCs w:val="28"/>
+        </w:rPr>
+      </w:pPr>
+    </w:p>
+    <w:p>
+      <w:pPr>
+        <w:rPr>
+          <w:b/>
+          <w:bCs/>
+          <w:sz w:val="28"/>
+          <w:szCs w:val="28"/>
+        </w:rPr>
+      </w:pPr>
+    </w:p>
+    <w:p>
+      <w:pPr>
+        <w:rPr>
+          <w:b/>
+          <w:bCs/>
+          <w:sz w:val="28"/>
+          <w:szCs w:val="28"/>
+        </w:rPr>
+      </w:pPr>
+    </w:p>
+    <w:p>
+      <w:pPr>
+        <w:pStyle w:val="Ttulo1"/>
+      </w:pPr>
+      <w:bookmarkStart w:id="12" w:name="_Toc197959982"/>
+      <w:bookmarkStart w:id="13" w:name="_Toc224311051"/>
+      <w:r>
+        <w:lastRenderedPageBreak/>
+        <w:t>C</w:t>
+      </w:r>
+      <w:bookmarkEnd w:id="12"/>
+      <w:r>
+        <w:t>ONCLUSÃO</w:t>
+      </w:r>
+      <w:bookmarkEnd w:id="13"/>
+    </w:p>
+    <w:p>
+      <w:pPr>
+        <w:rPr>
+          <w:rFonts w:ascii="Times New Roman" w:hAnsi="Times New Roman" w:cs="Times New Roman"/>
+          <w:b/>
+        </w:rPr>
+      </w:pPr>
+      <w:r>
+        <w:rPr>
+          <w:rFonts w:ascii="Times New Roman" w:hAnsi="Times New Roman" w:cs="Times New Roman"/>
+          <w:b/>
+        </w:rPr>
+        <w:br w:type="page"/>
+      </w:r>
+    </w:p>
+    <w:p>
+      <w:pPr>
+        <w:pStyle w:val="Ttulo1"/>
+      </w:pPr>
+      <w:bookmarkStart w:id="14" w:name="_Toc197959983"/>
+      <w:r>
+        <w:lastRenderedPageBreak/>
+        <w:t xml:space="preserve"> </w:t>
+      </w:r>
+      <w:bookmarkStart w:id="15" w:name="_Toc224311052"/>
+      <w:r>
+        <w:t>BIBLIOGRAFIA</w:t>
+      </w:r>
+      <w:bookmarkEnd w:id="14"/>
+      <w:bookmarkEnd w:id="15"/>
     </w:p>
     <w:p>
       <w:pPr>
@@ -4181,7 +6646,7 @@
   <w:abstractNum w:abstractNumId="0" w15:restartNumberingAfterBreak="0">
     <w:nsid w:val="0802748C"/>
     <w:multiLevelType w:val="hybridMultilevel"/>
-    <w:tmpl w:val="E9A28532"/>
+    <w:tmpl w:val="DD68731E"/>
     <w:lvl w:ilvl="0" w:tplc="04160001">
       <w:start w:val="1"/>
       <w:numFmt w:val="bullet"/>
@@ -4441,9 +6906,95 @@
     </w:lvl>
   </w:abstractNum>
   <w:abstractNum w:abstractNumId="2" w15:restartNumberingAfterBreak="0">
+    <w:nsid w:val="11AF18E3"/>
+    <w:multiLevelType w:val="multilevel"/>
+    <w:tmpl w:val="0416001F"/>
+    <w:lvl w:ilvl="0">
+      <w:start w:val="1"/>
+      <w:numFmt w:val="decimal"/>
+      <w:lvlText w:val="%1."/>
+      <w:lvlJc w:val="left"/>
+      <w:pPr>
+        <w:ind w:left="360" w:hanging="360"/>
+      </w:pPr>
+    </w:lvl>
+    <w:lvl w:ilvl="1">
+      <w:start w:val="1"/>
+      <w:numFmt w:val="decimal"/>
+      <w:lvlText w:val="%1.%2."/>
+      <w:lvlJc w:val="left"/>
+      <w:pPr>
+        <w:ind w:left="792" w:hanging="432"/>
+      </w:pPr>
+    </w:lvl>
+    <w:lvl w:ilvl="2">
+      <w:start w:val="1"/>
+      <w:numFmt w:val="decimal"/>
+      <w:lvlText w:val="%1.%2.%3."/>
+      <w:lvlJc w:val="left"/>
+      <w:pPr>
+        <w:ind w:left="1224" w:hanging="504"/>
+      </w:pPr>
+    </w:lvl>
+    <w:lvl w:ilvl="3">
+      <w:start w:val="1"/>
+      <w:numFmt w:val="decimal"/>
+      <w:lvlText w:val="%1.%2.%3.%4."/>
+      <w:lvlJc w:val="left"/>
+      <w:pPr>
+        <w:ind w:left="1728" w:hanging="648"/>
+      </w:pPr>
+    </w:lvl>
+    <w:lvl w:ilvl="4">
+      <w:start w:val="1"/>
+      <w:numFmt w:val="decimal"/>
+      <w:lvlText w:val="%1.%2.%3.%4.%5."/>
+      <w:lvlJc w:val="left"/>
+      <w:pPr>
+        <w:ind w:left="2232" w:hanging="792"/>
+      </w:pPr>
+    </w:lvl>
+    <w:lvl w:ilvl="5">
+      <w:start w:val="1"/>
+      <w:numFmt w:val="decimal"/>
+      <w:lvlText w:val="%1.%2.%3.%4.%5.%6."/>
+      <w:lvlJc w:val="left"/>
+      <w:pPr>
+        <w:ind w:left="2736" w:hanging="936"/>
+      </w:pPr>
+    </w:lvl>
+    <w:lvl w:ilvl="6">
+      <w:start w:val="1"/>
+      <w:numFmt w:val="decimal"/>
+      <w:lvlText w:val="%1.%2.%3.%4.%5.%6.%7."/>
+      <w:lvlJc w:val="left"/>
+      <w:pPr>
+        <w:ind w:left="3240" w:hanging="1080"/>
+      </w:pPr>
+    </w:lvl>
+    <w:lvl w:ilvl="7">
+      <w:start w:val="1"/>
+      <w:numFmt w:val="decimal"/>
+      <w:lvlText w:val="%1.%2.%3.%4.%5.%6.%7.%8."/>
+      <w:lvlJc w:val="left"/>
+      <w:pPr>
+        <w:ind w:left="3744" w:hanging="1224"/>
+      </w:pPr>
+    </w:lvl>
+    <w:lvl w:ilvl="8">
+      <w:start w:val="1"/>
+      <w:numFmt w:val="decimal"/>
+      <w:lvlText w:val="%1.%2.%3.%4.%5.%6.%7.%8.%9."/>
+      <w:lvlJc w:val="left"/>
+      <w:pPr>
+        <w:ind w:left="4320" w:hanging="1440"/>
+      </w:pPr>
+    </w:lvl>
+  </w:abstractNum>
+  <w:abstractNum w:abstractNumId="3" w15:restartNumberingAfterBreak="0">
     <w:nsid w:val="12F33276"/>
     <w:multiLevelType w:val="hybridMultilevel"/>
-    <w:tmpl w:val="2BD025A0"/>
+    <w:tmpl w:val="3634EF9A"/>
     <w:lvl w:ilvl="0" w:tplc="04160001">
       <w:start w:val="1"/>
       <w:numFmt w:val="bullet"/>
@@ -4553,7 +7104,7 @@
       </w:rPr>
     </w:lvl>
   </w:abstractNum>
-  <w:abstractNum w:abstractNumId="3" w15:restartNumberingAfterBreak="0">
+  <w:abstractNum w:abstractNumId="4" w15:restartNumberingAfterBreak="0">
     <w:nsid w:val="22236375"/>
     <w:multiLevelType w:val="multilevel"/>
     <w:tmpl w:val="A718C64A"/>
@@ -4702,7 +7253,7 @@
       </w:rPr>
     </w:lvl>
   </w:abstractNum>
-  <w:abstractNum w:abstractNumId="4" w15:restartNumberingAfterBreak="0">
+  <w:abstractNum w:abstractNumId="5" w15:restartNumberingAfterBreak="0">
     <w:nsid w:val="24283C7D"/>
     <w:multiLevelType w:val="multilevel"/>
     <w:tmpl w:val="6B561CD4"/>
@@ -4851,7 +7402,7 @@
       </w:rPr>
     </w:lvl>
   </w:abstractNum>
-  <w:abstractNum w:abstractNumId="5" w15:restartNumberingAfterBreak="0">
+  <w:abstractNum w:abstractNumId="6" w15:restartNumberingAfterBreak="0">
     <w:nsid w:val="31CD30C8"/>
     <w:multiLevelType w:val="multilevel"/>
     <w:tmpl w:val="655E42D0"/>
@@ -5000,7 +7551,7 @@
       </w:rPr>
     </w:lvl>
   </w:abstractNum>
-  <w:abstractNum w:abstractNumId="6" w15:restartNumberingAfterBreak="0">
+  <w:abstractNum w:abstractNumId="7" w15:restartNumberingAfterBreak="0">
     <w:nsid w:val="47154383"/>
     <w:multiLevelType w:val="hybridMultilevel"/>
     <w:tmpl w:val="6532BC12"/>
@@ -5113,7 +7664,93 @@
       </w:rPr>
     </w:lvl>
   </w:abstractNum>
-  <w:abstractNum w:abstractNumId="7" w15:restartNumberingAfterBreak="0">
+  <w:abstractNum w:abstractNumId="8" w15:restartNumberingAfterBreak="0">
+    <w:nsid w:val="478150F6"/>
+    <w:multiLevelType w:val="hybridMultilevel"/>
+    <w:tmpl w:val="73D2A8CE"/>
+    <w:lvl w:ilvl="0" w:tplc="0416000F">
+      <w:start w:val="1"/>
+      <w:numFmt w:val="decimal"/>
+      <w:lvlText w:val="%1."/>
+      <w:lvlJc w:val="left"/>
+      <w:pPr>
+        <w:ind w:left="1080" w:hanging="360"/>
+      </w:pPr>
+    </w:lvl>
+    <w:lvl w:ilvl="1" w:tplc="04160019" w:tentative="1">
+      <w:start w:val="1"/>
+      <w:numFmt w:val="lowerLetter"/>
+      <w:lvlText w:val="%2."/>
+      <w:lvlJc w:val="left"/>
+      <w:pPr>
+        <w:ind w:left="1800" w:hanging="360"/>
+      </w:pPr>
+    </w:lvl>
+    <w:lvl w:ilvl="2" w:tplc="0416001B" w:tentative="1">
+      <w:start w:val="1"/>
+      <w:numFmt w:val="lowerRoman"/>
+      <w:lvlText w:val="%3."/>
+      <w:lvlJc w:val="right"/>
+      <w:pPr>
+        <w:ind w:left="2520" w:hanging="180"/>
+      </w:pPr>
+    </w:lvl>
+    <w:lvl w:ilvl="3" w:tplc="0416000F" w:tentative="1">
+      <w:start w:val="1"/>
+      <w:numFmt w:val="decimal"/>
+      <w:lvlText w:val="%4."/>
+      <w:lvlJc w:val="left"/>
+      <w:pPr>
+        <w:ind w:left="3240" w:hanging="360"/>
+      </w:pPr>
+    </w:lvl>
+    <w:lvl w:ilvl="4" w:tplc="04160019" w:tentative="1">
+      <w:start w:val="1"/>
+      <w:numFmt w:val="lowerLetter"/>
+      <w:lvlText w:val="%5."/>
+      <w:lvlJc w:val="left"/>
+      <w:pPr>
+        <w:ind w:left="3960" w:hanging="360"/>
+      </w:pPr>
+    </w:lvl>
+    <w:lvl w:ilvl="5" w:tplc="0416001B" w:tentative="1">
+      <w:start w:val="1"/>
+      <w:numFmt w:val="lowerRoman"/>
+      <w:lvlText w:val="%6."/>
+      <w:lvlJc w:val="right"/>
+      <w:pPr>
+        <w:ind w:left="4680" w:hanging="180"/>
+      </w:pPr>
+    </w:lvl>
+    <w:lvl w:ilvl="6" w:tplc="0416000F" w:tentative="1">
+      <w:start w:val="1"/>
+      <w:numFmt w:val="decimal"/>
+      <w:lvlText w:val="%7."/>
+      <w:lvlJc w:val="left"/>
+      <w:pPr>
+        <w:ind w:left="5400" w:hanging="360"/>
+      </w:pPr>
+    </w:lvl>
+    <w:lvl w:ilvl="7" w:tplc="04160019" w:tentative="1">
+      <w:start w:val="1"/>
+      <w:numFmt w:val="lowerLetter"/>
+      <w:lvlText w:val="%8."/>
+      <w:lvlJc w:val="left"/>
+      <w:pPr>
+        <w:ind w:left="6120" w:hanging="360"/>
+      </w:pPr>
+    </w:lvl>
+    <w:lvl w:ilvl="8" w:tplc="0416001B" w:tentative="1">
+      <w:start w:val="1"/>
+      <w:numFmt w:val="lowerRoman"/>
+      <w:lvlText w:val="%9."/>
+      <w:lvlJc w:val="right"/>
+      <w:pPr>
+        <w:ind w:left="6840" w:hanging="180"/>
+      </w:pPr>
+    </w:lvl>
+  </w:abstractNum>
+  <w:abstractNum w:abstractNumId="9" w15:restartNumberingAfterBreak="0">
     <w:nsid w:val="5A1A6F46"/>
     <w:multiLevelType w:val="multilevel"/>
     <w:tmpl w:val="4A0625A8"/>
@@ -5262,7 +7899,7 @@
       </w:rPr>
     </w:lvl>
   </w:abstractNum>
-  <w:abstractNum w:abstractNumId="8" w15:restartNumberingAfterBreak="0">
+  <w:abstractNum w:abstractNumId="10" w15:restartNumberingAfterBreak="0">
     <w:nsid w:val="5CD10BB3"/>
     <w:multiLevelType w:val="multilevel"/>
     <w:tmpl w:val="22E40214"/>
@@ -5411,7 +8048,7 @@
       </w:rPr>
     </w:lvl>
   </w:abstractNum>
-  <w:abstractNum w:abstractNumId="9" w15:restartNumberingAfterBreak="0">
+  <w:abstractNum w:abstractNumId="11" w15:restartNumberingAfterBreak="0">
     <w:nsid w:val="607654E1"/>
     <w:multiLevelType w:val="multilevel"/>
     <w:tmpl w:val="1A72F0B4"/>
@@ -5560,7 +8197,7 @@
       </w:rPr>
     </w:lvl>
   </w:abstractNum>
-  <w:abstractNum w:abstractNumId="10" w15:restartNumberingAfterBreak="0">
+  <w:abstractNum w:abstractNumId="12" w15:restartNumberingAfterBreak="0">
     <w:nsid w:val="72B26D83"/>
     <w:multiLevelType w:val="hybridMultilevel"/>
     <w:tmpl w:val="2A60F54A"/>
@@ -5673,7 +8310,7 @@
       </w:rPr>
     </w:lvl>
   </w:abstractNum>
-  <w:abstractNum w:abstractNumId="11" w15:restartNumberingAfterBreak="0">
+  <w:abstractNum w:abstractNumId="13" w15:restartNumberingAfterBreak="0">
     <w:nsid w:val="74A70848"/>
     <w:multiLevelType w:val="hybridMultilevel"/>
     <w:tmpl w:val="B9A810FE"/>
@@ -5786,7 +8423,7 @@
       </w:rPr>
     </w:lvl>
   </w:abstractNum>
-  <w:abstractNum w:abstractNumId="12" w15:restartNumberingAfterBreak="0">
+  <w:abstractNum w:abstractNumId="14" w15:restartNumberingAfterBreak="0">
     <w:nsid w:val="7739141E"/>
     <w:multiLevelType w:val="multilevel"/>
     <w:tmpl w:val="FB6C1E3E"/>
@@ -5935,7 +8572,7 @@
       </w:rPr>
     </w:lvl>
   </w:abstractNum>
-  <w:abstractNum w:abstractNumId="13" w15:restartNumberingAfterBreak="0">
+  <w:abstractNum w:abstractNumId="15" w15:restartNumberingAfterBreak="0">
     <w:nsid w:val="78424C60"/>
     <w:multiLevelType w:val="multilevel"/>
     <w:tmpl w:val="96FCCB4A"/>
@@ -6085,46 +8722,52 @@
     </w:lvl>
   </w:abstractNum>
   <w:num w:numId="1" w16cid:durableId="793475490">
-    <w:abstractNumId w:val="13"/>
+    <w:abstractNumId w:val="15"/>
   </w:num>
   <w:num w:numId="2" w16cid:durableId="1318067571">
-    <w:abstractNumId w:val="5"/>
+    <w:abstractNumId w:val="6"/>
   </w:num>
   <w:num w:numId="3" w16cid:durableId="2077168121">
     <w:abstractNumId w:val="1"/>
   </w:num>
   <w:num w:numId="4" w16cid:durableId="1467503092">
-    <w:abstractNumId w:val="12"/>
+    <w:abstractNumId w:val="14"/>
   </w:num>
   <w:num w:numId="5" w16cid:durableId="1374766507">
-    <w:abstractNumId w:val="10"/>
+    <w:abstractNumId w:val="12"/>
   </w:num>
   <w:num w:numId="6" w16cid:durableId="36319975">
     <w:abstractNumId w:val="0"/>
   </w:num>
   <w:num w:numId="7" w16cid:durableId="921527232">
-    <w:abstractNumId w:val="2"/>
+    <w:abstractNumId w:val="3"/>
   </w:num>
   <w:num w:numId="8" w16cid:durableId="173809220">
-    <w:abstractNumId w:val="6"/>
+    <w:abstractNumId w:val="7"/>
   </w:num>
   <w:num w:numId="9" w16cid:durableId="367607456">
-    <w:abstractNumId w:val="7"/>
+    <w:abstractNumId w:val="9"/>
   </w:num>
   <w:num w:numId="10" w16cid:durableId="260068750">
+    <w:abstractNumId w:val="10"/>
+  </w:num>
+  <w:num w:numId="11" w16cid:durableId="1377008269">
+    <w:abstractNumId w:val="4"/>
+  </w:num>
+  <w:num w:numId="12" w16cid:durableId="536085274">
+    <w:abstractNumId w:val="5"/>
+  </w:num>
+  <w:num w:numId="13" w16cid:durableId="278218459">
+    <w:abstractNumId w:val="13"/>
+  </w:num>
+  <w:num w:numId="14" w16cid:durableId="1664356306">
+    <w:abstractNumId w:val="11"/>
+  </w:num>
+  <w:num w:numId="15" w16cid:durableId="1194079480">
     <w:abstractNumId w:val="8"/>
   </w:num>
-  <w:num w:numId="11" w16cid:durableId="1377008269">
-    <w:abstractNumId w:val="3"/>
-  </w:num>
-  <w:num w:numId="12" w16cid:durableId="536085274">
-    <w:abstractNumId w:val="4"/>
-  </w:num>
-  <w:num w:numId="13" w16cid:durableId="278218459">
-    <w:abstractNumId w:val="11"/>
-  </w:num>
-  <w:num w:numId="14" w16cid:durableId="1664356306">
-    <w:abstractNumId w:val="9"/>
+  <w:num w:numId="16" w16cid:durableId="291906954">
+    <w:abstractNumId w:val="2"/>
   </w:num>
 </w:numbering>
 </file>
@@ -6733,7 +9376,6 @@
   <w:style w:type="character" w:default="1" w:styleId="Fontepargpadro">
     <w:name w:val="Default Paragraph Font"/>
     <w:uiPriority w:val="1"/>
-    <w:semiHidden/>
     <w:unhideWhenUsed/>
   </w:style>
   <w:style w:type="table" w:default="1" w:styleId="Tabelanormal">
@@ -7070,6 +9712,80 @@
       <w:shd w:val="clear" w:color="auto" w:fill="E1DFDD"/>
     </w:rPr>
   </w:style>
+  <w:style w:type="paragraph" w:styleId="CabealhodoSumrio">
+    <w:name w:val="TOC Heading"/>
+    <w:basedOn w:val="Ttulo1"/>
+    <w:next w:val="Normal"/>
+    <w:uiPriority w:val="39"/>
+    <w:unhideWhenUsed/>
+    <w:qFormat/>
+    <w:rsid w:val="00141DB3"/>
+    <w:pPr>
+      <w:spacing w:before="240" w:after="0" w:line="259" w:lineRule="auto"/>
+      <w:outlineLvl w:val="9"/>
+    </w:pPr>
+    <w:rPr>
+      <w:kern w:val="0"/>
+      <w:sz w:val="32"/>
+      <w:szCs w:val="32"/>
+      <w:lang w:eastAsia="pt-BR"/>
+      <w14:ligatures w14:val="none"/>
+    </w:rPr>
+  </w:style>
+  <w:style w:type="paragraph" w:styleId="Sumrio1">
+    <w:name w:val="toc 1"/>
+    <w:basedOn w:val="Normal"/>
+    <w:next w:val="Normal"/>
+    <w:autoRedefine/>
+    <w:uiPriority w:val="39"/>
+    <w:unhideWhenUsed/>
+    <w:rsid w:val="00141DB3"/>
+    <w:pPr>
+      <w:spacing w:after="100"/>
+    </w:pPr>
+  </w:style>
+  <w:style w:type="paragraph" w:styleId="Sumrio2">
+    <w:name w:val="toc 2"/>
+    <w:basedOn w:val="Normal"/>
+    <w:next w:val="Normal"/>
+    <w:autoRedefine/>
+    <w:uiPriority w:val="39"/>
+    <w:unhideWhenUsed/>
+    <w:rsid w:val="00100BEB"/>
+    <w:pPr>
+      <w:spacing w:after="100" w:line="259" w:lineRule="auto"/>
+      <w:ind w:left="220"/>
+    </w:pPr>
+    <w:rPr>
+      <w:rFonts w:eastAsiaTheme="minorEastAsia" w:cs="Times New Roman"/>
+      <w:kern w:val="0"/>
+      <w:sz w:val="22"/>
+      <w:szCs w:val="22"/>
+      <w:lang w:eastAsia="pt-BR"/>
+      <w14:ligatures w14:val="none"/>
+    </w:rPr>
+  </w:style>
+  <w:style w:type="paragraph" w:styleId="Sumrio3">
+    <w:name w:val="toc 3"/>
+    <w:basedOn w:val="Normal"/>
+    <w:next w:val="Normal"/>
+    <w:autoRedefine/>
+    <w:uiPriority w:val="39"/>
+    <w:unhideWhenUsed/>
+    <w:rsid w:val="00100BEB"/>
+    <w:pPr>
+      <w:spacing w:after="100" w:line="259" w:lineRule="auto"/>
+      <w:ind w:left="440"/>
+    </w:pPr>
+    <w:rPr>
+      <w:rFonts w:eastAsiaTheme="minorEastAsia" w:cs="Times New Roman"/>
+      <w:kern w:val="0"/>
+      <w:sz w:val="22"/>
+      <w:szCs w:val="22"/>
+      <w:lang w:eastAsia="pt-BR"/>
+      <w14:ligatures w14:val="none"/>
+    </w:rPr>
+  </w:style>
 </w:styles>
 </file>
 
